--- a/IB/6/Отчёт_6.docx
+++ b/IB/6/Отчёт_6.docx
@@ -995,9 +995,7 @@
       <w:pPr>
         <w:ind w:right="-30" w:firstLine="0"/>
         <w:rPr>
-          <w:rFonts w:eastAsia="Times New Roman" w:cs="Times New Roman"/>
-          <w:szCs w:val="28"/>
-          <w:lang w:eastAsia="ru-RU"/>
+          <w:rFonts w:cs="Times New Roman"/>
         </w:rPr>
       </w:pPr>
     </w:p>
@@ -1175,7 +1173,7 @@
           <w:r>
             <w:fldChar w:fldCharType="separate"/>
           </w:r>
-          <w:hyperlink w:anchor="_Toc225553895" w:history="1">
+          <w:hyperlink w:anchor="_Toc226184657" w:history="1">
             <w:r>
               <w:rPr>
                 <w:rStyle w:val="af0"/>
@@ -1202,7 +1200,7 @@
                 <w:noProof/>
                 <w:webHidden/>
               </w:rPr>
-              <w:instrText xml:space="preserve"> PAGEREF _Toc225553895 \h </w:instrText>
+              <w:instrText xml:space="preserve"> PAGEREF _Toc226184657 \h </w:instrText>
             </w:r>
             <w:r>
               <w:rPr>
@@ -1246,7 +1244,7 @@
               <w14:ligatures w14:val="standardContextual"/>
             </w:rPr>
           </w:pPr>
-          <w:hyperlink w:anchor="_Toc225553896" w:history="1">
+          <w:hyperlink w:anchor="_Toc226184658" w:history="1">
             <w:r>
               <w:rPr>
                 <w:rStyle w:val="af0"/>
@@ -1273,7 +1271,7 @@
                 <w:noProof/>
                 <w:webHidden/>
               </w:rPr>
-              <w:instrText xml:space="preserve"> PAGEREF _Toc225553896 \h </w:instrText>
+              <w:instrText xml:space="preserve"> PAGEREF _Toc226184658 \h </w:instrText>
             </w:r>
             <w:r>
               <w:rPr>
@@ -1294,6 +1292,366 @@
                 <w:webHidden/>
               </w:rPr>
               <w:t>4</w:t>
+            </w:r>
+            <w:r>
+              <w:rPr>
+                <w:noProof/>
+                <w:webHidden/>
+              </w:rPr>
+              <w:fldChar w:fldCharType="end"/>
+            </w:r>
+          </w:hyperlink>
+        </w:p>
+        <w:p>
+          <w:pPr>
+            <w:pStyle w:val="12"/>
+            <w:ind w:firstLine="284"/>
+            <w:rPr>
+              <w:rFonts w:asciiTheme="minorHAnsi" w:eastAsiaTheme="minorEastAsia" w:hAnsiTheme="minorHAnsi"/>
+              <w:noProof/>
+              <w:kern w:val="2"/>
+              <w:sz w:val="24"/>
+              <w:szCs w:val="24"/>
+              <w:lang w:val="en-US"/>
+              <w14:ligatures w14:val="standardContextual"/>
+            </w:rPr>
+          </w:pPr>
+          <w:hyperlink w:anchor="_Toc226184659" w:history="1">
+            <w:r>
+              <w:rPr>
+                <w:rStyle w:val="af0"/>
+                <w:noProof/>
+              </w:rPr>
+              <w:t>1.1 Краткая историческая справка</w:t>
+            </w:r>
+            <w:r>
+              <w:rPr>
+                <w:noProof/>
+                <w:webHidden/>
+              </w:rPr>
+              <w:tab/>
+            </w:r>
+            <w:r>
+              <w:rPr>
+                <w:noProof/>
+                <w:webHidden/>
+              </w:rPr>
+              <w:fldChar w:fldCharType="begin"/>
+            </w:r>
+            <w:r>
+              <w:rPr>
+                <w:noProof/>
+                <w:webHidden/>
+              </w:rPr>
+              <w:instrText xml:space="preserve"> PAGEREF _Toc226184659 \h </w:instrText>
+            </w:r>
+            <w:r>
+              <w:rPr>
+                <w:noProof/>
+                <w:webHidden/>
+              </w:rPr>
+            </w:r>
+            <w:r>
+              <w:rPr>
+                <w:noProof/>
+                <w:webHidden/>
+              </w:rPr>
+              <w:fldChar w:fldCharType="separate"/>
+            </w:r>
+            <w:r>
+              <w:rPr>
+                <w:noProof/>
+                <w:webHidden/>
+              </w:rPr>
+              <w:t>4</w:t>
+            </w:r>
+            <w:r>
+              <w:rPr>
+                <w:noProof/>
+                <w:webHidden/>
+              </w:rPr>
+              <w:fldChar w:fldCharType="end"/>
+            </w:r>
+          </w:hyperlink>
+        </w:p>
+        <w:p>
+          <w:pPr>
+            <w:pStyle w:val="12"/>
+            <w:ind w:firstLine="284"/>
+            <w:rPr>
+              <w:rFonts w:asciiTheme="minorHAnsi" w:eastAsiaTheme="minorEastAsia" w:hAnsiTheme="minorHAnsi"/>
+              <w:noProof/>
+              <w:kern w:val="2"/>
+              <w:sz w:val="24"/>
+              <w:szCs w:val="24"/>
+              <w:lang w:val="en-US"/>
+              <w14:ligatures w14:val="standardContextual"/>
+            </w:rPr>
+          </w:pPr>
+          <w:hyperlink w:anchor="_Toc226184660" w:history="1">
+            <w:r>
+              <w:rPr>
+                <w:rStyle w:val="af0"/>
+                <w:noProof/>
+              </w:rPr>
+              <w:t>1.2 Конструкция и принцип работы «Энигмы»</w:t>
+            </w:r>
+            <w:r>
+              <w:rPr>
+                <w:noProof/>
+                <w:webHidden/>
+              </w:rPr>
+              <w:tab/>
+            </w:r>
+            <w:r>
+              <w:rPr>
+                <w:noProof/>
+                <w:webHidden/>
+              </w:rPr>
+              <w:fldChar w:fldCharType="begin"/>
+            </w:r>
+            <w:r>
+              <w:rPr>
+                <w:noProof/>
+                <w:webHidden/>
+              </w:rPr>
+              <w:instrText xml:space="preserve"> PAGEREF _Toc226184660 \h </w:instrText>
+            </w:r>
+            <w:r>
+              <w:rPr>
+                <w:noProof/>
+                <w:webHidden/>
+              </w:rPr>
+            </w:r>
+            <w:r>
+              <w:rPr>
+                <w:noProof/>
+                <w:webHidden/>
+              </w:rPr>
+              <w:fldChar w:fldCharType="separate"/>
+            </w:r>
+            <w:r>
+              <w:rPr>
+                <w:noProof/>
+                <w:webHidden/>
+              </w:rPr>
+              <w:t>4</w:t>
+            </w:r>
+            <w:r>
+              <w:rPr>
+                <w:noProof/>
+                <w:webHidden/>
+              </w:rPr>
+              <w:fldChar w:fldCharType="end"/>
+            </w:r>
+          </w:hyperlink>
+        </w:p>
+        <w:p>
+          <w:pPr>
+            <w:pStyle w:val="12"/>
+            <w:ind w:firstLine="284"/>
+            <w:rPr>
+              <w:rFonts w:asciiTheme="minorHAnsi" w:eastAsiaTheme="minorEastAsia" w:hAnsiTheme="minorHAnsi"/>
+              <w:noProof/>
+              <w:kern w:val="2"/>
+              <w:sz w:val="24"/>
+              <w:szCs w:val="24"/>
+              <w:lang w:val="en-US"/>
+              <w14:ligatures w14:val="standardContextual"/>
+            </w:rPr>
+          </w:pPr>
+          <w:hyperlink w:anchor="_Toc226184661" w:history="1">
+            <w:r>
+              <w:rPr>
+                <w:rStyle w:val="af0"/>
+                <w:noProof/>
+              </w:rPr>
+              <w:t>1.3 Методы шифрования «Энигмы»</w:t>
+            </w:r>
+            <w:r>
+              <w:rPr>
+                <w:noProof/>
+                <w:webHidden/>
+              </w:rPr>
+              <w:tab/>
+            </w:r>
+            <w:r>
+              <w:rPr>
+                <w:noProof/>
+                <w:webHidden/>
+              </w:rPr>
+              <w:fldChar w:fldCharType="begin"/>
+            </w:r>
+            <w:r>
+              <w:rPr>
+                <w:noProof/>
+                <w:webHidden/>
+              </w:rPr>
+              <w:instrText xml:space="preserve"> PAGEREF _Toc226184661 \h </w:instrText>
+            </w:r>
+            <w:r>
+              <w:rPr>
+                <w:noProof/>
+                <w:webHidden/>
+              </w:rPr>
+            </w:r>
+            <w:r>
+              <w:rPr>
+                <w:noProof/>
+                <w:webHidden/>
+              </w:rPr>
+              <w:fldChar w:fldCharType="separate"/>
+            </w:r>
+            <w:r>
+              <w:rPr>
+                <w:noProof/>
+                <w:webHidden/>
+              </w:rPr>
+              <w:t>5</w:t>
+            </w:r>
+            <w:r>
+              <w:rPr>
+                <w:noProof/>
+                <w:webHidden/>
+              </w:rPr>
+              <w:fldChar w:fldCharType="end"/>
+            </w:r>
+          </w:hyperlink>
+        </w:p>
+        <w:p>
+          <w:pPr>
+            <w:pStyle w:val="12"/>
+            <w:ind w:firstLine="284"/>
+            <w:rPr>
+              <w:rFonts w:asciiTheme="minorHAnsi" w:eastAsiaTheme="minorEastAsia" w:hAnsiTheme="minorHAnsi"/>
+              <w:noProof/>
+              <w:kern w:val="2"/>
+              <w:sz w:val="24"/>
+              <w:szCs w:val="24"/>
+              <w:lang w:val="en-US"/>
+              <w14:ligatures w14:val="standardContextual"/>
+            </w:rPr>
+          </w:pPr>
+          <w:hyperlink w:anchor="_Toc226184662" w:history="1">
+            <w:r>
+              <w:rPr>
+                <w:rStyle w:val="af0"/>
+                <w:noProof/>
+              </w:rPr>
+              <w:t>1.4 Оценка криптостойкости «Энигмы»</w:t>
+            </w:r>
+            <w:r>
+              <w:rPr>
+                <w:noProof/>
+                <w:webHidden/>
+              </w:rPr>
+              <w:tab/>
+            </w:r>
+            <w:r>
+              <w:rPr>
+                <w:noProof/>
+                <w:webHidden/>
+              </w:rPr>
+              <w:fldChar w:fldCharType="begin"/>
+            </w:r>
+            <w:r>
+              <w:rPr>
+                <w:noProof/>
+                <w:webHidden/>
+              </w:rPr>
+              <w:instrText xml:space="preserve"> PAGEREF _Toc226184662 \h </w:instrText>
+            </w:r>
+            <w:r>
+              <w:rPr>
+                <w:noProof/>
+                <w:webHidden/>
+              </w:rPr>
+            </w:r>
+            <w:r>
+              <w:rPr>
+                <w:noProof/>
+                <w:webHidden/>
+              </w:rPr>
+              <w:fldChar w:fldCharType="separate"/>
+            </w:r>
+            <w:r>
+              <w:rPr>
+                <w:noProof/>
+                <w:webHidden/>
+              </w:rPr>
+              <w:t>5</w:t>
+            </w:r>
+            <w:r>
+              <w:rPr>
+                <w:noProof/>
+                <w:webHidden/>
+              </w:rPr>
+              <w:fldChar w:fldCharType="end"/>
+            </w:r>
+          </w:hyperlink>
+        </w:p>
+        <w:p>
+          <w:pPr>
+            <w:pStyle w:val="12"/>
+            <w:ind w:firstLine="284"/>
+            <w:rPr>
+              <w:rFonts w:asciiTheme="minorHAnsi" w:eastAsiaTheme="minorEastAsia" w:hAnsiTheme="minorHAnsi"/>
+              <w:noProof/>
+              <w:kern w:val="2"/>
+              <w:sz w:val="24"/>
+              <w:szCs w:val="24"/>
+              <w:lang w:val="en-US"/>
+              <w14:ligatures w14:val="standardContextual"/>
+            </w:rPr>
+          </w:pPr>
+          <w:hyperlink w:anchor="_Toc226184663" w:history="1">
+            <w:r>
+              <w:rPr>
+                <w:rStyle w:val="af0"/>
+                <w:noProof/>
+              </w:rPr>
+              <w:t>1.5 Вывод по разделу</w:t>
+            </w:r>
+            <w:r>
+              <w:rPr>
+                <w:noProof/>
+                <w:webHidden/>
+              </w:rPr>
+              <w:tab/>
+            </w:r>
+            <w:r>
+              <w:rPr>
+                <w:noProof/>
+                <w:webHidden/>
+              </w:rPr>
+              <w:fldChar w:fldCharType="begin"/>
+            </w:r>
+            <w:r>
+              <w:rPr>
+                <w:noProof/>
+                <w:webHidden/>
+              </w:rPr>
+              <w:instrText xml:space="preserve"> PAGEREF _Toc226184663 \h </w:instrText>
+            </w:r>
+            <w:r>
+              <w:rPr>
+                <w:noProof/>
+                <w:webHidden/>
+              </w:rPr>
+            </w:r>
+            <w:r>
+              <w:rPr>
+                <w:noProof/>
+                <w:webHidden/>
+              </w:rPr>
+              <w:fldChar w:fldCharType="separate"/>
+            </w:r>
+            <w:r>
+              <w:rPr>
+                <w:noProof/>
+                <w:webHidden/>
+              </w:rPr>
+              <w:t>6</w:t>
             </w:r>
             <w:r>
               <w:rPr>
@@ -1317,13 +1675,13 @@
               <w14:ligatures w14:val="standardContextual"/>
             </w:rPr>
           </w:pPr>
-          <w:hyperlink w:anchor="_Toc225553897" w:history="1">
+          <w:hyperlink w:anchor="_Toc226184664" w:history="1">
             <w:r>
               <w:rPr>
                 <w:rStyle w:val="af0"/>
                 <w:noProof/>
               </w:rPr>
-              <w:t>1.1 Краткая историческая справка</w:t>
+              <w:t>2 Описание разработанного приложения</w:t>
             </w:r>
             <w:r>
               <w:rPr>
@@ -1344,7 +1702,7 @@
                 <w:noProof/>
                 <w:webHidden/>
               </w:rPr>
-              <w:instrText xml:space="preserve"> PAGEREF _Toc225553897 \h </w:instrText>
+              <w:instrText xml:space="preserve"> PAGEREF _Toc226184664 \h </w:instrText>
             </w:r>
             <w:r>
               <w:rPr>
@@ -1364,7 +1722,151 @@
                 <w:noProof/>
                 <w:webHidden/>
               </w:rPr>
-              <w:t>4</w:t>
+              <w:t>7</w:t>
+            </w:r>
+            <w:r>
+              <w:rPr>
+                <w:noProof/>
+                <w:webHidden/>
+              </w:rPr>
+              <w:fldChar w:fldCharType="end"/>
+            </w:r>
+          </w:hyperlink>
+        </w:p>
+        <w:p>
+          <w:pPr>
+            <w:pStyle w:val="12"/>
+            <w:ind w:firstLine="284"/>
+            <w:rPr>
+              <w:rFonts w:asciiTheme="minorHAnsi" w:eastAsiaTheme="minorEastAsia" w:hAnsiTheme="minorHAnsi"/>
+              <w:noProof/>
+              <w:kern w:val="2"/>
+              <w:sz w:val="24"/>
+              <w:szCs w:val="24"/>
+              <w:lang w:val="en-US"/>
+              <w14:ligatures w14:val="standardContextual"/>
+            </w:rPr>
+          </w:pPr>
+          <w:hyperlink w:anchor="_Toc226184665" w:history="1">
+            <w:r>
+              <w:rPr>
+                <w:rStyle w:val="af0"/>
+                <w:noProof/>
+              </w:rPr>
+              <w:t>2.1 Назначение программы</w:t>
+            </w:r>
+            <w:r>
+              <w:rPr>
+                <w:noProof/>
+                <w:webHidden/>
+              </w:rPr>
+              <w:tab/>
+            </w:r>
+            <w:r>
+              <w:rPr>
+                <w:noProof/>
+                <w:webHidden/>
+              </w:rPr>
+              <w:fldChar w:fldCharType="begin"/>
+            </w:r>
+            <w:r>
+              <w:rPr>
+                <w:noProof/>
+                <w:webHidden/>
+              </w:rPr>
+              <w:instrText xml:space="preserve"> PAGEREF _Toc226184665 \h </w:instrText>
+            </w:r>
+            <w:r>
+              <w:rPr>
+                <w:noProof/>
+                <w:webHidden/>
+              </w:rPr>
+            </w:r>
+            <w:r>
+              <w:rPr>
+                <w:noProof/>
+                <w:webHidden/>
+              </w:rPr>
+              <w:fldChar w:fldCharType="separate"/>
+            </w:r>
+            <w:r>
+              <w:rPr>
+                <w:noProof/>
+                <w:webHidden/>
+              </w:rPr>
+              <w:t>7</w:t>
+            </w:r>
+            <w:r>
+              <w:rPr>
+                <w:noProof/>
+                <w:webHidden/>
+              </w:rPr>
+              <w:fldChar w:fldCharType="end"/>
+            </w:r>
+          </w:hyperlink>
+        </w:p>
+        <w:p>
+          <w:pPr>
+            <w:pStyle w:val="12"/>
+            <w:ind w:firstLine="284"/>
+            <w:rPr>
+              <w:rFonts w:asciiTheme="minorHAnsi" w:eastAsiaTheme="minorEastAsia" w:hAnsiTheme="minorHAnsi"/>
+              <w:noProof/>
+              <w:kern w:val="2"/>
+              <w:sz w:val="24"/>
+              <w:szCs w:val="24"/>
+              <w:lang w:val="en-US"/>
+              <w14:ligatures w14:val="standardContextual"/>
+            </w:rPr>
+          </w:pPr>
+          <w:hyperlink w:anchor="_Toc226184666" w:history="1">
+            <w:r>
+              <w:rPr>
+                <w:rStyle w:val="af0"/>
+                <w:noProof/>
+              </w:rPr>
+              <w:t>2.2 Описание алгоритмов рассчета</w:t>
+            </w:r>
+            <w:r>
+              <w:rPr>
+                <w:noProof/>
+                <w:webHidden/>
+              </w:rPr>
+              <w:tab/>
+            </w:r>
+            <w:r>
+              <w:rPr>
+                <w:noProof/>
+                <w:webHidden/>
+              </w:rPr>
+              <w:fldChar w:fldCharType="begin"/>
+            </w:r>
+            <w:r>
+              <w:rPr>
+                <w:noProof/>
+                <w:webHidden/>
+              </w:rPr>
+              <w:instrText xml:space="preserve"> PAGEREF _Toc226184666 \h </w:instrText>
+            </w:r>
+            <w:r>
+              <w:rPr>
+                <w:noProof/>
+                <w:webHidden/>
+              </w:rPr>
+            </w:r>
+            <w:r>
+              <w:rPr>
+                <w:noProof/>
+                <w:webHidden/>
+              </w:rPr>
+              <w:fldChar w:fldCharType="separate"/>
+            </w:r>
+            <w:r>
+              <w:rPr>
+                <w:noProof/>
+                <w:webHidden/>
+              </w:rPr>
+              <w:t>7</w:t>
             </w:r>
             <w:r>
               <w:rPr>
@@ -1388,13 +1890,13 @@
               <w14:ligatures w14:val="standardContextual"/>
             </w:rPr>
           </w:pPr>
-          <w:hyperlink w:anchor="_Toc225553898" w:history="1">
+          <w:hyperlink w:anchor="_Toc226184667" w:history="1">
             <w:r>
               <w:rPr>
                 <w:rStyle w:val="af0"/>
                 <w:noProof/>
               </w:rPr>
-              <w:t>1.2 Конструкция и принцип работы «Энигмы»</w:t>
+              <w:t>3 Работа программы</w:t>
             </w:r>
             <w:r>
               <w:rPr>
@@ -1415,7 +1917,7 @@
                 <w:noProof/>
                 <w:webHidden/>
               </w:rPr>
-              <w:instrText xml:space="preserve"> PAGEREF _Toc225553898 \h </w:instrText>
+              <w:instrText xml:space="preserve"> PAGEREF _Toc226184667 \h </w:instrText>
             </w:r>
             <w:r>
               <w:rPr>
@@ -1435,7 +1937,151 @@
                 <w:noProof/>
                 <w:webHidden/>
               </w:rPr>
-              <w:t>4</w:t>
+              <w:t>10</w:t>
+            </w:r>
+            <w:r>
+              <w:rPr>
+                <w:noProof/>
+                <w:webHidden/>
+              </w:rPr>
+              <w:fldChar w:fldCharType="end"/>
+            </w:r>
+          </w:hyperlink>
+        </w:p>
+        <w:p>
+          <w:pPr>
+            <w:pStyle w:val="12"/>
+            <w:ind w:firstLine="284"/>
+            <w:rPr>
+              <w:rFonts w:asciiTheme="minorHAnsi" w:eastAsiaTheme="minorEastAsia" w:hAnsiTheme="minorHAnsi"/>
+              <w:noProof/>
+              <w:kern w:val="2"/>
+              <w:sz w:val="24"/>
+              <w:szCs w:val="24"/>
+              <w:lang w:val="en-US"/>
+              <w14:ligatures w14:val="standardContextual"/>
+            </w:rPr>
+          </w:pPr>
+          <w:hyperlink w:anchor="_Toc226184668" w:history="1">
+            <w:r>
+              <w:rPr>
+                <w:rStyle w:val="af0"/>
+                <w:noProof/>
+              </w:rPr>
+              <w:t>3.1 Зашифрование</w:t>
+            </w:r>
+            <w:r>
+              <w:rPr>
+                <w:noProof/>
+                <w:webHidden/>
+              </w:rPr>
+              <w:tab/>
+            </w:r>
+            <w:r>
+              <w:rPr>
+                <w:noProof/>
+                <w:webHidden/>
+              </w:rPr>
+              <w:fldChar w:fldCharType="begin"/>
+            </w:r>
+            <w:r>
+              <w:rPr>
+                <w:noProof/>
+                <w:webHidden/>
+              </w:rPr>
+              <w:instrText xml:space="preserve"> PAGEREF _Toc226184668 \h </w:instrText>
+            </w:r>
+            <w:r>
+              <w:rPr>
+                <w:noProof/>
+                <w:webHidden/>
+              </w:rPr>
+            </w:r>
+            <w:r>
+              <w:rPr>
+                <w:noProof/>
+                <w:webHidden/>
+              </w:rPr>
+              <w:fldChar w:fldCharType="separate"/>
+            </w:r>
+            <w:r>
+              <w:rPr>
+                <w:noProof/>
+                <w:webHidden/>
+              </w:rPr>
+              <w:t>10</w:t>
+            </w:r>
+            <w:r>
+              <w:rPr>
+                <w:noProof/>
+                <w:webHidden/>
+              </w:rPr>
+              <w:fldChar w:fldCharType="end"/>
+            </w:r>
+          </w:hyperlink>
+        </w:p>
+        <w:p>
+          <w:pPr>
+            <w:pStyle w:val="12"/>
+            <w:ind w:firstLine="284"/>
+            <w:rPr>
+              <w:rFonts w:asciiTheme="minorHAnsi" w:eastAsiaTheme="minorEastAsia" w:hAnsiTheme="minorHAnsi"/>
+              <w:noProof/>
+              <w:kern w:val="2"/>
+              <w:sz w:val="24"/>
+              <w:szCs w:val="24"/>
+              <w:lang w:val="en-US"/>
+              <w14:ligatures w14:val="standardContextual"/>
+            </w:rPr>
+          </w:pPr>
+          <w:hyperlink w:anchor="_Toc226184669" w:history="1">
+            <w:r>
+              <w:rPr>
+                <w:rStyle w:val="af0"/>
+                <w:noProof/>
+              </w:rPr>
+              <w:t>3.2 Криптостойкость</w:t>
+            </w:r>
+            <w:r>
+              <w:rPr>
+                <w:noProof/>
+                <w:webHidden/>
+              </w:rPr>
+              <w:tab/>
+            </w:r>
+            <w:r>
+              <w:rPr>
+                <w:noProof/>
+                <w:webHidden/>
+              </w:rPr>
+              <w:fldChar w:fldCharType="begin"/>
+            </w:r>
+            <w:r>
+              <w:rPr>
+                <w:noProof/>
+                <w:webHidden/>
+              </w:rPr>
+              <w:instrText xml:space="preserve"> PAGEREF _Toc226184669 \h </w:instrText>
+            </w:r>
+            <w:r>
+              <w:rPr>
+                <w:noProof/>
+                <w:webHidden/>
+              </w:rPr>
+            </w:r>
+            <w:r>
+              <w:rPr>
+                <w:noProof/>
+                <w:webHidden/>
+              </w:rPr>
+              <w:fldChar w:fldCharType="separate"/>
+            </w:r>
+            <w:r>
+              <w:rPr>
+                <w:noProof/>
+                <w:webHidden/>
+              </w:rPr>
+              <w:t>11</w:t>
             </w:r>
             <w:r>
               <w:rPr>
@@ -1459,13 +2105,13 @@
               <w14:ligatures w14:val="standardContextual"/>
             </w:rPr>
           </w:pPr>
-          <w:hyperlink w:anchor="_Toc225553899" w:history="1">
+          <w:hyperlink w:anchor="_Toc226184670" w:history="1">
             <w:r>
               <w:rPr>
                 <w:rStyle w:val="af0"/>
                 <w:noProof/>
               </w:rPr>
-              <w:t>1.3 Методы шифрования «Энигмы»</w:t>
+              <w:t>Вывод</w:t>
             </w:r>
             <w:r>
               <w:rPr>
@@ -1486,7 +2132,7 @@
                 <w:noProof/>
                 <w:webHidden/>
               </w:rPr>
-              <w:instrText xml:space="preserve"> PAGEREF _Toc225553899 \h </w:instrText>
+              <w:instrText xml:space="preserve"> PAGEREF _Toc226184670 \h </w:instrText>
             </w:r>
             <w:r>
               <w:rPr>
@@ -1506,7 +2152,7 @@
                 <w:noProof/>
                 <w:webHidden/>
               </w:rPr>
-              <w:t>5</w:t>
+              <w:t>12</w:t>
             </w:r>
             <w:r>
               <w:rPr>
@@ -1530,13 +2176,13 @@
               <w14:ligatures w14:val="standardContextual"/>
             </w:rPr>
           </w:pPr>
-          <w:hyperlink w:anchor="_Toc225553900" w:history="1">
+          <w:hyperlink w:anchor="_Toc226184671" w:history="1">
             <w:r>
               <w:rPr>
                 <w:rStyle w:val="af0"/>
                 <w:noProof/>
               </w:rPr>
-              <w:t>1.4 Оценка криптостойкости «Энигмы»</w:t>
+              <w:t>Список используемых источников</w:t>
             </w:r>
             <w:r>
               <w:rPr>
@@ -1557,7 +2203,7 @@
                 <w:noProof/>
                 <w:webHidden/>
               </w:rPr>
-              <w:instrText xml:space="preserve"> PAGEREF _Toc225553900 \h </w:instrText>
+              <w:instrText xml:space="preserve"> PAGEREF _Toc226184671 \h </w:instrText>
             </w:r>
             <w:r>
               <w:rPr>
@@ -1577,788 +2223,7 @@
                 <w:noProof/>
                 <w:webHidden/>
               </w:rPr>
-              <w:t>5</w:t>
-            </w:r>
-            <w:r>
-              <w:rPr>
-                <w:noProof/>
-                <w:webHidden/>
-              </w:rPr>
-              <w:fldChar w:fldCharType="end"/>
-            </w:r>
-          </w:hyperlink>
-        </w:p>
-        <w:p>
-          <w:pPr>
-            <w:pStyle w:val="12"/>
-            <w:rPr>
-              <w:rFonts w:asciiTheme="minorHAnsi" w:eastAsiaTheme="minorEastAsia" w:hAnsiTheme="minorHAnsi"/>
-              <w:noProof/>
-              <w:kern w:val="2"/>
-              <w:sz w:val="24"/>
-              <w:szCs w:val="24"/>
-              <w:lang w:val="en-US"/>
-              <w14:ligatures w14:val="standardContextual"/>
-            </w:rPr>
-          </w:pPr>
-          <w:hyperlink w:anchor="_Toc225553901" w:history="1">
-            <w:r>
-              <w:rPr>
-                <w:rStyle w:val="af0"/>
-                <w:noProof/>
-              </w:rPr>
-              <w:t>1.5 Вывод по разделу</w:t>
-            </w:r>
-            <w:r>
-              <w:rPr>
-                <w:noProof/>
-                <w:webHidden/>
-              </w:rPr>
-              <w:tab/>
-            </w:r>
-            <w:r>
-              <w:rPr>
-                <w:noProof/>
-                <w:webHidden/>
-              </w:rPr>
-              <w:fldChar w:fldCharType="begin"/>
-            </w:r>
-            <w:r>
-              <w:rPr>
-                <w:noProof/>
-                <w:webHidden/>
-              </w:rPr>
-              <w:instrText xml:space="preserve"> PAGEREF _Toc225553901 \h </w:instrText>
-            </w:r>
-            <w:r>
-              <w:rPr>
-                <w:noProof/>
-                <w:webHidden/>
-              </w:rPr>
-            </w:r>
-            <w:r>
-              <w:rPr>
-                <w:noProof/>
-                <w:webHidden/>
-              </w:rPr>
-              <w:fldChar w:fldCharType="separate"/>
-            </w:r>
-            <w:r>
-              <w:rPr>
-                <w:noProof/>
-                <w:webHidden/>
-              </w:rPr>
-              <w:t>6</w:t>
-            </w:r>
-            <w:r>
-              <w:rPr>
-                <w:noProof/>
-                <w:webHidden/>
-              </w:rPr>
-              <w:fldChar w:fldCharType="end"/>
-            </w:r>
-          </w:hyperlink>
-        </w:p>
-        <w:p>
-          <w:pPr>
-            <w:pStyle w:val="12"/>
-            <w:rPr>
-              <w:rFonts w:asciiTheme="minorHAnsi" w:eastAsiaTheme="minorEastAsia" w:hAnsiTheme="minorHAnsi"/>
-              <w:noProof/>
-              <w:kern w:val="2"/>
-              <w:sz w:val="24"/>
-              <w:szCs w:val="24"/>
-              <w:lang w:val="en-US"/>
-              <w14:ligatures w14:val="standardContextual"/>
-            </w:rPr>
-          </w:pPr>
-          <w:hyperlink w:anchor="_Toc225553902" w:history="1">
-            <w:r>
-              <w:rPr>
-                <w:rStyle w:val="af0"/>
-                <w:noProof/>
-              </w:rPr>
-              <w:t>2 Описание разработанного приложения</w:t>
-            </w:r>
-            <w:r>
-              <w:rPr>
-                <w:noProof/>
-                <w:webHidden/>
-              </w:rPr>
-              <w:tab/>
-            </w:r>
-            <w:r>
-              <w:rPr>
-                <w:noProof/>
-                <w:webHidden/>
-              </w:rPr>
-              <w:fldChar w:fldCharType="begin"/>
-            </w:r>
-            <w:r>
-              <w:rPr>
-                <w:noProof/>
-                <w:webHidden/>
-              </w:rPr>
-              <w:instrText xml:space="preserve"> PAGEREF _Toc225553902 \h </w:instrText>
-            </w:r>
-            <w:r>
-              <w:rPr>
-                <w:noProof/>
-                <w:webHidden/>
-              </w:rPr>
-            </w:r>
-            <w:r>
-              <w:rPr>
-                <w:noProof/>
-                <w:webHidden/>
-              </w:rPr>
-              <w:fldChar w:fldCharType="separate"/>
-            </w:r>
-            <w:r>
-              <w:rPr>
-                <w:noProof/>
-                <w:webHidden/>
-              </w:rPr>
-              <w:t>7</w:t>
-            </w:r>
-            <w:r>
-              <w:rPr>
-                <w:noProof/>
-                <w:webHidden/>
-              </w:rPr>
-              <w:fldChar w:fldCharType="end"/>
-            </w:r>
-          </w:hyperlink>
-        </w:p>
-        <w:p>
-          <w:pPr>
-            <w:pStyle w:val="12"/>
-            <w:rPr>
-              <w:rFonts w:asciiTheme="minorHAnsi" w:eastAsiaTheme="minorEastAsia" w:hAnsiTheme="minorHAnsi"/>
-              <w:noProof/>
-              <w:kern w:val="2"/>
-              <w:sz w:val="24"/>
-              <w:szCs w:val="24"/>
-              <w:lang w:val="en-US"/>
-              <w14:ligatures w14:val="standardContextual"/>
-            </w:rPr>
-          </w:pPr>
-          <w:hyperlink w:anchor="_Toc225553903" w:history="1">
-            <w:r>
-              <w:rPr>
-                <w:rStyle w:val="af0"/>
-                <w:noProof/>
-              </w:rPr>
-              <w:t>2.1 Назначение программы</w:t>
-            </w:r>
-            <w:r>
-              <w:rPr>
-                <w:noProof/>
-                <w:webHidden/>
-              </w:rPr>
-              <w:tab/>
-            </w:r>
-            <w:r>
-              <w:rPr>
-                <w:noProof/>
-                <w:webHidden/>
-              </w:rPr>
-              <w:fldChar w:fldCharType="begin"/>
-            </w:r>
-            <w:r>
-              <w:rPr>
-                <w:noProof/>
-                <w:webHidden/>
-              </w:rPr>
-              <w:instrText xml:space="preserve"> PAGEREF _Toc225553903 \h </w:instrText>
-            </w:r>
-            <w:r>
-              <w:rPr>
-                <w:noProof/>
-                <w:webHidden/>
-              </w:rPr>
-            </w:r>
-            <w:r>
-              <w:rPr>
-                <w:noProof/>
-                <w:webHidden/>
-              </w:rPr>
-              <w:fldChar w:fldCharType="separate"/>
-            </w:r>
-            <w:r>
-              <w:rPr>
-                <w:noProof/>
-                <w:webHidden/>
-              </w:rPr>
-              <w:t>7</w:t>
-            </w:r>
-            <w:r>
-              <w:rPr>
-                <w:noProof/>
-                <w:webHidden/>
-              </w:rPr>
-              <w:fldChar w:fldCharType="end"/>
-            </w:r>
-          </w:hyperlink>
-        </w:p>
-        <w:p>
-          <w:pPr>
-            <w:pStyle w:val="12"/>
-            <w:rPr>
-              <w:rFonts w:asciiTheme="minorHAnsi" w:eastAsiaTheme="minorEastAsia" w:hAnsiTheme="minorHAnsi"/>
-              <w:noProof/>
-              <w:kern w:val="2"/>
-              <w:sz w:val="24"/>
-              <w:szCs w:val="24"/>
-              <w:lang w:val="en-US"/>
-              <w14:ligatures w14:val="standardContextual"/>
-            </w:rPr>
-          </w:pPr>
-          <w:hyperlink w:anchor="_Toc225553904" w:history="1">
-            <w:r>
-              <w:rPr>
-                <w:rStyle w:val="af0"/>
-                <w:noProof/>
-              </w:rPr>
-              <w:t>2.2 Описание алгоритмов рассчета</w:t>
-            </w:r>
-            <w:r>
-              <w:rPr>
-                <w:noProof/>
-                <w:webHidden/>
-              </w:rPr>
-              <w:tab/>
-            </w:r>
-            <w:r>
-              <w:rPr>
-                <w:noProof/>
-                <w:webHidden/>
-              </w:rPr>
-              <w:fldChar w:fldCharType="begin"/>
-            </w:r>
-            <w:r>
-              <w:rPr>
-                <w:noProof/>
-                <w:webHidden/>
-              </w:rPr>
-              <w:instrText xml:space="preserve"> PAGEREF _Toc225553904 \h </w:instrText>
-            </w:r>
-            <w:r>
-              <w:rPr>
-                <w:noProof/>
-                <w:webHidden/>
-              </w:rPr>
-            </w:r>
-            <w:r>
-              <w:rPr>
-                <w:noProof/>
-                <w:webHidden/>
-              </w:rPr>
-              <w:fldChar w:fldCharType="separate"/>
-            </w:r>
-            <w:r>
-              <w:rPr>
-                <w:noProof/>
-                <w:webHidden/>
-              </w:rPr>
-              <w:t>7</w:t>
-            </w:r>
-            <w:r>
-              <w:rPr>
-                <w:noProof/>
-                <w:webHidden/>
-              </w:rPr>
-              <w:fldChar w:fldCharType="end"/>
-            </w:r>
-          </w:hyperlink>
-        </w:p>
-        <w:p>
-          <w:pPr>
-            <w:pStyle w:val="12"/>
-            <w:rPr>
-              <w:rFonts w:asciiTheme="minorHAnsi" w:eastAsiaTheme="minorEastAsia" w:hAnsiTheme="minorHAnsi"/>
-              <w:noProof/>
-              <w:kern w:val="2"/>
-              <w:sz w:val="24"/>
-              <w:szCs w:val="24"/>
-              <w:lang w:val="en-US"/>
-              <w14:ligatures w14:val="standardContextual"/>
-            </w:rPr>
-          </w:pPr>
-          <w:hyperlink w:anchor="_Toc225553905" w:history="1">
-            <w:r>
-              <w:rPr>
-                <w:rStyle w:val="af0"/>
-                <w:noProof/>
-              </w:rPr>
-              <w:t>3 Работа программы</w:t>
-            </w:r>
-            <w:r>
-              <w:rPr>
-                <w:noProof/>
-                <w:webHidden/>
-              </w:rPr>
-              <w:tab/>
-            </w:r>
-            <w:r>
-              <w:rPr>
-                <w:noProof/>
-                <w:webHidden/>
-              </w:rPr>
-              <w:fldChar w:fldCharType="begin"/>
-            </w:r>
-            <w:r>
-              <w:rPr>
-                <w:noProof/>
-                <w:webHidden/>
-              </w:rPr>
-              <w:instrText xml:space="preserve"> PAGEREF _Toc225553905 \h </w:instrText>
-            </w:r>
-            <w:r>
-              <w:rPr>
-                <w:noProof/>
-                <w:webHidden/>
-              </w:rPr>
-            </w:r>
-            <w:r>
-              <w:rPr>
-                <w:noProof/>
-                <w:webHidden/>
-              </w:rPr>
-              <w:fldChar w:fldCharType="separate"/>
-            </w:r>
-            <w:r>
-              <w:rPr>
-                <w:noProof/>
-                <w:webHidden/>
-              </w:rPr>
-              <w:t>11</w:t>
-            </w:r>
-            <w:r>
-              <w:rPr>
-                <w:noProof/>
-                <w:webHidden/>
-              </w:rPr>
-              <w:fldChar w:fldCharType="end"/>
-            </w:r>
-          </w:hyperlink>
-        </w:p>
-        <w:p>
-          <w:pPr>
-            <w:pStyle w:val="12"/>
-            <w:rPr>
-              <w:rFonts w:asciiTheme="minorHAnsi" w:eastAsiaTheme="minorEastAsia" w:hAnsiTheme="minorHAnsi"/>
-              <w:noProof/>
-              <w:kern w:val="2"/>
-              <w:sz w:val="24"/>
-              <w:szCs w:val="24"/>
-              <w:lang w:val="en-US"/>
-              <w14:ligatures w14:val="standardContextual"/>
-            </w:rPr>
-          </w:pPr>
-          <w:hyperlink w:anchor="_Toc225553906" w:history="1">
-            <w:r>
-              <w:rPr>
-                <w:rStyle w:val="af0"/>
-                <w:noProof/>
-              </w:rPr>
-              <w:t>3.1 Зашифрование</w:t>
-            </w:r>
-            <w:r>
-              <w:rPr>
-                <w:noProof/>
-                <w:webHidden/>
-              </w:rPr>
-              <w:tab/>
-            </w:r>
-            <w:r>
-              <w:rPr>
-                <w:noProof/>
-                <w:webHidden/>
-              </w:rPr>
-              <w:fldChar w:fldCharType="begin"/>
-            </w:r>
-            <w:r>
-              <w:rPr>
-                <w:noProof/>
-                <w:webHidden/>
-              </w:rPr>
-              <w:instrText xml:space="preserve"> PAGEREF _Toc225553906 \h </w:instrText>
-            </w:r>
-            <w:r>
-              <w:rPr>
-                <w:noProof/>
-                <w:webHidden/>
-              </w:rPr>
-            </w:r>
-            <w:r>
-              <w:rPr>
-                <w:noProof/>
-                <w:webHidden/>
-              </w:rPr>
-              <w:fldChar w:fldCharType="separate"/>
-            </w:r>
-            <w:r>
-              <w:rPr>
-                <w:noProof/>
-                <w:webHidden/>
-              </w:rPr>
-              <w:t>11</w:t>
-            </w:r>
-            <w:r>
-              <w:rPr>
-                <w:noProof/>
-                <w:webHidden/>
-              </w:rPr>
-              <w:fldChar w:fldCharType="end"/>
-            </w:r>
-          </w:hyperlink>
-        </w:p>
-        <w:p>
-          <w:pPr>
-            <w:pStyle w:val="12"/>
-            <w:rPr>
-              <w:rFonts w:asciiTheme="minorHAnsi" w:eastAsiaTheme="minorEastAsia" w:hAnsiTheme="minorHAnsi"/>
-              <w:noProof/>
-              <w:kern w:val="2"/>
-              <w:sz w:val="24"/>
-              <w:szCs w:val="24"/>
-              <w:lang w:val="en-US"/>
-              <w14:ligatures w14:val="standardContextual"/>
-            </w:rPr>
-          </w:pPr>
-          <w:hyperlink w:anchor="_Toc225553907" w:history="1">
-            <w:r>
-              <w:rPr>
-                <w:rStyle w:val="af0"/>
-                <w:noProof/>
-              </w:rPr>
-              <w:t>3.2 Расшифрование</w:t>
-            </w:r>
-            <w:r>
-              <w:rPr>
-                <w:noProof/>
-                <w:webHidden/>
-              </w:rPr>
-              <w:tab/>
-            </w:r>
-            <w:r>
-              <w:rPr>
-                <w:noProof/>
-                <w:webHidden/>
-              </w:rPr>
-              <w:fldChar w:fldCharType="begin"/>
-            </w:r>
-            <w:r>
-              <w:rPr>
-                <w:noProof/>
-                <w:webHidden/>
-              </w:rPr>
-              <w:instrText xml:space="preserve"> PAGEREF _Toc225553907 \h </w:instrText>
-            </w:r>
-            <w:r>
-              <w:rPr>
-                <w:noProof/>
-                <w:webHidden/>
-              </w:rPr>
-            </w:r>
-            <w:r>
-              <w:rPr>
-                <w:noProof/>
-                <w:webHidden/>
-              </w:rPr>
-              <w:fldChar w:fldCharType="separate"/>
-            </w:r>
-            <w:r>
-              <w:rPr>
-                <w:noProof/>
-                <w:webHidden/>
-              </w:rPr>
-              <w:t>12</w:t>
-            </w:r>
-            <w:r>
-              <w:rPr>
-                <w:noProof/>
-                <w:webHidden/>
-              </w:rPr>
-              <w:fldChar w:fldCharType="end"/>
-            </w:r>
-          </w:hyperlink>
-        </w:p>
-        <w:p>
-          <w:pPr>
-            <w:pStyle w:val="12"/>
-            <w:rPr>
-              <w:rFonts w:asciiTheme="minorHAnsi" w:eastAsiaTheme="minorEastAsia" w:hAnsiTheme="minorHAnsi"/>
-              <w:noProof/>
-              <w:kern w:val="2"/>
-              <w:sz w:val="24"/>
-              <w:szCs w:val="24"/>
-              <w:lang w:val="en-US"/>
-              <w14:ligatures w14:val="standardContextual"/>
-            </w:rPr>
-          </w:pPr>
-          <w:hyperlink w:anchor="_Toc225553908" w:history="1">
-            <w:r>
-              <w:rPr>
-                <w:rStyle w:val="af0"/>
-                <w:noProof/>
-              </w:rPr>
-              <w:t>3.4 Время выполнения операций</w:t>
-            </w:r>
-            <w:r>
-              <w:rPr>
-                <w:noProof/>
-                <w:webHidden/>
-              </w:rPr>
-              <w:tab/>
-            </w:r>
-            <w:r>
-              <w:rPr>
-                <w:noProof/>
-                <w:webHidden/>
-              </w:rPr>
-              <w:fldChar w:fldCharType="begin"/>
-            </w:r>
-            <w:r>
-              <w:rPr>
-                <w:noProof/>
-                <w:webHidden/>
-              </w:rPr>
-              <w:instrText xml:space="preserve"> PAGEREF _Toc225553908 \h </w:instrText>
-            </w:r>
-            <w:r>
-              <w:rPr>
-                <w:noProof/>
-                <w:webHidden/>
-              </w:rPr>
-            </w:r>
-            <w:r>
-              <w:rPr>
-                <w:noProof/>
-                <w:webHidden/>
-              </w:rPr>
-              <w:fldChar w:fldCharType="separate"/>
-            </w:r>
-            <w:r>
-              <w:rPr>
-                <w:noProof/>
-                <w:webHidden/>
-              </w:rPr>
               <w:t>13</w:t>
-            </w:r>
-            <w:r>
-              <w:rPr>
-                <w:noProof/>
-                <w:webHidden/>
-              </w:rPr>
-              <w:fldChar w:fldCharType="end"/>
-            </w:r>
-          </w:hyperlink>
-        </w:p>
-        <w:p>
-          <w:pPr>
-            <w:pStyle w:val="12"/>
-            <w:rPr>
-              <w:rFonts w:asciiTheme="minorHAnsi" w:eastAsiaTheme="minorEastAsia" w:hAnsiTheme="minorHAnsi"/>
-              <w:noProof/>
-              <w:kern w:val="2"/>
-              <w:sz w:val="24"/>
-              <w:szCs w:val="24"/>
-              <w:lang w:val="en-US"/>
-              <w14:ligatures w14:val="standardContextual"/>
-            </w:rPr>
-          </w:pPr>
-          <w:hyperlink w:anchor="_Toc225553909" w:history="1">
-            <w:r>
-              <w:rPr>
-                <w:rStyle w:val="af0"/>
-                <w:noProof/>
-              </w:rPr>
-              <w:t>3.4 Гистограммы</w:t>
-            </w:r>
-            <w:r>
-              <w:rPr>
-                <w:noProof/>
-                <w:webHidden/>
-              </w:rPr>
-              <w:tab/>
-            </w:r>
-            <w:r>
-              <w:rPr>
-                <w:noProof/>
-                <w:webHidden/>
-              </w:rPr>
-              <w:fldChar w:fldCharType="begin"/>
-            </w:r>
-            <w:r>
-              <w:rPr>
-                <w:noProof/>
-                <w:webHidden/>
-              </w:rPr>
-              <w:instrText xml:space="preserve"> PAGEREF _Toc225553909 \h </w:instrText>
-            </w:r>
-            <w:r>
-              <w:rPr>
-                <w:noProof/>
-                <w:webHidden/>
-              </w:rPr>
-            </w:r>
-            <w:r>
-              <w:rPr>
-                <w:noProof/>
-                <w:webHidden/>
-              </w:rPr>
-              <w:fldChar w:fldCharType="separate"/>
-            </w:r>
-            <w:r>
-              <w:rPr>
-                <w:noProof/>
-                <w:webHidden/>
-              </w:rPr>
-              <w:t>13</w:t>
-            </w:r>
-            <w:r>
-              <w:rPr>
-                <w:noProof/>
-                <w:webHidden/>
-              </w:rPr>
-              <w:fldChar w:fldCharType="end"/>
-            </w:r>
-          </w:hyperlink>
-        </w:p>
-        <w:p>
-          <w:pPr>
-            <w:pStyle w:val="12"/>
-            <w:rPr>
-              <w:rFonts w:asciiTheme="minorHAnsi" w:eastAsiaTheme="minorEastAsia" w:hAnsiTheme="minorHAnsi"/>
-              <w:noProof/>
-              <w:kern w:val="2"/>
-              <w:sz w:val="24"/>
-              <w:szCs w:val="24"/>
-              <w:lang w:val="en-US"/>
-              <w14:ligatures w14:val="standardContextual"/>
-            </w:rPr>
-          </w:pPr>
-          <w:hyperlink w:anchor="_Toc225553910" w:history="1">
-            <w:r>
-              <w:rPr>
-                <w:rStyle w:val="af0"/>
-                <w:noProof/>
-              </w:rPr>
-              <w:t>Вывод</w:t>
-            </w:r>
-            <w:r>
-              <w:rPr>
-                <w:noProof/>
-                <w:webHidden/>
-              </w:rPr>
-              <w:tab/>
-            </w:r>
-            <w:r>
-              <w:rPr>
-                <w:noProof/>
-                <w:webHidden/>
-              </w:rPr>
-              <w:fldChar w:fldCharType="begin"/>
-            </w:r>
-            <w:r>
-              <w:rPr>
-                <w:noProof/>
-                <w:webHidden/>
-              </w:rPr>
-              <w:instrText xml:space="preserve"> PAGEREF _Toc225553910 \h </w:instrText>
-            </w:r>
-            <w:r>
-              <w:rPr>
-                <w:noProof/>
-                <w:webHidden/>
-              </w:rPr>
-            </w:r>
-            <w:r>
-              <w:rPr>
-                <w:noProof/>
-                <w:webHidden/>
-              </w:rPr>
-              <w:fldChar w:fldCharType="separate"/>
-            </w:r>
-            <w:r>
-              <w:rPr>
-                <w:noProof/>
-                <w:webHidden/>
-              </w:rPr>
-              <w:t>16</w:t>
-            </w:r>
-            <w:r>
-              <w:rPr>
-                <w:noProof/>
-                <w:webHidden/>
-              </w:rPr>
-              <w:fldChar w:fldCharType="end"/>
-            </w:r>
-          </w:hyperlink>
-        </w:p>
-        <w:p>
-          <w:pPr>
-            <w:pStyle w:val="12"/>
-            <w:rPr>
-              <w:rFonts w:asciiTheme="minorHAnsi" w:eastAsiaTheme="minorEastAsia" w:hAnsiTheme="minorHAnsi"/>
-              <w:noProof/>
-              <w:kern w:val="2"/>
-              <w:sz w:val="24"/>
-              <w:szCs w:val="24"/>
-              <w:lang w:val="en-US"/>
-              <w14:ligatures w14:val="standardContextual"/>
-            </w:rPr>
-          </w:pPr>
-          <w:hyperlink w:anchor="_Toc225553911" w:history="1">
-            <w:r>
-              <w:rPr>
-                <w:rStyle w:val="af0"/>
-                <w:noProof/>
-              </w:rPr>
-              <w:t>Список используемых источников</w:t>
-            </w:r>
-            <w:r>
-              <w:rPr>
-                <w:noProof/>
-                <w:webHidden/>
-              </w:rPr>
-              <w:tab/>
-            </w:r>
-            <w:r>
-              <w:rPr>
-                <w:noProof/>
-                <w:webHidden/>
-              </w:rPr>
-              <w:fldChar w:fldCharType="begin"/>
-            </w:r>
-            <w:r>
-              <w:rPr>
-                <w:noProof/>
-                <w:webHidden/>
-              </w:rPr>
-              <w:instrText xml:space="preserve"> PAGEREF _Toc225553911 \h </w:instrText>
-            </w:r>
-            <w:r>
-              <w:rPr>
-                <w:noProof/>
-                <w:webHidden/>
-              </w:rPr>
-            </w:r>
-            <w:r>
-              <w:rPr>
-                <w:noProof/>
-                <w:webHidden/>
-              </w:rPr>
-              <w:fldChar w:fldCharType="separate"/>
-            </w:r>
-            <w:r>
-              <w:rPr>
-                <w:noProof/>
-                <w:webHidden/>
-              </w:rPr>
-              <w:t>17</w:t>
             </w:r>
             <w:r>
               <w:rPr>
@@ -2397,12 +2262,102 @@
         <w:ind w:firstLine="0"/>
         <w:jc w:val="center"/>
       </w:pPr>
-      <w:bookmarkStart w:id="1" w:name="_Toc225553895"/>
+      <w:bookmarkStart w:id="1" w:name="_Toc226184657"/>
       <w:r>
         <w:lastRenderedPageBreak/>
         <w:t>Введение</w:t>
       </w:r>
       <w:bookmarkEnd w:id="1"/>
+    </w:p>
+    <w:p>
+      <w:pPr>
+        <w:rPr>
+          <w:lang w:eastAsia="ru-RU"/>
+        </w:rPr>
+      </w:pPr>
+      <w:r>
+        <w:rPr>
+          <w:lang w:eastAsia="ru-RU"/>
+        </w:rPr>
+        <w:t xml:space="preserve">Шифрование информации является одной из ключевых задач в области информационной безопасности и криптографии. С развитием технологий и средств связи возникла необходимость защиты передаваемых данных от несанкционированного доступа, что привело к созданию различных методов и устройств шифрования. Одним из наиболее известных и значимых в истории криптографии является шифровальная машина «Энигма», широко применявшаяся в первой половине </w:t>
+      </w:r>
+      <w:r>
+        <w:rPr>
+          <w:lang w:val="en-US" w:eastAsia="ru-RU"/>
+        </w:rPr>
+        <w:t>XX</w:t>
+      </w:r>
+      <w:r>
+        <w:rPr>
+          <w:lang w:eastAsia="ru-RU"/>
+        </w:rPr>
+        <w:t xml:space="preserve"> века.</w:t>
+      </w:r>
+    </w:p>
+    <w:p>
+      <w:pPr>
+        <w:rPr>
+          <w:lang w:eastAsia="ru-RU"/>
+        </w:rPr>
+      </w:pPr>
+      <w:r>
+        <w:rPr>
+          <w:lang w:eastAsia="ru-RU"/>
+        </w:rPr>
+        <w:t xml:space="preserve">Актуальность данной работы обусловлена необходимостью изучения принципов работы классических криптографических систем, которые легли в основу современных методов защиты информации. Несмотря на устаревание электромеханических устройств, идеи, реализованные в «Энигме», такие как </w:t>
+      </w:r>
+      <w:proofErr w:type="spellStart"/>
+      <w:r>
+        <w:rPr>
+          <w:lang w:eastAsia="ru-RU"/>
+        </w:rPr>
+        <w:t>полиалфавитное</w:t>
+      </w:r>
+      <w:proofErr w:type="spellEnd"/>
+      <w:r>
+        <w:rPr>
+          <w:lang w:eastAsia="ru-RU"/>
+        </w:rPr>
+        <w:t xml:space="preserve"> шифрование и динамическое изменение ключа, остаются важными и в настоящее время.</w:t>
+      </w:r>
+    </w:p>
+    <w:p>
+      <w:pPr>
+        <w:rPr>
+          <w:lang w:eastAsia="ru-RU"/>
+        </w:rPr>
+      </w:pPr>
+      <w:r>
+        <w:rPr>
+          <w:lang w:eastAsia="ru-RU"/>
+        </w:rPr>
+        <w:t>Целью работы является разработка программного симулятора шифровальной машины «Энигма» и изучение принципов её функционирования. В ходе выполнения работы решаются следующие задачи: рассмотрение истории создания и развития машины «Энигма», анализ её конструкции и алгоритмов шифрования, реализация модели устройства в виде программного приложения, а также исследование криптостойкости полученной системы.</w:t>
+      </w:r>
+    </w:p>
+    <w:p>
+      <w:pPr>
+        <w:rPr>
+          <w:lang w:eastAsia="ru-RU"/>
+        </w:rPr>
+      </w:pPr>
+      <w:r>
+        <w:rPr>
+          <w:lang w:eastAsia="ru-RU"/>
+        </w:rPr>
+        <w:t xml:space="preserve">Объектом исследования является процесс шифрования информации, а предметом </w:t>
+      </w:r>
+      <w:r>
+        <w:rPr>
+          <w:lang w:eastAsia="ru-RU"/>
+        </w:rPr>
+        <w:t>–</w:t>
+      </w:r>
+      <w:r>
+        <w:rPr>
+          <w:lang w:eastAsia="ru-RU"/>
+        </w:rPr>
+        <w:t xml:space="preserve"> алгоритмы роторных шифровальных машин. Практическая значимость работы заключается в возможности наглядного изучения принципов работы сложных криптографических систем и анализа их устойчивости к различным методам криптоанализа.</w:t>
+      </w:r>
     </w:p>
     <w:p>
       <w:pPr>
@@ -2424,7 +2379,7 @@
       <w:pPr>
         <w:pStyle w:val="11"/>
       </w:pPr>
-      <w:bookmarkStart w:id="2" w:name="_Toc225553896"/>
+      <w:bookmarkStart w:id="2" w:name="_Toc226184658"/>
       <w:r>
         <w:lastRenderedPageBreak/>
         <w:t>1</w:t>
@@ -2446,7 +2401,7 @@
         </w:numPr>
         <w:spacing w:before="240"/>
       </w:pPr>
-      <w:bookmarkStart w:id="3" w:name="_Toc225553897"/>
+      <w:bookmarkStart w:id="3" w:name="_Toc226184659"/>
       <w:r>
         <w:t>Краткая историческая справка</w:t>
       </w:r>
@@ -2470,7 +2425,13 @@
       </w:r>
       <w:proofErr w:type="spellEnd"/>
       <w:r>
-        <w:t xml:space="preserve"> изучал проблему криптостойкости шифровальных устройств и получил патент на машину, которая впоследствии получила название «Энигма» — от греческого слова </w:t>
+        <w:t xml:space="preserve"> изучал проблему криптостойкости шифровальных устройств и получил патент на машину, которая впоследствии получила название «Энигма» </w:t>
+      </w:r>
+      <w:r>
+        <w:t>–</w:t>
+      </w:r>
+      <w:r>
+        <w:t xml:space="preserve"> от греческого слова </w:t>
       </w:r>
       <w:r>
         <w:rPr>
@@ -2522,7 +2483,33 @@
         <w:t>B</w:t>
       </w:r>
       <w:r>
-        <w:t>», схожая с первой моделью. Из-за больших размеров и веса эти версии не нашли широкого применения в военной сфере. Военная ценность машины была оценена в Германии, и уже в 1925 году шифровальная машина была принята на вооружение военно-морским флотом, а в 1930 году — сухопутными войсками Вермахта в виде модели «</w:t>
+        <w:t>», схожая с первой моделью. Из</w:t>
+      </w:r>
+      <w:r>
+        <w:t>–</w:t>
+      </w:r>
+      <w:r>
+        <w:t xml:space="preserve">за больших размеров и веса эти версии не нашли широкого применения в военной сфере. Военная ценность машины была оценена в Германии, и уже в 1925 году шифровальная машина была принята на вооружение </w:t>
+      </w:r>
+      <w:proofErr w:type="spellStart"/>
+      <w:r>
+        <w:t>военно</w:t>
+      </w:r>
+      <w:proofErr w:type="spellEnd"/>
+      <w:r>
+        <w:t>–</w:t>
+      </w:r>
+      <w:r>
+        <w:t xml:space="preserve">морским флотом, а в 1930 году </w:t>
+      </w:r>
+      <w:r>
+        <w:rPr>
+          <w:rFonts w:cs="Times New Roman"/>
+        </w:rPr>
+        <w:t>–</w:t>
+      </w:r>
+      <w:r>
+        <w:t xml:space="preserve"> сухопутными войсками Вермахта в виде модели «</w:t>
       </w:r>
       <w:r>
         <w:rPr>
@@ -2596,7 +2583,7 @@
       <w:pPr>
         <w:pStyle w:val="110"/>
       </w:pPr>
-      <w:bookmarkStart w:id="4" w:name="_Toc225553898"/>
+      <w:bookmarkStart w:id="4" w:name="_Toc226184660"/>
       <w:r>
         <w:t>1</w:t>
       </w:r>
@@ -2631,7 +2618,7 @@
       <w:pPr>
         <w:pStyle w:val="110"/>
       </w:pPr>
-      <w:bookmarkStart w:id="5" w:name="_Toc225553899"/>
+      <w:bookmarkStart w:id="5" w:name="_Toc226184661"/>
       <w:r>
         <w:t>1.3</w:t>
       </w:r>
@@ -2686,7 +2673,7 @@
       <w:pPr>
         <w:pStyle w:val="110"/>
       </w:pPr>
-      <w:bookmarkStart w:id="6" w:name="_Toc225553900"/>
+      <w:bookmarkStart w:id="6" w:name="_Toc226184662"/>
       <w:r>
         <w:t>1</w:t>
       </w:r>
@@ -2723,7 +2710,13 @@
       </w:r>
       <w:proofErr w:type="spellEnd"/>
       <w:r>
-        <w:t xml:space="preserve"> модели Вермахта с пятью доступными роторами и десятью штекерными кабелями на коммутационной панели количество возможных настроек достигало 1,07 · 10²³, что сопоставимо с современным 77-битным ключом. Добавление четвертого ротора в морской версии </w:t>
+        <w:t xml:space="preserve"> модели Вермахта с пятью доступными роторами и десятью штекерными кабелями на коммутационной панели количество возможных настроек достигало 1,07 · 10²³, что сопоставимо с современным 77</w:t>
+      </w:r>
+      <w:r>
+        <w:t>–</w:t>
+      </w:r>
+      <w:r>
+        <w:t xml:space="preserve">битным ключом. Добавление четвертого ротора в морской версии </w:t>
       </w:r>
       <w:r>
         <w:rPr>
@@ -2732,7 +2725,28 @@
         <w:t>M</w:t>
       </w:r>
       <w:r>
-        <w:t>4 увеличивало число вариантов до 3,1 · 10²⁵, что соответствует 84-битному ключу. Такой огромный диапазон настроек делал полное переборное вскрытие шифра невозможным для технологий 1940-х годов, а современным вычислительным системам — крайне затратным.</w:t>
+        <w:t>4 увеличивало число вариантов до 3,1 · 10²⁵, что соответствует 84</w:t>
+      </w:r>
+      <w:r>
+        <w:t>–</w:t>
+      </w:r>
+      <w:r>
+        <w:t>битному ключу. Такой огромный диапазон настроек делал полное переборное вскрытие шифра невозможным для технологий 1940</w:t>
+      </w:r>
+      <w:r>
+        <w:t>–</w:t>
+      </w:r>
+      <w:r>
+        <w:t xml:space="preserve">х годов, а современным вычислительным системам </w:t>
+      </w:r>
+      <w:r>
+        <w:rPr>
+          <w:rFonts w:cs="Times New Roman"/>
+        </w:rPr>
+        <w:t>–</w:t>
+      </w:r>
+      <w:r>
+        <w:t xml:space="preserve"> крайне затратным.</w:t>
       </w:r>
     </w:p>
     <w:p>
@@ -2744,7 +2758,7 @@
       <w:pPr>
         <w:pStyle w:val="110"/>
       </w:pPr>
-      <w:bookmarkStart w:id="7" w:name="_Toc225553901"/>
+      <w:bookmarkStart w:id="7" w:name="_Toc226184663"/>
       <w:r>
         <w:t>1</w:t>
       </w:r>
@@ -2794,7 +2808,13 @@
         <w:t>M</w:t>
       </w:r>
       <w:r>
-        <w:t>4 криптографическая стойкость соответствовала современным 84-битным ключам, подтверждая высокий уровень защиты информации.</w:t>
+        <w:t>4 криптографическая стойкость соответствовала современным 84</w:t>
+      </w:r>
+      <w:r>
+        <w:t>–</w:t>
+      </w:r>
+      <w:r>
+        <w:t>битным ключам, подтверждая высокий уровень защиты информации.</w:t>
       </w:r>
     </w:p>
     <w:p>
@@ -2819,7 +2839,7 @@
         </w:numPr>
         <w:ind w:left="0" w:firstLine="709"/>
       </w:pPr>
-      <w:bookmarkStart w:id="8" w:name="_Toc225553902"/>
+      <w:bookmarkStart w:id="8" w:name="_Toc226184664"/>
       <w:r>
         <w:lastRenderedPageBreak/>
         <w:t>Описание разработанного приложения</w:t>
@@ -2836,7 +2856,7 @@
         <w:spacing w:before="240"/>
         <w:ind w:left="0" w:firstLine="709"/>
       </w:pPr>
-      <w:bookmarkStart w:id="9" w:name="_Toc225553903"/>
+      <w:bookmarkStart w:id="9" w:name="_Toc226184665"/>
       <w:r>
         <w:t>Назначение программы</w:t>
       </w:r>
@@ -2844,12 +2864,30 @@
     </w:p>
     <w:p>
       <w:r>
-        <w:t>Разработанное приложение представляет собой симулятор работы шифровальной машины «Энигма» для кириллического алфавита. Основная цель программы — демонстрация принципа работы роторной шифровальной системы, включая процесс подстановки и перестановки символов при шифровании и расшифровании сообщений. Приложение реализует упрощённые роторы и отражатель, аналогичные историческим моделям «Энигмы», с возможностью изменения начальных позиций каждого ротора для моделирования различных ключевых настроек.</w:t>
-      </w:r>
-    </w:p>
-    <w:p>
-      <w:r>
-        <w:t xml:space="preserve">Программа позволяет зашифровывать любые текстовые сообщения на русском языке, обеспечивая наглядное отображение результатов для различных комбинаций настроек роторов. Пользователь может экспериментировать с исходными позициями роторов и наблюдать, как это влияет на зашифрованный текст. Основное назначение приложения — образовательное: оно помогает понять принципы работы электромеханических шифровальных устройств, динамическое формирование ключей и влияние конфигурации роторов на итоговый </w:t>
+        <w:t xml:space="preserve">Разработанное приложение представляет собой симулятор работы шифровальной машины «Энигма» для кириллического алфавита. Основная цель программы </w:t>
+      </w:r>
+      <w:r>
+        <w:rPr>
+          <w:rFonts w:cs="Times New Roman"/>
+        </w:rPr>
+        <w:t>–</w:t>
+      </w:r>
+      <w:r>
+        <w:t xml:space="preserve"> демонстрация принципа работы роторной шифровальной системы, включая процесс подстановки и перестановки символов при шифровании сообщений. Приложение реализует упрощённые роторы и отражатель, аналогичные историческим моделям «Энигмы», с возможностью изменения начальных позиций каждого ротора для моделирования различных ключевых настроек.</w:t>
+      </w:r>
+    </w:p>
+    <w:p>
+      <w:r>
+        <w:t xml:space="preserve">Программа позволяет зашифровывать любые текстовые сообщения на русском языке, обеспечивая наглядное отображение результатов для различных комбинаций настроек роторов. Пользователь может экспериментировать с исходными позициями роторов и наблюдать, как это влияет на зашифрованный текст. Основное назначение приложения </w:t>
+      </w:r>
+      <w:r>
+        <w:rPr>
+          <w:rFonts w:cs="Times New Roman"/>
+        </w:rPr>
+        <w:t>–</w:t>
+      </w:r>
+      <w:r>
+        <w:t xml:space="preserve"> образовательное: оно помогает понять принципы работы электромеханических шифровальных устройств, динамическое формирование ключей и влияние конфигурации роторов на итоговый </w:t>
       </w:r>
       <w:proofErr w:type="spellStart"/>
       <w:r>
@@ -2869,7 +2907,7 @@
         </w:numPr>
         <w:ind w:left="0" w:firstLine="709"/>
       </w:pPr>
-      <w:bookmarkStart w:id="10" w:name="_Toc225553904"/>
+      <w:bookmarkStart w:id="10" w:name="_Toc226184666"/>
       <w:r>
         <w:t>Описание алгоритмов рассчета</w:t>
       </w:r>
@@ -2877,26 +2915,51 @@
     </w:p>
     <w:p>
       <w:r>
-        <w:t>В разработанном приложении реализованы алгоритмы маршрутной перестановки, множественной перестановки, частотного анализа символов, а также измерения времени выполнения операций. Ниже приведено описание используемых алгоритмов с листингами программного кода.</w:t>
-      </w:r>
-    </w:p>
-    <w:p>
-      <w:r>
-        <w:t>Маршрутная перестановка реализуется с использованием прямоугольной таблицы. Исходный текст дополняется пробелами до размера таблицы, затем записывается по столбцам и считывается по строкам.</w:t>
-      </w:r>
-    </w:p>
-    <w:p>
-      <w:pPr>
-        <w:spacing w:after="240"/>
-      </w:pPr>
-      <w:r>
-        <w:t xml:space="preserve">Код функции </w:t>
-      </w:r>
-      <w:r>
-        <w:t xml:space="preserve">шифрования </w:t>
-      </w:r>
-      <w:r>
-        <w:t>представлен в листинге 2.1.</w:t>
+        <w:t>В разработанном приложении реализован алгоритм шифрования, имитирующий работу электромеханической шифровальной машины «Энигма». Алгоритм базируется на использовании системы вращающихся роторов и рефлектора, что обеспечивает симметричное шифрование с изменяемым состоянием ключа после каждого введенного символа.</w:t>
+      </w:r>
+    </w:p>
+    <w:p>
+      <w:pPr>
+        <w:spacing w:after="280"/>
+      </w:pPr>
+      <w:r>
+        <w:t xml:space="preserve">Для описания внутренних соединений роторов и рефлектора используются константы, представляющие собой подстановочные алфавиты. Значения для </w:t>
+      </w:r>
+      <w:r>
+        <w:rPr>
+          <w:i/>
+          <w:iCs/>
+          <w:lang w:val="en-US"/>
+        </w:rPr>
+        <w:t>L</w:t>
+      </w:r>
+      <w:r>
+        <w:t xml:space="preserve">, </w:t>
+      </w:r>
+      <w:r>
+        <w:rPr>
+          <w:i/>
+          <w:iCs/>
+          <w:lang w:val="en-US"/>
+        </w:rPr>
+        <w:t>M</w:t>
+      </w:r>
+      <w:r>
+        <w:t xml:space="preserve">, </w:t>
+      </w:r>
+      <w:r>
+        <w:rPr>
+          <w:i/>
+          <w:iCs/>
+          <w:lang w:val="en-US"/>
+        </w:rPr>
+        <w:t>R</w:t>
+      </w:r>
+      <w:r>
+        <w:t xml:space="preserve"> </w:t>
+      </w:r>
+      <w:r>
+        <w:t>взяты в соответствии с вариантом. Код инициализации алфавита и структур роторов представлен в листинге 2.1.</w:t>
       </w:r>
     </w:p>
     <w:tbl>
@@ -2923,20 +2986,7 @@
               <w:ind w:firstLine="22"/>
             </w:pPr>
             <w:r>
-              <w:t xml:space="preserve">function </w:t>
-            </w:r>
-            <w:proofErr w:type="spellStart"/>
-            <w:proofErr w:type="gramStart"/>
-            <w:r>
-              <w:t>routeEncrypt</w:t>
-            </w:r>
-            <w:proofErr w:type="spellEnd"/>
-            <w:r>
-              <w:t>(</w:t>
-            </w:r>
-            <w:proofErr w:type="gramEnd"/>
-            <w:r>
-              <w:t>text, rows, cols) {</w:t>
+              <w:t>const ALPHABET = "ABCDEFGHIJKLMNOPQRSTUVWXYZ";</w:t>
             </w:r>
           </w:p>
           <w:p>
@@ -2945,7 +2995,7 @@
               <w:ind w:firstLine="22"/>
             </w:pPr>
             <w:r>
-              <w:t xml:space="preserve">    return result;</w:t>
+              <w:t>const ROTORS = {</w:t>
             </w:r>
           </w:p>
           <w:p>
@@ -2954,8 +3004,50 @@
               <w:ind w:firstLine="22"/>
             </w:pPr>
             <w:r>
-              <w:t>}</w:t>
-            </w:r>
+              <w:t xml:space="preserve">  L: "FSOKANUERHMBTIYCWLQPZXVGJD",</w:t>
+            </w:r>
+          </w:p>
+          <w:p>
+            <w:pPr>
+              <w:pStyle w:val="aff0"/>
+              <w:ind w:firstLine="22"/>
+            </w:pPr>
+            <w:r>
+              <w:t xml:space="preserve">  M: "BDFHJLCPRTXVZNYEIWGAKMUSQO",</w:t>
+            </w:r>
+          </w:p>
+          <w:p>
+            <w:pPr>
+              <w:pStyle w:val="aff0"/>
+              <w:ind w:firstLine="22"/>
+            </w:pPr>
+            <w:r>
+              <w:t xml:space="preserve">  R: "LEYJVCNIXWPBQMDRTAKZGFUHOS",</w:t>
+            </w:r>
+          </w:p>
+          <w:p>
+            <w:pPr>
+              <w:pStyle w:val="aff0"/>
+              <w:ind w:firstLine="22"/>
+            </w:pPr>
+            <w:r>
+              <w:t>};</w:t>
+            </w:r>
+          </w:p>
+          <w:p>
+            <w:pPr>
+              <w:pStyle w:val="aff0"/>
+              <w:ind w:firstLine="22"/>
+            </w:pPr>
+            <w:r>
+              <w:t>const REFLECTOR = "AFBVCPDJEIGOHYKRLZMXNWTQSU";</w:t>
+            </w:r>
+          </w:p>
+          <w:p>
+            <w:pPr>
+              <w:pStyle w:val="aff0"/>
+              <w:ind w:firstLine="22"/>
+            </w:pPr>
           </w:p>
         </w:tc>
       </w:tr>
@@ -2965,10 +3057,13 @@
         <w:pStyle w:val="a5"/>
       </w:pPr>
       <w:r>
-        <w:t xml:space="preserve">Листинг 2.1 – Код функции </w:t>
-      </w:r>
-      <w:r>
-        <w:t>routeEncrypt</w:t>
+        <w:t xml:space="preserve">Листинг 2.1 – </w:t>
+      </w:r>
+      <w:r>
+        <w:t>Инициализация параметров системы</w:t>
+      </w:r>
+      <w:r>
+        <w:t>t</w:t>
       </w:r>
     </w:p>
     <w:p>
@@ -2976,13 +3071,62 @@
         <w:spacing w:after="240"/>
       </w:pPr>
       <w:r>
-        <w:t xml:space="preserve">После шифрования необходимо расшифровать исходное сообщение. </w:t>
-      </w:r>
-      <w:r>
-        <w:t xml:space="preserve">Алгоритм расшифрования выполняется в обратном порядке: текст записывается по строкам и считывается по столбцам. </w:t>
-      </w:r>
-      <w:r>
-        <w:t>Код функции расшифрования представлен в листинге 2.2.</w:t>
+        <w:t>Основным элементом системы является класс</w:t>
+      </w:r>
+      <w:r>
+        <w:t xml:space="preserve"> </w:t>
+      </w:r>
+      <w:proofErr w:type="spellStart"/>
+      <w:r>
+        <w:t>Rotor</w:t>
+      </w:r>
+      <w:proofErr w:type="spellEnd"/>
+      <w:r>
+        <w:t>, который отвечает за прямую и обратную подстановку символов с учетом текущего смещения. Метод</w:t>
+      </w:r>
+      <w:r>
+        <w:t xml:space="preserve"> </w:t>
+      </w:r>
+      <w:proofErr w:type="spellStart"/>
+      <w:r>
+        <w:t>forward</w:t>
+      </w:r>
+      <w:proofErr w:type="spellEnd"/>
+      <w:r>
+        <w:t xml:space="preserve"> </w:t>
+      </w:r>
+      <w:r>
+        <w:t xml:space="preserve">выполняет преобразование при движении сигнала к </w:t>
+      </w:r>
+      <w:r>
+        <w:lastRenderedPageBreak/>
+        <w:t>рефлектору, а</w:t>
+      </w:r>
+      <w:r>
+        <w:t xml:space="preserve"> </w:t>
+      </w:r>
+      <w:proofErr w:type="spellStart"/>
+      <w:r>
+        <w:t>backward</w:t>
+      </w:r>
+      <w:proofErr w:type="spellEnd"/>
+      <w:r>
+        <w:t xml:space="preserve"> </w:t>
+      </w:r>
+      <w:r>
+        <w:rPr>
+          <w:rFonts w:cs="Times New Roman"/>
+        </w:rPr>
+        <w:t>–</w:t>
+      </w:r>
+      <w:r>
+        <w:t xml:space="preserve"> при возврате сигнала. Код реализации класса ротора представлен в листинге </w:t>
+      </w:r>
+      <w:r>
+        <w:t>2</w:t>
+      </w:r>
+      <w:r>
+        <w:t>.2.</w:t>
       </w:r>
     </w:p>
     <w:tbl>
@@ -3009,20 +3153,7 @@
               <w:ind w:firstLine="22"/>
             </w:pPr>
             <w:r>
-              <w:t xml:space="preserve">function </w:t>
-            </w:r>
-            <w:proofErr w:type="spellStart"/>
-            <w:proofErr w:type="gramStart"/>
-            <w:r>
-              <w:t>routeDecrypt</w:t>
-            </w:r>
-            <w:proofErr w:type="spellEnd"/>
-            <w:r>
-              <w:t>(</w:t>
-            </w:r>
-            <w:proofErr w:type="gramEnd"/>
-            <w:r>
-              <w:t>text, rows, cols) {</w:t>
+              <w:t>class Rotor {</w:t>
             </w:r>
           </w:p>
           <w:p>
@@ -3031,17 +3162,7 @@
               <w:ind w:firstLine="22"/>
             </w:pPr>
             <w:r>
-              <w:t xml:space="preserve">    return </w:t>
-            </w:r>
-            <w:proofErr w:type="spellStart"/>
-            <w:proofErr w:type="gramStart"/>
-            <w:r>
-              <w:t>result.trim</w:t>
-            </w:r>
-            <w:proofErr w:type="spellEnd"/>
-            <w:proofErr w:type="gramEnd"/>
-            <w:r>
-              <w:t>();</w:t>
+              <w:t xml:space="preserve">  forward(c) {</w:t>
             </w:r>
           </w:p>
           <w:p>
@@ -3050,8 +3171,249 @@
               <w:ind w:firstLine="22"/>
             </w:pPr>
             <w:r>
+              <w:t xml:space="preserve">    const </w:t>
+            </w:r>
+            <w:proofErr w:type="spellStart"/>
+            <w:r>
+              <w:t>idx</w:t>
+            </w:r>
+            <w:proofErr w:type="spellEnd"/>
+            <w:r>
+              <w:t xml:space="preserve"> = (</w:t>
+            </w:r>
+            <w:proofErr w:type="spellStart"/>
+            <w:r>
+              <w:t>ALPHABET.indexOf</w:t>
+            </w:r>
+            <w:proofErr w:type="spellEnd"/>
+            <w:r>
+              <w:t xml:space="preserve">(c) + </w:t>
+            </w:r>
+            <w:proofErr w:type="spellStart"/>
+            <w:proofErr w:type="gramStart"/>
+            <w:r>
+              <w:t>this.position</w:t>
+            </w:r>
+            <w:proofErr w:type="spellEnd"/>
+            <w:proofErr w:type="gramEnd"/>
+            <w:r>
+              <w:t xml:space="preserve">) % </w:t>
+            </w:r>
+            <w:proofErr w:type="spellStart"/>
+            <w:r>
+              <w:t>this.size</w:t>
+            </w:r>
+            <w:proofErr w:type="spellEnd"/>
+            <w:r>
+              <w:t>;</w:t>
+            </w:r>
+          </w:p>
+          <w:p>
+            <w:pPr>
+              <w:pStyle w:val="aff0"/>
+              <w:ind w:firstLine="22"/>
+            </w:pPr>
+            <w:r>
+              <w:t xml:space="preserve">    const </w:t>
+            </w:r>
+            <w:proofErr w:type="spellStart"/>
+            <w:r>
+              <w:t>wiredChar</w:t>
+            </w:r>
+            <w:proofErr w:type="spellEnd"/>
+            <w:r>
+              <w:t xml:space="preserve"> = </w:t>
+            </w:r>
+            <w:proofErr w:type="spellStart"/>
+            <w:proofErr w:type="gramStart"/>
+            <w:r>
+              <w:t>this.wiring</w:t>
+            </w:r>
+            <w:proofErr w:type="spellEnd"/>
+            <w:proofErr w:type="gramEnd"/>
+            <w:r>
+              <w:t>[</w:t>
+            </w:r>
+            <w:proofErr w:type="spellStart"/>
+            <w:r>
+              <w:t>idx</w:t>
+            </w:r>
+            <w:proofErr w:type="spellEnd"/>
+            <w:r>
+              <w:t>];</w:t>
+            </w:r>
+          </w:p>
+          <w:p>
+            <w:pPr>
+              <w:pStyle w:val="aff0"/>
+              <w:ind w:firstLine="22"/>
+            </w:pPr>
+            <w:r>
+              <w:t xml:space="preserve">    const </w:t>
+            </w:r>
+            <w:proofErr w:type="spellStart"/>
+            <w:r>
+              <w:t>outIdx</w:t>
+            </w:r>
+            <w:proofErr w:type="spellEnd"/>
+            <w:r>
+              <w:t xml:space="preserve"> = (</w:t>
+            </w:r>
+            <w:proofErr w:type="spellStart"/>
+            <w:r>
+              <w:t>ALPHABET.indexOf</w:t>
+            </w:r>
+            <w:proofErr w:type="spellEnd"/>
+            <w:r>
+              <w:t>(</w:t>
+            </w:r>
+            <w:proofErr w:type="spellStart"/>
+            <w:r>
+              <w:t>wiredChar</w:t>
+            </w:r>
+            <w:proofErr w:type="spellEnd"/>
+            <w:r>
+              <w:t xml:space="preserve">) </w:t>
+            </w:r>
+            <w:r>
+              <w:t>–</w:t>
+            </w:r>
+            <w:r>
+              <w:t xml:space="preserve"> </w:t>
+            </w:r>
+            <w:proofErr w:type="spellStart"/>
+            <w:proofErr w:type="gramStart"/>
+            <w:r>
+              <w:t>this.position</w:t>
+            </w:r>
+            <w:proofErr w:type="spellEnd"/>
+            <w:proofErr w:type="gramEnd"/>
+            <w:r>
+              <w:t xml:space="preserve"> + </w:t>
+            </w:r>
+            <w:proofErr w:type="spellStart"/>
+            <w:r>
+              <w:t>this.size</w:t>
+            </w:r>
+            <w:proofErr w:type="spellEnd"/>
+            <w:r>
+              <w:t xml:space="preserve">) % </w:t>
+            </w:r>
+            <w:proofErr w:type="spellStart"/>
+            <w:r>
+              <w:t>this.size</w:t>
+            </w:r>
+            <w:proofErr w:type="spellEnd"/>
+            <w:r>
+              <w:t>;</w:t>
+            </w:r>
+          </w:p>
+          <w:p>
+            <w:pPr>
+              <w:pStyle w:val="aff0"/>
+              <w:ind w:firstLine="22"/>
+            </w:pPr>
+            <w:r>
+              <w:t xml:space="preserve">    return </w:t>
+            </w:r>
+            <w:proofErr w:type="gramStart"/>
+            <w:r>
+              <w:t>ALPHABET[</w:t>
+            </w:r>
+            <w:proofErr w:type="spellStart"/>
+            <w:proofErr w:type="gramEnd"/>
+            <w:r>
+              <w:t>outIdx</w:t>
+            </w:r>
+            <w:proofErr w:type="spellEnd"/>
+            <w:r>
+              <w:t>];</w:t>
+            </w:r>
+          </w:p>
+          <w:p>
+            <w:pPr>
+              <w:pStyle w:val="aff0"/>
+              <w:ind w:firstLine="22"/>
+            </w:pPr>
+            <w:r>
+              <w:t xml:space="preserve">  }</w:t>
+            </w:r>
+          </w:p>
+          <w:p>
+            <w:pPr>
+              <w:pStyle w:val="aff0"/>
+              <w:ind w:firstLine="22"/>
+            </w:pPr>
+            <w:r>
+              <w:t xml:space="preserve">  </w:t>
+            </w:r>
+            <w:proofErr w:type="gramStart"/>
+            <w:r>
+              <w:t>rotate(</w:t>
+            </w:r>
+            <w:proofErr w:type="gramEnd"/>
+            <w:r>
+              <w:t>) {</w:t>
+            </w:r>
+          </w:p>
+          <w:p>
+            <w:pPr>
+              <w:pStyle w:val="aff0"/>
+              <w:ind w:firstLine="22"/>
+            </w:pPr>
+            <w:r>
+              <w:t xml:space="preserve">    </w:t>
+            </w:r>
+            <w:proofErr w:type="spellStart"/>
+            <w:proofErr w:type="gramStart"/>
+            <w:r>
+              <w:t>this.position</w:t>
+            </w:r>
+            <w:proofErr w:type="spellEnd"/>
+            <w:proofErr w:type="gramEnd"/>
+            <w:r>
+              <w:t xml:space="preserve"> = (</w:t>
+            </w:r>
+            <w:proofErr w:type="spellStart"/>
+            <w:r>
+              <w:t>this.position</w:t>
+            </w:r>
+            <w:proofErr w:type="spellEnd"/>
+            <w:r>
+              <w:t xml:space="preserve"> + 1) % </w:t>
+            </w:r>
+            <w:proofErr w:type="spellStart"/>
+            <w:r>
+              <w:t>this.size</w:t>
+            </w:r>
+            <w:proofErr w:type="spellEnd"/>
+            <w:r>
+              <w:t>;</w:t>
+            </w:r>
+          </w:p>
+          <w:p>
+            <w:pPr>
+              <w:pStyle w:val="aff0"/>
+              <w:ind w:firstLine="22"/>
+            </w:pPr>
+            <w:r>
+              <w:t xml:space="preserve">  }</w:t>
+            </w:r>
+          </w:p>
+          <w:p>
+            <w:pPr>
+              <w:pStyle w:val="aff0"/>
+              <w:ind w:firstLine="22"/>
+            </w:pPr>
+            <w:r>
               <w:t>}</w:t>
             </w:r>
+          </w:p>
+          <w:p>
+            <w:pPr>
+              <w:pStyle w:val="aff0"/>
+              <w:ind w:firstLine="22"/>
+            </w:pPr>
           </w:p>
         </w:tc>
       </w:tr>
@@ -3065,10 +3427,10 @@
         </w:rPr>
       </w:pPr>
       <w:r>
-        <w:t xml:space="preserve">Листинг 2.2 – Код функции </w:t>
-      </w:r>
-      <w:r>
-        <w:t>routeDecrypt</w:t>
+        <w:t xml:space="preserve">Листинг 2.2 – </w:t>
+      </w:r>
+      <w:r>
+        <w:t>Реализация логики работы ротора</w:t>
       </w:r>
     </w:p>
     <w:p>
@@ -3076,23 +3438,30 @@
         <w:spacing w:after="280"/>
       </w:pPr>
       <w:r>
-        <w:lastRenderedPageBreak/>
-        <w:t xml:space="preserve">В приложении множественная перестановка реализована как последовательное преобразование символов с использованием объединённого ключа. Ключ формируется путём объединения двух строк и используется для циклического сдвига символов в алфавите. </w:t>
-      </w:r>
-      <w:r>
-        <w:t>Код функции</w:t>
-      </w:r>
-      <w:r>
-        <w:t xml:space="preserve"> шифрования</w:t>
-      </w:r>
-      <w:r>
-        <w:t xml:space="preserve"> представлен в листинге 2.</w:t>
-      </w:r>
-      <w:r>
-        <w:t>3</w:t>
-      </w:r>
-      <w:r>
-        <w:t>.</w:t>
+        <w:t>Логика взаимодействия всех компонентов сосредоточена в классе</w:t>
+      </w:r>
+      <w:r>
+        <w:t xml:space="preserve"> </w:t>
+      </w:r>
+      <w:proofErr w:type="spellStart"/>
+      <w:r>
+        <w:t>Enigma</w:t>
+      </w:r>
+      <w:proofErr w:type="spellEnd"/>
+      <w:r>
+        <w:t xml:space="preserve">. Процесс шифрования одного символа включает последовательное прохождение через три ротора (R, M, L), отражение в рефлекторе и обратный путь через роторы в обратном порядке. После каждого зашифрованного символа происходит поворот роторов: правый ротор вращается всегда, а средний и левый </w:t>
+      </w:r>
+      <w:r>
+        <w:t>–</w:t>
+      </w:r>
+      <w:r>
+        <w:t xml:space="preserve"> при достижении полной зацикленности предыдущего. Код функции шифрования символа представлен в листинге </w:t>
+      </w:r>
+      <w:r>
+        <w:t>2</w:t>
+      </w:r>
+      <w:r>
+        <w:t>.3.</w:t>
       </w:r>
     </w:p>
     <w:tbl>
@@ -3115,21 +3484,13 @@
               <w:pStyle w:val="aff0"/>
               <w:ind w:firstLine="22"/>
             </w:pPr>
-            <w:r>
-              <w:t xml:space="preserve">function </w:t>
-            </w:r>
             <w:proofErr w:type="spellStart"/>
-            <w:proofErr w:type="gramStart"/>
-            <w:r>
-              <w:t>multiplePermutationEncrypt</w:t>
+            <w:r>
+              <w:t>encodeChar</w:t>
             </w:r>
             <w:proofErr w:type="spellEnd"/>
             <w:r>
-              <w:t>(</w:t>
-            </w:r>
-            <w:proofErr w:type="gramEnd"/>
-            <w:r>
-              <w:t>text, key1, key2) {</w:t>
+              <w:t>(c) {</w:t>
             </w:r>
           </w:p>
           <w:p>
@@ -3138,7 +3499,20 @@
               <w:ind w:firstLine="22"/>
             </w:pPr>
             <w:r>
-              <w:t xml:space="preserve">    return result;</w:t>
+              <w:t xml:space="preserve">  if </w:t>
+            </w:r>
+            <w:proofErr w:type="gramStart"/>
+            <w:r>
+              <w:t>(!</w:t>
+            </w:r>
+            <w:proofErr w:type="spellStart"/>
+            <w:r>
+              <w:t>ALPHABET.includes</w:t>
+            </w:r>
+            <w:proofErr w:type="spellEnd"/>
+            <w:proofErr w:type="gramEnd"/>
+            <w:r>
+              <w:t>(c)) return c;</w:t>
             </w:r>
           </w:p>
           <w:p>
@@ -3147,6 +3521,490 @@
               <w:ind w:firstLine="22"/>
             </w:pPr>
             <w:r>
+              <w:t xml:space="preserve">  let </w:t>
+            </w:r>
+            <w:proofErr w:type="spellStart"/>
+            <w:r>
+              <w:t>ch</w:t>
+            </w:r>
+            <w:proofErr w:type="spellEnd"/>
+            <w:r>
+              <w:t xml:space="preserve"> = </w:t>
+            </w:r>
+            <w:proofErr w:type="spellStart"/>
+            <w:r>
+              <w:t>this.R.forward</w:t>
+            </w:r>
+            <w:proofErr w:type="spellEnd"/>
+            <w:r>
+              <w:t>(c);</w:t>
+            </w:r>
+          </w:p>
+          <w:p>
+            <w:pPr>
+              <w:pStyle w:val="aff0"/>
+              <w:ind w:firstLine="22"/>
+            </w:pPr>
+            <w:r>
+              <w:t xml:space="preserve">  </w:t>
+            </w:r>
+            <w:proofErr w:type="spellStart"/>
+            <w:r>
+              <w:t>ch</w:t>
+            </w:r>
+            <w:proofErr w:type="spellEnd"/>
+            <w:r>
+              <w:t xml:space="preserve"> = </w:t>
+            </w:r>
+            <w:proofErr w:type="spellStart"/>
+            <w:r>
+              <w:t>this.M.forward</w:t>
+            </w:r>
+            <w:proofErr w:type="spellEnd"/>
+            <w:r>
+              <w:t>(</w:t>
+            </w:r>
+            <w:proofErr w:type="spellStart"/>
+            <w:r>
+              <w:t>ch</w:t>
+            </w:r>
+            <w:proofErr w:type="spellEnd"/>
+            <w:r>
+              <w:t>);</w:t>
+            </w:r>
+          </w:p>
+          <w:p>
+            <w:pPr>
+              <w:pStyle w:val="aff0"/>
+              <w:ind w:firstLine="22"/>
+            </w:pPr>
+            <w:r>
+              <w:t xml:space="preserve">  </w:t>
+            </w:r>
+            <w:proofErr w:type="spellStart"/>
+            <w:r>
+              <w:t>ch</w:t>
+            </w:r>
+            <w:proofErr w:type="spellEnd"/>
+            <w:r>
+              <w:t xml:space="preserve"> = </w:t>
+            </w:r>
+            <w:proofErr w:type="spellStart"/>
+            <w:r>
+              <w:t>this.L.forward</w:t>
+            </w:r>
+            <w:proofErr w:type="spellEnd"/>
+            <w:r>
+              <w:t>(</w:t>
+            </w:r>
+            <w:proofErr w:type="spellStart"/>
+            <w:r>
+              <w:t>ch</w:t>
+            </w:r>
+            <w:proofErr w:type="spellEnd"/>
+            <w:r>
+              <w:t>);</w:t>
+            </w:r>
+          </w:p>
+          <w:p>
+            <w:pPr>
+              <w:pStyle w:val="aff0"/>
+              <w:ind w:firstLine="22"/>
+            </w:pPr>
+            <w:r>
+              <w:t xml:space="preserve">  </w:t>
+            </w:r>
+            <w:proofErr w:type="spellStart"/>
+            <w:r>
+              <w:t>ch</w:t>
+            </w:r>
+            <w:proofErr w:type="spellEnd"/>
+            <w:r>
+              <w:t xml:space="preserve"> = </w:t>
+            </w:r>
+            <w:proofErr w:type="spellStart"/>
+            <w:proofErr w:type="gramStart"/>
+            <w:r>
+              <w:t>this.reflector</w:t>
+            </w:r>
+            <w:proofErr w:type="spellEnd"/>
+            <w:proofErr w:type="gramEnd"/>
+            <w:r>
+              <w:t>[</w:t>
+            </w:r>
+            <w:proofErr w:type="spellStart"/>
+            <w:r>
+              <w:t>ALPHABET.indexOf</w:t>
+            </w:r>
+            <w:proofErr w:type="spellEnd"/>
+            <w:r>
+              <w:t>(</w:t>
+            </w:r>
+            <w:proofErr w:type="spellStart"/>
+            <w:r>
+              <w:t>ch</w:t>
+            </w:r>
+            <w:proofErr w:type="spellEnd"/>
+            <w:r>
+              <w:t>)];</w:t>
+            </w:r>
+          </w:p>
+          <w:p>
+            <w:pPr>
+              <w:pStyle w:val="aff0"/>
+              <w:ind w:firstLine="22"/>
+            </w:pPr>
+            <w:r>
+              <w:t xml:space="preserve">  </w:t>
+            </w:r>
+            <w:proofErr w:type="spellStart"/>
+            <w:r>
+              <w:t>ch</w:t>
+            </w:r>
+            <w:proofErr w:type="spellEnd"/>
+            <w:r>
+              <w:t xml:space="preserve"> = </w:t>
+            </w:r>
+            <w:proofErr w:type="spellStart"/>
+            <w:r>
+              <w:t>this.</w:t>
+            </w:r>
+            <w:proofErr w:type="gramStart"/>
+            <w:r>
+              <w:t>L.backward</w:t>
+            </w:r>
+            <w:proofErr w:type="spellEnd"/>
+            <w:proofErr w:type="gramEnd"/>
+            <w:r>
+              <w:t>(</w:t>
+            </w:r>
+            <w:proofErr w:type="spellStart"/>
+            <w:r>
+              <w:t>ch</w:t>
+            </w:r>
+            <w:proofErr w:type="spellEnd"/>
+            <w:r>
+              <w:t>);</w:t>
+            </w:r>
+          </w:p>
+          <w:p>
+            <w:pPr>
+              <w:pStyle w:val="aff0"/>
+              <w:ind w:firstLine="22"/>
+            </w:pPr>
+            <w:r>
+              <w:t xml:space="preserve">  </w:t>
+            </w:r>
+            <w:proofErr w:type="spellStart"/>
+            <w:r>
+              <w:t>ch</w:t>
+            </w:r>
+            <w:proofErr w:type="spellEnd"/>
+            <w:r>
+              <w:t xml:space="preserve"> = </w:t>
+            </w:r>
+            <w:proofErr w:type="spellStart"/>
+            <w:r>
+              <w:t>this.</w:t>
+            </w:r>
+            <w:proofErr w:type="gramStart"/>
+            <w:r>
+              <w:t>M.backward</w:t>
+            </w:r>
+            <w:proofErr w:type="spellEnd"/>
+            <w:proofErr w:type="gramEnd"/>
+            <w:r>
+              <w:t>(</w:t>
+            </w:r>
+            <w:proofErr w:type="spellStart"/>
+            <w:r>
+              <w:t>ch</w:t>
+            </w:r>
+            <w:proofErr w:type="spellEnd"/>
+            <w:r>
+              <w:t>);</w:t>
+            </w:r>
+          </w:p>
+          <w:p>
+            <w:pPr>
+              <w:pStyle w:val="aff0"/>
+              <w:ind w:firstLine="22"/>
+            </w:pPr>
+            <w:r>
+              <w:t xml:space="preserve">  </w:t>
+            </w:r>
+            <w:proofErr w:type="spellStart"/>
+            <w:r>
+              <w:t>ch</w:t>
+            </w:r>
+            <w:proofErr w:type="spellEnd"/>
+            <w:r>
+              <w:t xml:space="preserve"> = </w:t>
+            </w:r>
+            <w:proofErr w:type="spellStart"/>
+            <w:r>
+              <w:t>this.</w:t>
+            </w:r>
+            <w:proofErr w:type="gramStart"/>
+            <w:r>
+              <w:t>R.backward</w:t>
+            </w:r>
+            <w:proofErr w:type="spellEnd"/>
+            <w:proofErr w:type="gramEnd"/>
+            <w:r>
+              <w:t>(</w:t>
+            </w:r>
+            <w:proofErr w:type="spellStart"/>
+            <w:r>
+              <w:t>ch</w:t>
+            </w:r>
+            <w:proofErr w:type="spellEnd"/>
+            <w:r>
+              <w:t>);</w:t>
+            </w:r>
+          </w:p>
+          <w:p>
+            <w:pPr>
+              <w:pStyle w:val="aff0"/>
+              <w:ind w:firstLine="22"/>
+            </w:pPr>
+          </w:p>
+          <w:p>
+            <w:pPr>
+              <w:pStyle w:val="aff0"/>
+              <w:ind w:firstLine="22"/>
+            </w:pPr>
+            <w:r>
+              <w:t xml:space="preserve">  const </w:t>
+            </w:r>
+            <w:proofErr w:type="spellStart"/>
+            <w:r>
+              <w:t>oldR</w:t>
+            </w:r>
+            <w:proofErr w:type="spellEnd"/>
+            <w:r>
+              <w:t xml:space="preserve"> = </w:t>
+            </w:r>
+            <w:proofErr w:type="spellStart"/>
+            <w:r>
+              <w:t>this.</w:t>
+            </w:r>
+            <w:proofErr w:type="gramStart"/>
+            <w:r>
+              <w:t>R.position</w:t>
+            </w:r>
+            <w:proofErr w:type="spellEnd"/>
+            <w:proofErr w:type="gramEnd"/>
+            <w:r>
+              <w:t>;</w:t>
+            </w:r>
+          </w:p>
+          <w:p>
+            <w:pPr>
+              <w:pStyle w:val="aff0"/>
+              <w:ind w:firstLine="22"/>
+            </w:pPr>
+            <w:r>
+              <w:t xml:space="preserve">  </w:t>
+            </w:r>
+            <w:proofErr w:type="spellStart"/>
+            <w:r>
+              <w:t>this.</w:t>
+            </w:r>
+            <w:proofErr w:type="gramStart"/>
+            <w:r>
+              <w:t>R.rotate</w:t>
+            </w:r>
+            <w:proofErr w:type="spellEnd"/>
+            <w:proofErr w:type="gramEnd"/>
+            <w:r>
+              <w:t>(4);</w:t>
+            </w:r>
+          </w:p>
+          <w:p>
+            <w:pPr>
+              <w:pStyle w:val="aff0"/>
+              <w:ind w:firstLine="22"/>
+            </w:pPr>
+          </w:p>
+          <w:p>
+            <w:pPr>
+              <w:pStyle w:val="aff0"/>
+              <w:ind w:firstLine="22"/>
+            </w:pPr>
+            <w:r>
+              <w:t>  if (</w:t>
+            </w:r>
+            <w:proofErr w:type="spellStart"/>
+            <w:r>
+              <w:t>this.</w:t>
+            </w:r>
+            <w:proofErr w:type="gramStart"/>
+            <w:r>
+              <w:t>R.position</w:t>
+            </w:r>
+            <w:proofErr w:type="spellEnd"/>
+            <w:proofErr w:type="gramEnd"/>
+            <w:r>
+              <w:t xml:space="preserve"> &lt; </w:t>
+            </w:r>
+            <w:proofErr w:type="spellStart"/>
+            <w:r>
+              <w:t>oldR</w:t>
+            </w:r>
+            <w:proofErr w:type="spellEnd"/>
+            <w:r>
+              <w:t>) {</w:t>
+            </w:r>
+          </w:p>
+          <w:p>
+            <w:pPr>
+              <w:pStyle w:val="aff0"/>
+              <w:ind w:firstLine="22"/>
+            </w:pPr>
+            <w:r>
+              <w:t xml:space="preserve">    const </w:t>
+            </w:r>
+            <w:proofErr w:type="spellStart"/>
+            <w:r>
+              <w:t>oldM</w:t>
+            </w:r>
+            <w:proofErr w:type="spellEnd"/>
+            <w:r>
+              <w:t xml:space="preserve"> = </w:t>
+            </w:r>
+            <w:proofErr w:type="spellStart"/>
+            <w:r>
+              <w:t>this.</w:t>
+            </w:r>
+            <w:proofErr w:type="gramStart"/>
+            <w:r>
+              <w:t>M.position</w:t>
+            </w:r>
+            <w:proofErr w:type="spellEnd"/>
+            <w:proofErr w:type="gramEnd"/>
+            <w:r>
+              <w:t>;</w:t>
+            </w:r>
+          </w:p>
+          <w:p>
+            <w:pPr>
+              <w:pStyle w:val="aff0"/>
+              <w:ind w:firstLine="22"/>
+            </w:pPr>
+            <w:r>
+              <w:t xml:space="preserve">    </w:t>
+            </w:r>
+            <w:proofErr w:type="spellStart"/>
+            <w:r>
+              <w:t>this.</w:t>
+            </w:r>
+            <w:proofErr w:type="gramStart"/>
+            <w:r>
+              <w:t>M.rotate</w:t>
+            </w:r>
+            <w:proofErr w:type="spellEnd"/>
+            <w:proofErr w:type="gramEnd"/>
+            <w:r>
+              <w:t>(1);</w:t>
+            </w:r>
+          </w:p>
+          <w:p>
+            <w:pPr>
+              <w:pStyle w:val="aff0"/>
+              <w:ind w:firstLine="22"/>
+            </w:pPr>
+            <w:r>
+              <w:t>    if (</w:t>
+            </w:r>
+            <w:proofErr w:type="spellStart"/>
+            <w:r>
+              <w:t>this.</w:t>
+            </w:r>
+            <w:proofErr w:type="gramStart"/>
+            <w:r>
+              <w:t>M.position</w:t>
+            </w:r>
+            <w:proofErr w:type="spellEnd"/>
+            <w:proofErr w:type="gramEnd"/>
+            <w:r>
+              <w:t xml:space="preserve"> &lt; </w:t>
+            </w:r>
+            <w:proofErr w:type="spellStart"/>
+            <w:r>
+              <w:t>oldM</w:t>
+            </w:r>
+            <w:proofErr w:type="spellEnd"/>
+            <w:r>
+              <w:t>) {</w:t>
+            </w:r>
+          </w:p>
+          <w:p>
+            <w:pPr>
+              <w:pStyle w:val="aff0"/>
+              <w:ind w:firstLine="22"/>
+            </w:pPr>
+            <w:r>
+              <w:t xml:space="preserve">      </w:t>
+            </w:r>
+            <w:proofErr w:type="spellStart"/>
+            <w:r>
+              <w:t>this.</w:t>
+            </w:r>
+            <w:proofErr w:type="gramStart"/>
+            <w:r>
+              <w:t>L.rotate</w:t>
+            </w:r>
+            <w:proofErr w:type="spellEnd"/>
+            <w:proofErr w:type="gramEnd"/>
+            <w:r>
+              <w:t xml:space="preserve">(1); </w:t>
+            </w:r>
+          </w:p>
+          <w:p>
+            <w:pPr>
+              <w:pStyle w:val="aff0"/>
+              <w:ind w:firstLine="22"/>
+            </w:pPr>
+            <w:r>
+              <w:t>    }</w:t>
+            </w:r>
+          </w:p>
+          <w:p>
+            <w:pPr>
+              <w:pStyle w:val="aff0"/>
+              <w:ind w:firstLine="22"/>
+            </w:pPr>
+            <w:r>
+              <w:t>  }</w:t>
+            </w:r>
+          </w:p>
+          <w:p>
+            <w:pPr>
+              <w:pStyle w:val="aff0"/>
+              <w:ind w:firstLine="22"/>
+            </w:pPr>
+            <w:r>
+              <w:t xml:space="preserve">  return </w:t>
+            </w:r>
+            <w:proofErr w:type="spellStart"/>
+            <w:r>
+              <w:t>ch</w:t>
+            </w:r>
+            <w:proofErr w:type="spellEnd"/>
+            <w:r>
+              <w:t>;</w:t>
+            </w:r>
+          </w:p>
+          <w:p>
+            <w:pPr>
+              <w:pStyle w:val="aff0"/>
+              <w:ind w:firstLine="22"/>
+              <w:rPr>
+                <w:lang w:val="ru-RU"/>
+              </w:rPr>
+            </w:pPr>
+            <w:r>
               <w:t>}</w:t>
             </w:r>
           </w:p>
@@ -3164,10 +4022,10 @@
         <w:t>3</w:t>
       </w:r>
       <w:r>
-        <w:t xml:space="preserve"> – Код функции </w:t>
-      </w:r>
-      <w:r>
-        <w:t>multiplePermutationEncrypt</w:t>
+        <w:t xml:space="preserve"> – </w:t>
+      </w:r>
+      <w:r>
+        <w:t>Алгоритм прохождения сигнала и вращения роторов</w:t>
       </w:r>
     </w:p>
     <w:p>
@@ -3175,19 +4033,33 @@
         <w:spacing w:after="280"/>
       </w:pPr>
       <w:r>
-        <w:t xml:space="preserve">После шифрования необходимо расшифровать исходное сообщение. </w:t>
-      </w:r>
-      <w:r>
-        <w:t>Расшифрование выполняется аналогично, но со сдвигом в обратную сторону</w:t>
-      </w:r>
-      <w:r>
-        <w:t>.</w:t>
+        <w:lastRenderedPageBreak/>
+        <w:t>Для обработки строковых сообщений используется метод</w:t>
       </w:r>
       <w:r>
         <w:t xml:space="preserve"> </w:t>
       </w:r>
-      <w:r>
-        <w:t>Код функции расшифрования представлен в листинге 2.4.</w:t>
+      <w:proofErr w:type="spellStart"/>
+      <w:r>
+        <w:t>encodeMessage</w:t>
+      </w:r>
+      <w:proofErr w:type="spellEnd"/>
+      <w:r>
+        <w:t xml:space="preserve">, который переводит текст в верхний регистр и последовательно обрабатывает каждый символ. Поскольку алгоритм является симметричным благодаря рефлектору, для расшифрования сообщения достаточно установить роторы в исходные позиции и повторно пропустить </w:t>
+      </w:r>
+      <w:proofErr w:type="spellStart"/>
+      <w:r>
+        <w:t>шифротекст</w:t>
+      </w:r>
+      <w:proofErr w:type="spellEnd"/>
+      <w:r>
+        <w:t xml:space="preserve"> через машину. Код обработки сообщения представлен в листинге </w:t>
+      </w:r>
+      <w:r>
+        <w:t>2</w:t>
+      </w:r>
+      <w:r>
+        <w:t>.4.</w:t>
       </w:r>
     </w:p>
     <w:tbl>
@@ -3210,21 +4082,13 @@
               <w:pStyle w:val="aff0"/>
               <w:ind w:firstLine="22"/>
             </w:pPr>
-            <w:r>
-              <w:t xml:space="preserve">function </w:t>
-            </w:r>
             <w:proofErr w:type="spellStart"/>
-            <w:proofErr w:type="gramStart"/>
-            <w:r>
-              <w:t>multiplePermutationDecrypt</w:t>
+            <w:r>
+              <w:t>encodeMessage</w:t>
             </w:r>
             <w:proofErr w:type="spellEnd"/>
             <w:r>
-              <w:t>(</w:t>
-            </w:r>
-            <w:proofErr w:type="gramEnd"/>
-            <w:r>
-              <w:t>text, key1, key2) {</w:t>
+              <w:t>(msg) {</w:t>
             </w:r>
           </w:p>
           <w:p>
@@ -3233,98 +4097,7 @@
               <w:ind w:firstLine="22"/>
             </w:pPr>
             <w:r>
-              <w:t xml:space="preserve">    return result;</w:t>
-            </w:r>
-          </w:p>
-          <w:p>
-            <w:pPr>
-              <w:pStyle w:val="aff0"/>
-              <w:ind w:firstLine="22"/>
-              <w:rPr>
-                <w:lang w:val="ru-RU"/>
-              </w:rPr>
-            </w:pPr>
-            <w:r>
-              <w:t>}</w:t>
-            </w:r>
-          </w:p>
-        </w:tc>
-      </w:tr>
-    </w:tbl>
-    <w:p>
-      <w:pPr>
-        <w:pStyle w:val="a5"/>
-        <w:rPr>
-          <w:rFonts w:cs="Times New Roman"/>
-          <w:szCs w:val="28"/>
-        </w:rPr>
-      </w:pPr>
-      <w:r>
-        <w:t xml:space="preserve">Листинг 2.4 – Код функции </w:t>
-      </w:r>
-      <w:r>
-        <w:t>multiplePermutationDecrypt</w:t>
-      </w:r>
-    </w:p>
-    <w:p>
-      <w:pPr>
-        <w:spacing w:after="280"/>
-      </w:pPr>
-      <w:r>
-        <w:t xml:space="preserve">Для оценки производительности реализованных методов используется функция измерения времени выполнения. Она фиксирует время до и после вызова алгоритма и вычисляет разницу. </w:t>
-      </w:r>
-      <w:r>
-        <w:t>Код функции расшифрования представлен в листинге 2.5.</w:t>
-      </w:r>
-    </w:p>
-    <w:tbl>
-      <w:tblPr>
-        <w:tblStyle w:val="af6"/>
-        <w:tblW w:w="0" w:type="auto"/>
-        <w:tblInd w:w="0" w:type="dxa"/>
-        <w:tblLook w:val="04A0" w:firstRow="1" w:lastRow="0" w:firstColumn="1" w:lastColumn="0" w:noHBand="0" w:noVBand="1"/>
-      </w:tblPr>
-      <w:tblGrid>
-        <w:gridCol w:w="9345"/>
-      </w:tblGrid>
-      <w:tr>
-        <w:tc>
-          <w:tcPr>
-            <w:tcW w:w="9345" w:type="dxa"/>
-          </w:tcPr>
-          <w:p>
-            <w:pPr>
-              <w:pStyle w:val="aff0"/>
-              <w:ind w:firstLine="22"/>
-            </w:pPr>
-            <w:r>
-              <w:t xml:space="preserve">function </w:t>
-            </w:r>
-            <w:proofErr w:type="spellStart"/>
-            <w:proofErr w:type="gramStart"/>
-            <w:r>
-              <w:t>measureTime</w:t>
-            </w:r>
-            <w:proofErr w:type="spellEnd"/>
-            <w:r>
-              <w:t>(</w:t>
-            </w:r>
-            <w:proofErr w:type="spellStart"/>
-            <w:proofErr w:type="gramEnd"/>
-            <w:r>
-              <w:t>fn</w:t>
-            </w:r>
-            <w:proofErr w:type="spellEnd"/>
-            <w:r>
-              <w:t>, ...</w:t>
-            </w:r>
-            <w:proofErr w:type="spellStart"/>
-            <w:r>
-              <w:t>args</w:t>
-            </w:r>
-            <w:proofErr w:type="spellEnd"/>
-            <w:r>
-              <w:t>) {</w:t>
+              <w:t xml:space="preserve">  return msg</w:t>
             </w:r>
           </w:p>
           <w:p>
@@ -3333,20 +4106,20 @@
               <w:ind w:firstLine="22"/>
             </w:pPr>
             <w:r>
-              <w:t xml:space="preserve">    const start = </w:t>
+              <w:t xml:space="preserve">    </w:t>
+            </w:r>
+            <w:proofErr w:type="gramStart"/>
+            <w:r>
+              <w:t>.</w:t>
             </w:r>
             <w:proofErr w:type="spellStart"/>
-            <w:proofErr w:type="gramStart"/>
-            <w:r>
-              <w:t>Date.now</w:t>
+            <w:r>
+              <w:t>toUpperCase</w:t>
             </w:r>
             <w:proofErr w:type="spellEnd"/>
-            <w:r>
-              <w:t>(</w:t>
-            </w:r>
             <w:proofErr w:type="gramEnd"/>
             <w:r>
-              <w:t>);</w:t>
+              <w:t>()</w:t>
             </w:r>
           </w:p>
           <w:p>
@@ -3355,28 +4128,15 @@
               <w:ind w:firstLine="22"/>
             </w:pPr>
             <w:r>
-              <w:t xml:space="preserve">    const result = </w:t>
-            </w:r>
-            <w:proofErr w:type="spellStart"/>
+              <w:t xml:space="preserve">    </w:t>
+            </w:r>
             <w:proofErr w:type="gramStart"/>
             <w:r>
-              <w:t>fn</w:t>
-            </w:r>
-            <w:proofErr w:type="spellEnd"/>
-            <w:r>
-              <w:t>(</w:t>
+              <w:t>.split</w:t>
             </w:r>
             <w:proofErr w:type="gramEnd"/>
             <w:r>
-              <w:t>...</w:t>
-            </w:r>
-            <w:proofErr w:type="spellStart"/>
-            <w:r>
-              <w:t>args</w:t>
-            </w:r>
-            <w:proofErr w:type="spellEnd"/>
-            <w:r>
-              <w:t>);</w:t>
+              <w:t>("")</w:t>
             </w:r>
           </w:p>
           <w:p>
@@ -3385,20 +4145,23 @@
               <w:ind w:firstLine="22"/>
             </w:pPr>
             <w:r>
-              <w:t xml:space="preserve">    const end = </w:t>
+              <w:t xml:space="preserve">    </w:t>
+            </w:r>
+            <w:proofErr w:type="gramStart"/>
+            <w:r>
+              <w:t>.map</w:t>
+            </w:r>
+            <w:proofErr w:type="gramEnd"/>
+            <w:r>
+              <w:t xml:space="preserve">((c) =&gt; </w:t>
             </w:r>
             <w:proofErr w:type="spellStart"/>
-            <w:proofErr w:type="gramStart"/>
-            <w:r>
-              <w:t>Date.now</w:t>
+            <w:r>
+              <w:t>this.encodeChar</w:t>
             </w:r>
             <w:proofErr w:type="spellEnd"/>
             <w:r>
-              <w:t>(</w:t>
-            </w:r>
-            <w:proofErr w:type="gramEnd"/>
-            <w:r>
-              <w:t>);</w:t>
+              <w:t>(c))</w:t>
             </w:r>
           </w:p>
           <w:p>
@@ -3407,15 +4170,15 @@
               <w:ind w:firstLine="22"/>
             </w:pPr>
             <w:r>
-              <w:t xml:space="preserve">    return </w:t>
+              <w:t xml:space="preserve">    </w:t>
             </w:r>
             <w:proofErr w:type="gramStart"/>
             <w:r>
-              <w:t>{ result</w:t>
+              <w:t>.join</w:t>
             </w:r>
             <w:proofErr w:type="gramEnd"/>
             <w:r>
-              <w:t>, time: end - start };</w:t>
+              <w:t>("");</w:t>
             </w:r>
           </w:p>
           <w:p>
@@ -3427,24 +4190,39 @@
               <w:t>}</w:t>
             </w:r>
           </w:p>
+          <w:p>
+            <w:pPr>
+              <w:pStyle w:val="aff0"/>
+              <w:ind w:firstLine="22"/>
+              <w:rPr>
+                <w:lang w:val="ru-RU"/>
+              </w:rPr>
+            </w:pPr>
+          </w:p>
         </w:tc>
       </w:tr>
     </w:tbl>
     <w:p>
       <w:pPr>
         <w:pStyle w:val="a5"/>
-      </w:pPr>
-      <w:r>
-        <w:t xml:space="preserve">Листинг 2.5 – Код функции </w:t>
-      </w:r>
-      <w:r>
-        <w:t>measureTime</w:t>
-      </w:r>
-    </w:p>
-    <w:p>
-      <w:r>
-        <w:t xml:space="preserve">Таким образом, в приложении реализованы основные алгоритмы, позволяющие не только выполнять зашифрование и расшифрование сообщений, но и анализировать их свойства, включая статистические характеристики и производительность. </w:t>
-      </w:r>
+        <w:rPr>
+          <w:rFonts w:cs="Times New Roman"/>
+          <w:szCs w:val="28"/>
+        </w:rPr>
+      </w:pPr>
+      <w:r>
+        <w:t xml:space="preserve">Листинг 2.4 – </w:t>
+      </w:r>
+      <w:r>
+        <w:t>Код функции обработки сообщения</w:t>
+      </w:r>
+    </w:p>
+    <w:p>
+      <w:r>
+        <w:t>Таким образом, реализованная модель «Энигмы» позволяет выполнять зашифрование сообщений, варьируя начальные настройки (позиции) роторов, что значительно увеличивает криптостойкость по сравнению с простыми методами перестановки.</w:t>
+      </w:r>
+    </w:p>
+    <w:p>
       <w:r>
         <w:br w:type="page"/>
       </w:r>
@@ -3453,7 +4231,7 @@
       <w:pPr>
         <w:pStyle w:val="11"/>
       </w:pPr>
-      <w:bookmarkStart w:id="11" w:name="_Toc225553905"/>
+      <w:bookmarkStart w:id="11" w:name="_Toc226184667"/>
       <w:r>
         <w:lastRenderedPageBreak/>
         <w:t>3</w:t>
@@ -3471,7 +4249,7 @@
         <w:pStyle w:val="11"/>
         <w:spacing w:before="240"/>
       </w:pPr>
-      <w:bookmarkStart w:id="12" w:name="_Toc225553906"/>
+      <w:bookmarkStart w:id="12" w:name="_Toc226184668"/>
       <w:r>
         <w:t>3</w:t>
       </w:r>
@@ -3488,36 +4266,21 @@
     </w:p>
     <w:p>
       <w:r>
-        <w:t>Процесс шифрования текста в разработанном приложении реализован с использованием двух основных методов – маршрутной перестановки и множественной перестановки. Исходный текст считывается из файла input.txt и преобразуется в верхний регистр для соответствия используемому алфавиту.</w:t>
-      </w:r>
-    </w:p>
-    <w:p>
-      <w:r>
-        <w:t xml:space="preserve">Часть содержимого </w:t>
-      </w:r>
-      <w:r>
-        <w:rPr>
-          <w:lang w:val="en-US"/>
-        </w:rPr>
-        <w:t>input</w:t>
-      </w:r>
-      <w:r>
-        <w:t>.</w:t>
-      </w:r>
-      <w:r>
-        <w:rPr>
-          <w:lang w:val="en-US"/>
-        </w:rPr>
-        <w:t>txt</w:t>
+        <w:t>Процесс шифрования текста в разработанном приложении реализован с использованием алгоритма, имитирующего работу электромеханической шифровальной машины «Энигма». Исходный текст считывается из переменной</w:t>
       </w:r>
       <w:r>
         <w:t xml:space="preserve"> </w:t>
       </w:r>
-      <w:r>
-        <w:t xml:space="preserve">представлено на </w:t>
-      </w:r>
-      <w:r>
-        <w:t>рисунке 3.1.</w:t>
+      <w:proofErr w:type="spellStart"/>
+      <w:r>
+        <w:t>message</w:t>
+      </w:r>
+      <w:proofErr w:type="spellEnd"/>
+      <w:r>
+        <w:t xml:space="preserve"> </w:t>
+      </w:r>
+      <w:r>
+        <w:t>и преобразуется в верхний регистр для обеспечения корректной работы с используемым латинским алфавитом. Часть исходного сообщения представлена на рисунке 3.1.</w:t>
       </w:r>
     </w:p>
     <w:p>
@@ -3526,9 +4289,9 @@
       </w:pPr>
       <w:r>
         <w:drawing>
-          <wp:inline distT="0" distB="0" distL="0" distR="0" wp14:anchorId="055E11BD" wp14:editId="7FDABC61">
-            <wp:extent cx="5692775" cy="1037539"/>
-            <wp:effectExtent l="19050" t="19050" r="22225" b="10795"/>
+          <wp:inline distT="0" distB="0" distL="0" distR="0" wp14:anchorId="42A99A83" wp14:editId="25197054">
+            <wp:extent cx="3250362" cy="434540"/>
+            <wp:effectExtent l="19050" t="19050" r="26670" b="22860"/>
             <wp:docPr id="1" name="Рисунок 1"/>
             <wp:cNvGraphicFramePr>
               <a:graphicFrameLocks xmlns:a="http://schemas.openxmlformats.org/drawingml/2006/main" noChangeAspect="1"/>
@@ -3549,7 +4312,7 @@
                   <pic:spPr>
                     <a:xfrm>
                       <a:off x="0" y="0"/>
-                      <a:ext cx="5710925" cy="1040847"/>
+                      <a:ext cx="3260809" cy="435937"/>
                     </a:xfrm>
                     <a:prstGeom prst="rect">
                       <a:avLst/>
@@ -3587,150 +4350,37 @@
         <w:t xml:space="preserve"> – </w:t>
       </w:r>
       <w:r>
-        <w:t xml:space="preserve">Содержимое файла </w:t>
-      </w:r>
-      <w:r>
-        <w:rPr>
-          <w:lang w:val="en-US"/>
-        </w:rPr>
-        <w:t>input</w:t>
-      </w:r>
+        <w:t xml:space="preserve">Содержимое </w:t>
+      </w:r>
+      <w:r>
+        <w:t>исходного текста</w:t>
+      </w:r>
+    </w:p>
+    <w:p>
+      <w:r>
+        <w:t xml:space="preserve">Шифрование выполняется путем последовательного прохождения электрического сигнала через систему из трех вращающихся роторов (правого, среднего и левого) и неподвижного отражателя (рефлектора). Каждый ротор представляет собой блок подстановки, который смещает индекс символа в соответствии со своей текущей позицией. Ключевой особенностью данного метода является изменение состояния машины перед зашифрованием каждого символа: правый ротор совершает шаг (в данной реализации </w:t>
+      </w:r>
+      <w:r>
+        <w:t xml:space="preserve">– </w:t>
+      </w:r>
+      <w:r>
+        <w:t xml:space="preserve">на 4 позиции), что делает шифр </w:t>
+      </w:r>
+      <w:proofErr w:type="spellStart"/>
+      <w:r>
+        <w:t>полиалфавитным</w:t>
+      </w:r>
+      <w:proofErr w:type="spellEnd"/>
       <w:r>
         <w:t>.</w:t>
       </w:r>
-      <w:r>
-        <w:rPr>
-          <w:lang w:val="en-US"/>
-        </w:rPr>
-        <w:t>txt</w:t>
-      </w:r>
-    </w:p>
-    <w:p>
-      <w:pPr>
-        <w:rPr>
-          <w:spacing w:val="-2"/>
-        </w:rPr>
-      </w:pPr>
-      <w:r>
-        <w:rPr>
-          <w:spacing w:val="-2"/>
-        </w:rPr>
-        <w:t>Маршрутная перестановка выполняется путем записи символов текста по столбцам прямоугольной таблицы заданного размера и последующего считывания по строкам. Такой способ позволяет изменить порядок следования символов в тексте, сохраняя при этом их количество.</w:t>
-      </w:r>
-      <w:r>
-        <w:rPr>
-          <w:spacing w:val="-2"/>
-        </w:rPr>
-        <w:t xml:space="preserve"> </w:t>
-      </w:r>
-    </w:p>
-    <w:p>
-      <w:pPr>
-        <w:rPr>
-          <w:spacing w:val="-2"/>
-        </w:rPr>
-      </w:pPr>
-      <w:r>
-        <w:rPr>
-          <w:spacing w:val="-2"/>
-        </w:rPr>
-        <w:t>Часть с</w:t>
-      </w:r>
-      <w:r>
-        <w:rPr>
-          <w:spacing w:val="-2"/>
-        </w:rPr>
-        <w:t>одержимо</w:t>
-      </w:r>
-      <w:r>
-        <w:rPr>
-          <w:spacing w:val="-2"/>
-        </w:rPr>
-        <w:t>го</w:t>
-      </w:r>
-      <w:r>
-        <w:rPr>
-          <w:spacing w:val="-2"/>
-        </w:rPr>
-        <w:t xml:space="preserve"> файла </w:t>
-      </w:r>
-      <w:proofErr w:type="spellStart"/>
-      <w:r>
-        <w:rPr>
-          <w:spacing w:val="-2"/>
-        </w:rPr>
-        <w:t>route</w:t>
-      </w:r>
-      <w:proofErr w:type="spellEnd"/>
-      <w:r>
-        <w:rPr>
-          <w:spacing w:val="-2"/>
-        </w:rPr>
-        <w:t>_</w:t>
-      </w:r>
-      <w:r>
-        <w:rPr>
-          <w:spacing w:val="-2"/>
-          <w:lang w:val="en-US"/>
-        </w:rPr>
-        <w:t>encrypted</w:t>
-      </w:r>
-      <w:r>
-        <w:rPr>
-          <w:spacing w:val="-2"/>
-        </w:rPr>
-        <w:t>.</w:t>
-      </w:r>
-      <w:r>
-        <w:rPr>
-          <w:spacing w:val="-2"/>
-          <w:lang w:val="en-US"/>
-        </w:rPr>
-        <w:t>txt</w:t>
-      </w:r>
-      <w:r>
-        <w:rPr>
-          <w:spacing w:val="-2"/>
-        </w:rPr>
-        <w:t xml:space="preserve">, созданного в процессе шифрования исходного текстового файла </w:t>
-      </w:r>
-      <w:r>
-        <w:rPr>
-          <w:spacing w:val="-2"/>
-          <w:lang w:val="en-US"/>
-        </w:rPr>
-        <w:t>input</w:t>
-      </w:r>
-      <w:r>
-        <w:rPr>
-          <w:spacing w:val="-2"/>
-        </w:rPr>
-        <w:t>.</w:t>
-      </w:r>
-      <w:r>
-        <w:rPr>
-          <w:spacing w:val="-2"/>
-          <w:lang w:val="en-US"/>
-        </w:rPr>
-        <w:t>txt</w:t>
-      </w:r>
-      <w:r>
-        <w:rPr>
-          <w:spacing w:val="-2"/>
-        </w:rPr>
-        <w:t xml:space="preserve"> представлен</w:t>
-      </w:r>
-      <w:r>
-        <w:rPr>
-          <w:spacing w:val="-2"/>
-        </w:rPr>
-        <w:t>о</w:t>
-      </w:r>
-      <w:r>
-        <w:rPr>
-          <w:spacing w:val="-2"/>
-        </w:rPr>
-        <w:t xml:space="preserve"> на рисунке 3.2.</w:t>
+    </w:p>
+    <w:p>
+      <w:r>
+        <w:t>Зашифрованное сообщение с разными вариациями установки роторов</w:t>
+      </w:r>
+      <w:r>
+        <w:t xml:space="preserve"> представлена на рисунке 3.2.</w:t>
       </w:r>
     </w:p>
     <w:p>
@@ -3739,10 +4389,10 @@
       </w:pPr>
       <w:r>
         <w:drawing>
-          <wp:inline distT="0" distB="0" distL="0" distR="0" wp14:anchorId="1ED7FA65" wp14:editId="1E2C6251">
-            <wp:extent cx="5654675" cy="942345"/>
-            <wp:effectExtent l="19050" t="19050" r="22225" b="10160"/>
-            <wp:docPr id="20" name="Рисунок 20"/>
+          <wp:inline distT="0" distB="0" distL="0" distR="0" wp14:anchorId="2089056D" wp14:editId="43A1DCEC">
+            <wp:extent cx="3820058" cy="1371791"/>
+            <wp:effectExtent l="19050" t="19050" r="28575" b="19050"/>
+            <wp:docPr id="3" name="Рисунок 3"/>
             <wp:cNvGraphicFramePr>
               <a:graphicFrameLocks xmlns:a="http://schemas.openxmlformats.org/drawingml/2006/main" noChangeAspect="1"/>
             </wp:cNvGraphicFramePr>
@@ -3762,7 +4412,7 @@
                   <pic:spPr>
                     <a:xfrm>
                       <a:off x="0" y="0"/>
-                      <a:ext cx="5660778" cy="943362"/>
+                      <a:ext cx="3820058" cy="1371791"/>
                     </a:xfrm>
                     <a:prstGeom prst="rect">
                       <a:avLst/>
@@ -3783,1191 +4433,255 @@
     <w:p>
       <w:pPr>
         <w:pStyle w:val="a5"/>
-      </w:pPr>
-      <w:r>
-        <w:t xml:space="preserve">Рисунок 3.2 – </w:t>
-      </w:r>
-      <w:r>
-        <w:t xml:space="preserve">Содержимое файла </w:t>
-      </w:r>
-      <w:r>
         <w:rPr>
           <w:spacing w:val="-2"/>
         </w:rPr>
-        <w:t>route</w:t>
-      </w:r>
-      <w:r>
-        <w:rPr>
-          <w:spacing w:val="-2"/>
-        </w:rPr>
-        <w:t>_</w:t>
-      </w:r>
-      <w:r>
-        <w:rPr>
-          <w:spacing w:val="-2"/>
+      </w:pPr>
+      <w:r>
+        <w:t>Рисунок 3.</w:t>
+      </w:r>
+      <w:r>
+        <w:t>2</w:t>
+      </w:r>
+      <w:r>
+        <w:t xml:space="preserve"> – </w:t>
+      </w:r>
+      <w:r>
+        <w:t>Результат шифрования</w:t>
+      </w:r>
+    </w:p>
+    <w:p>
+      <w:r>
+        <w:t xml:space="preserve">Отражатель (рефлектор) в конце цепи обеспечивает симметричность алгоритма: если пропустить полученный </w:t>
+      </w:r>
+      <w:proofErr w:type="spellStart"/>
+      <w:r>
+        <w:t>шифротекст</w:t>
+      </w:r>
+      <w:proofErr w:type="spellEnd"/>
+      <w:r>
+        <w:t xml:space="preserve"> через машину с теми же начальными установками роторов, будет восстановлено исходное сообщение. При этом механизм переноса шага (пере переполнении правого ротора двигается средний, а затем левый) гарантирует огромный период неповторяемости последовательности.</w:t>
+      </w:r>
+    </w:p>
+    <w:p>
+      <w:r>
+        <w:t xml:space="preserve">Как видно на рисунках, шифрограмма представляет собой последовательность символов, в которой одна и та же буква исходного текста (например, «А») каждый раз заменяется разными символами </w:t>
+      </w:r>
+      <w:proofErr w:type="spellStart"/>
+      <w:r>
+        <w:t>шифротекста</w:t>
+      </w:r>
+      <w:proofErr w:type="spellEnd"/>
+      <w:r>
+        <w:t xml:space="preserve">. </w:t>
+      </w:r>
+      <w:r>
+        <w:lastRenderedPageBreak/>
+        <w:t>Это полностью скрывает статистические характеристики языка и делает невозможным взлом сообщения методом простого частотного анализа. Такой подход обеспечивает высокую криптостойкость и наглядно демонстрирует эффективность динамических систем шифрования для защиты информации.</w:t>
+      </w:r>
+    </w:p>
+    <w:p>
+      <w:pPr>
+        <w:pStyle w:val="110"/>
+      </w:pPr>
+      <w:bookmarkStart w:id="13" w:name="_Toc226184669"/>
+      <w:r>
+        <w:t>3.</w:t>
+      </w:r>
+      <w:r>
+        <w:t>2</w:t>
+      </w:r>
+      <w:r>
+        <w:t xml:space="preserve"> Криптостойкость</w:t>
+      </w:r>
+      <w:bookmarkEnd w:id="13"/>
+    </w:p>
+    <w:p>
+      <w:r>
+        <w:t>Криптостойкость разработанного симулятора «Энигма» определяется динамической природой алгоритма и объемом ключевого пространства. В отличие от классических методов перестановки или простой замены, данная модель реализует</w:t>
+      </w:r>
+      <w:r>
+        <w:t xml:space="preserve"> </w:t>
+      </w:r>
+      <w:proofErr w:type="spellStart"/>
+      <w:r>
+        <w:t>полиалфавитный</w:t>
+      </w:r>
+      <w:proofErr w:type="spellEnd"/>
+      <w:r>
+        <w:t xml:space="preserve"> шифр, в котором для каждого последующего символа сообщения используется новый алфавит подстановки.</w:t>
+      </w:r>
+    </w:p>
+    <w:p>
+      <w:pPr>
+        <w:rPr>
           <w:lang w:val="en-US"/>
         </w:rPr>
-        <w:t>encrypted</w:t>
-      </w:r>
-      <w:r>
-        <w:rPr>
-          <w:spacing w:val="-2"/>
-        </w:rPr>
-        <w:t>.</w:t>
-      </w:r>
-      <w:r>
-        <w:rPr>
-          <w:spacing w:val="-2"/>
+      </w:pPr>
+      <w:proofErr w:type="spellStart"/>
+      <w:r>
+        <w:rPr>
           <w:lang w:val="en-US"/>
         </w:rPr>
-        <w:t>txt</w:t>
-      </w:r>
-    </w:p>
-    <w:p>
-      <w:pPr>
-        <w:rPr>
-          <w:spacing w:val="-4"/>
-        </w:rPr>
-      </w:pPr>
-      <w:r>
-        <w:rPr>
-          <w:spacing w:val="-4"/>
-        </w:rPr>
-        <w:t>Множественная перестановка реализована с использованием объединённого ключа, сформированного из двух ключевых слов. Каждый символ текста сдвигается на позицию, определяемую соответствующим символом ключа</w:t>
-      </w:r>
-      <w:r>
-        <w:rPr>
-          <w:spacing w:val="-4"/>
-        </w:rPr>
-        <w:t xml:space="preserve"> алфавита</w:t>
-      </w:r>
-      <w:r>
-        <w:rPr>
-          <w:spacing w:val="-4"/>
-        </w:rPr>
+        <w:t>Факторы</w:t>
+      </w:r>
+      <w:proofErr w:type="spellEnd"/>
+      <w:r>
+        <w:rPr>
+          <w:lang w:val="en-US"/>
+        </w:rPr>
+        <w:t xml:space="preserve">, </w:t>
+      </w:r>
+      <w:proofErr w:type="spellStart"/>
+      <w:r>
+        <w:rPr>
+          <w:lang w:val="en-US"/>
+        </w:rPr>
+        <w:t>обеспечивающие</w:t>
+      </w:r>
+      <w:proofErr w:type="spellEnd"/>
+      <w:r>
+        <w:rPr>
+          <w:lang w:val="en-US"/>
+        </w:rPr>
+        <w:t xml:space="preserve"> </w:t>
+      </w:r>
+      <w:proofErr w:type="spellStart"/>
+      <w:r>
+        <w:rPr>
+          <w:lang w:val="en-US"/>
+        </w:rPr>
+        <w:t>стойкость</w:t>
+      </w:r>
+      <w:proofErr w:type="spellEnd"/>
+      <w:r>
+        <w:rPr>
+          <w:lang w:val="en-US"/>
+        </w:rPr>
+        <w:t xml:space="preserve"> </w:t>
+      </w:r>
+      <w:proofErr w:type="spellStart"/>
+      <w:r>
+        <w:rPr>
+          <w:lang w:val="en-US"/>
+        </w:rPr>
+        <w:t>шифра</w:t>
+      </w:r>
+      <w:proofErr w:type="spellEnd"/>
+      <w:r>
+        <w:rPr>
+          <w:lang w:val="en-US"/>
+        </w:rPr>
+        <w:t>:</w:t>
+      </w:r>
+    </w:p>
+    <w:p>
+      <w:pPr>
+        <w:numPr>
+          <w:ilvl w:val="0"/>
+          <w:numId w:val="11"/>
+        </w:numPr>
+        <w:ind w:left="0" w:firstLine="709"/>
+      </w:pPr>
+      <w:r>
+        <w:t xml:space="preserve">Объем ключевого пространства: Стойкость системы напрямую зависит от секретности начальных настроек. </w:t>
+      </w:r>
+      <w:r>
+        <w:t>Для трех роторов количество комбинаций начальных положений составляет</w:t>
+      </w:r>
+      <w:r>
+        <w:t xml:space="preserve"> </w:t>
+      </w:r>
+      <w:r>
+        <w:t>17576</w:t>
+      </w:r>
+      <w:r>
         <w:t xml:space="preserve">. </w:t>
       </w:r>
       <w:r>
-        <w:rPr>
-          <w:spacing w:val="-4"/>
-        </w:rPr>
-        <w:t>С</w:t>
-      </w:r>
-      <w:r>
-        <w:rPr>
-          <w:spacing w:val="-4"/>
-        </w:rPr>
-        <w:t>имвол</w:t>
-      </w:r>
-      <w:r>
-        <w:rPr>
-          <w:spacing w:val="-4"/>
-        </w:rPr>
-        <w:t>ы</w:t>
-      </w:r>
-      <w:r>
-        <w:rPr>
-          <w:spacing w:val="-4"/>
-        </w:rPr>
-        <w:t>, отсутствующи</w:t>
-      </w:r>
-      <w:r>
-        <w:rPr>
-          <w:spacing w:val="-4"/>
-        </w:rPr>
-        <w:t>е</w:t>
-      </w:r>
-      <w:r>
-        <w:rPr>
-          <w:spacing w:val="-4"/>
-        </w:rPr>
-        <w:t xml:space="preserve"> в алфавите, остаются без изменений. Часть зашифрованного текста методом множественной перестановки сохранена в файле </w:t>
-      </w:r>
-      <w:r>
-        <w:rPr>
-          <w:spacing w:val="-4"/>
+        <w:t>Кольцо на каждом роторе содержит маркировку ротора (что здесь неважно) и выемку, которая влияет на шаг перемещения расположенного левее ротора. Каждое кольцо может быть установлено в любом из 26 положений. Поскольку слева от третьего (наиболее левого) ротора нет ротора, на расчет влияют только кольца самого правого и среднего ротора. Это дает 676 комбинаций колец (26 · 26).</w:t>
+      </w:r>
+    </w:p>
+    <w:p>
+      <w:pPr>
+        <w:numPr>
+          <w:ilvl w:val="0"/>
+          <w:numId w:val="11"/>
+        </w:numPr>
+        <w:ind w:left="0" w:firstLine="709"/>
+      </w:pPr>
+      <w:r>
+        <w:t>Устойчивость к статистическому анализу</w:t>
+      </w:r>
+      <w:proofErr w:type="gramStart"/>
+      <w:r>
+        <w:t xml:space="preserve">: </w:t>
+      </w:r>
+      <w:r>
+        <w:t>Благодаря</w:t>
+      </w:r>
+      <w:proofErr w:type="gramEnd"/>
+      <w:r>
+        <w:t xml:space="preserve"> механизму вращения роторов, частотные характеристики исходного языка полностью скрываются. Одна и та же буква сообщения (например, «А») при повторении в тексте каждый раз будет заменяться разными символами </w:t>
+      </w:r>
+      <w:proofErr w:type="spellStart"/>
+      <w:r>
+        <w:t>шифротекста</w:t>
+      </w:r>
+      <w:proofErr w:type="spellEnd"/>
+      <w:r>
+        <w:t xml:space="preserve"> в зависимости от её порядкового номера. Это делает стандартный частотный анализ текста неэффективным.</w:t>
+      </w:r>
+      <w:r>
+        <w:rPr>
           <w:lang w:val="en-US"/>
         </w:rPr>
-        <w:t>multi</w:t>
-      </w:r>
-      <w:r>
-        <w:rPr>
-          <w:spacing w:val="-4"/>
-        </w:rPr>
-        <w:t>_</w:t>
-      </w:r>
-      <w:r>
-        <w:rPr>
-          <w:spacing w:val="-4"/>
+        <w:t xml:space="preserve"> </w:t>
+      </w:r>
+    </w:p>
+    <w:p>
+      <w:pPr>
+        <w:numPr>
+          <w:ilvl w:val="0"/>
+          <w:numId w:val="11"/>
+        </w:numPr>
+        <w:ind w:left="0" w:firstLine="709"/>
+      </w:pPr>
+      <w:r>
+        <w:t>Динамика шага (</w:t>
+      </w:r>
+      <w:proofErr w:type="spellStart"/>
+      <w:r>
+        <w:rPr>
+          <w:i/>
+          <w:iCs/>
           <w:lang w:val="en-US"/>
         </w:rPr>
-        <w:t>encrypted</w:t>
-      </w:r>
-      <w:r>
-        <w:rPr>
-          <w:spacing w:val="-4"/>
-        </w:rPr>
-        <w:t>.</w:t>
-      </w:r>
-      <w:r>
-        <w:rPr>
-          <w:spacing w:val="-4"/>
-          <w:lang w:val="en-US"/>
-        </w:rPr>
-        <w:t>txt</w:t>
-      </w:r>
-      <w:r>
-        <w:rPr>
-          <w:spacing w:val="-4"/>
-        </w:rPr>
-        <w:t xml:space="preserve"> и представлена на рисунке 3.3.</w:t>
-      </w:r>
-    </w:p>
-    <w:p>
-      <w:pPr>
-        <w:pStyle w:val="a3"/>
-      </w:pPr>
-      <w:r>
-        <w:drawing>
-          <wp:inline distT="0" distB="0" distL="0" distR="0" wp14:anchorId="2F81C7D9" wp14:editId="46E73710">
-            <wp:extent cx="5940425" cy="813435"/>
-            <wp:effectExtent l="19050" t="19050" r="22225" b="24765"/>
-            <wp:docPr id="19" name="Рисунок 19"/>
-            <wp:cNvGraphicFramePr>
-              <a:graphicFrameLocks xmlns:a="http://schemas.openxmlformats.org/drawingml/2006/main" noChangeAspect="1"/>
-            </wp:cNvGraphicFramePr>
-            <a:graphic xmlns:a="http://schemas.openxmlformats.org/drawingml/2006/main">
-              <a:graphicData uri="http://schemas.openxmlformats.org/drawingml/2006/picture">
-                <pic:pic xmlns:pic="http://schemas.openxmlformats.org/drawingml/2006/picture">
-                  <pic:nvPicPr>
-                    <pic:cNvPr id="1" name=""/>
-                    <pic:cNvPicPr/>
-                  </pic:nvPicPr>
-                  <pic:blipFill>
-                    <a:blip r:embed="rId11"/>
-                    <a:stretch>
-                      <a:fillRect/>
-                    </a:stretch>
-                  </pic:blipFill>
-                  <pic:spPr>
-                    <a:xfrm>
-                      <a:off x="0" y="0"/>
-                      <a:ext cx="5940425" cy="813435"/>
-                    </a:xfrm>
-                    <a:prstGeom prst="rect">
-                      <a:avLst/>
-                    </a:prstGeom>
-                    <a:ln>
-                      <a:solidFill>
-                        <a:schemeClr val="tx1"/>
-                      </a:solidFill>
-                    </a:ln>
-                  </pic:spPr>
-                </pic:pic>
-              </a:graphicData>
-            </a:graphic>
-          </wp:inline>
-        </w:drawing>
-      </w:r>
-    </w:p>
-    <w:p>
-      <w:pPr>
-        <w:pStyle w:val="a5"/>
-        <w:rPr>
-          <w:spacing w:val="-2"/>
-        </w:rPr>
-      </w:pPr>
-      <w:r>
-        <w:t xml:space="preserve">Рисунок 3.3 – </w:t>
-      </w:r>
-      <w:r>
-        <w:t xml:space="preserve">Содержимое файла </w:t>
-      </w:r>
-      <w:r>
-        <w:rPr>
-          <w:lang w:val="en-US"/>
-        </w:rPr>
-        <w:t>multi</w:t>
-      </w:r>
-      <w:r>
-        <w:rPr>
-          <w:spacing w:val="-2"/>
-        </w:rPr>
-        <w:t xml:space="preserve"> </w:t>
-      </w:r>
-      <w:r>
-        <w:rPr>
-          <w:spacing w:val="-2"/>
-        </w:rPr>
-        <w:t>_</w:t>
-      </w:r>
-      <w:r>
-        <w:rPr>
-          <w:spacing w:val="-2"/>
-          <w:lang w:val="en-US"/>
-        </w:rPr>
-        <w:t>encrypted</w:t>
-      </w:r>
-      <w:r>
-        <w:rPr>
-          <w:spacing w:val="-2"/>
-        </w:rPr>
-        <w:t>.</w:t>
-      </w:r>
-      <w:r>
-        <w:rPr>
-          <w:spacing w:val="-2"/>
-          <w:lang w:val="en-US"/>
-        </w:rPr>
-        <w:t>txt</w:t>
-      </w:r>
-    </w:p>
-    <w:p>
-      <w:r>
-        <w:lastRenderedPageBreak/>
-        <w:t>Как видно на рисунке, шифрограмма представляет собой последовательность символов, полностью изменённую по сравнению с исходным текстом. Даже при сохранении исходной длины текста порядок символов значительно нарушен, что делает восстановление оригинального сообщения без знания ключа практически невозможным. Такой подход обеспечивает высокую криптостойкость и наглядно демонстрирует эффективность множественной перестановки для защиты информации.</w:t>
-      </w:r>
-    </w:p>
-    <w:p>
-      <w:pPr>
-        <w:pStyle w:val="110"/>
-      </w:pPr>
-      <w:bookmarkStart w:id="13" w:name="_Toc225553907"/>
-      <w:r>
-        <w:t>3</w:t>
-      </w:r>
-      <w:r>
-        <w:t xml:space="preserve">.2 </w:t>
-      </w:r>
-      <w:r>
-        <w:t>Расшифрование</w:t>
-      </w:r>
-      <w:bookmarkEnd w:id="13"/>
-    </w:p>
-    <w:p>
-      <w:r>
-        <w:t>Процесс расшифрования текста в программе реализован в обратном порядке по отношению к алгоритмам шифрования – с использованием маршрутной и множественной перестановки. Зашифрованные тексты считываются из файлов route_encrypted.txt и multi_encrypted.txt и подготавливаются для обработки в верхнем регистре, чтобы соответствовать заданному алфавиту.</w:t>
-      </w:r>
-    </w:p>
-    <w:p>
-      <w:pPr>
-        <w:rPr>
-          <w:spacing w:val="-4"/>
-        </w:rPr>
-      </w:pPr>
-      <w:r>
-        <w:t>Для маршрутной перестановки расшифрование выполняется путем записи зашифрованного текста по строкам таблицы того же размера, который использовался при шифровании, и последующего считывания по столбцам. В результате исходный порядок символов восстанавливается полностью. Расшифрованный текст сохраняется в файле route_decrypted.txt.</w:t>
-      </w:r>
-      <w:r>
-        <w:t xml:space="preserve"> </w:t>
-      </w:r>
-      <w:r>
-        <w:rPr>
-          <w:spacing w:val="-4"/>
-        </w:rPr>
-        <w:t xml:space="preserve">Часть содержимого файла </w:t>
-      </w:r>
-      <w:r>
-        <w:t>route_decrypted.txt</w:t>
-      </w:r>
-      <w:r>
-        <w:rPr>
-          <w:spacing w:val="-4"/>
-        </w:rPr>
-        <w:t xml:space="preserve"> </w:t>
-      </w:r>
-      <w:r>
-        <w:rPr>
-          <w:spacing w:val="-4"/>
-        </w:rPr>
-        <w:t>представлена на рисунке 3.</w:t>
-      </w:r>
-      <w:r>
-        <w:rPr>
-          <w:spacing w:val="-4"/>
-        </w:rPr>
-        <w:t>4</w:t>
-      </w:r>
-      <w:r>
-        <w:rPr>
-          <w:spacing w:val="-4"/>
-        </w:rPr>
-        <w:t>.</w:t>
-      </w:r>
-    </w:p>
-    <w:p>
-      <w:pPr>
-        <w:pStyle w:val="a3"/>
-      </w:pPr>
-      <w:r>
-        <w:drawing>
-          <wp:inline distT="0" distB="0" distL="0" distR="0" wp14:anchorId="39E56BB6" wp14:editId="78AA5E4F">
-            <wp:extent cx="5940425" cy="925195"/>
-            <wp:effectExtent l="19050" t="19050" r="22225" b="27305"/>
-            <wp:docPr id="21" name="Рисунок 21"/>
-            <wp:cNvGraphicFramePr>
-              <a:graphicFrameLocks xmlns:a="http://schemas.openxmlformats.org/drawingml/2006/main" noChangeAspect="1"/>
-            </wp:cNvGraphicFramePr>
-            <a:graphic xmlns:a="http://schemas.openxmlformats.org/drawingml/2006/main">
-              <a:graphicData uri="http://schemas.openxmlformats.org/drawingml/2006/picture">
-                <pic:pic xmlns:pic="http://schemas.openxmlformats.org/drawingml/2006/picture">
-                  <pic:nvPicPr>
-                    <pic:cNvPr id="1" name=""/>
-                    <pic:cNvPicPr/>
-                  </pic:nvPicPr>
-                  <pic:blipFill>
-                    <a:blip r:embed="rId12"/>
-                    <a:stretch>
-                      <a:fillRect/>
-                    </a:stretch>
-                  </pic:blipFill>
-                  <pic:spPr>
-                    <a:xfrm>
-                      <a:off x="0" y="0"/>
-                      <a:ext cx="5940425" cy="925195"/>
-                    </a:xfrm>
-                    <a:prstGeom prst="rect">
-                      <a:avLst/>
-                    </a:prstGeom>
-                    <a:ln>
-                      <a:solidFill>
-                        <a:schemeClr val="tx1"/>
-                      </a:solidFill>
-                    </a:ln>
-                  </pic:spPr>
-                </pic:pic>
-              </a:graphicData>
-            </a:graphic>
-          </wp:inline>
-        </w:drawing>
-      </w:r>
-    </w:p>
-    <w:p>
-      <w:pPr>
-        <w:pStyle w:val="a5"/>
-      </w:pPr>
-      <w:r>
-        <w:t>Рисунок 3.</w:t>
-      </w:r>
-      <w:r>
-        <w:t>4</w:t>
-      </w:r>
-      <w:r>
-        <w:t xml:space="preserve"> – </w:t>
-      </w:r>
-      <w:r>
-        <w:rPr>
-          <w:lang w:val="en-US"/>
-        </w:rPr>
-        <w:t>C</w:t>
-      </w:r>
-      <w:r>
-        <w:t>одержимо</w:t>
-      </w:r>
-      <w:r>
-        <w:t>е</w:t>
-      </w:r>
-      <w:r>
-        <w:t xml:space="preserve"> файла </w:t>
-      </w:r>
-      <w:r>
-        <w:t>route</w:t>
-      </w:r>
-      <w:r>
-        <w:t xml:space="preserve"> </w:t>
-      </w:r>
-      <w:r>
-        <w:t>_</w:t>
-      </w:r>
-      <w:r>
-        <w:rPr>
-          <w:lang w:val="en-US"/>
-        </w:rPr>
-        <w:t>de</w:t>
-      </w:r>
-      <w:r>
-        <w:rPr>
-          <w:lang w:val="en-US"/>
-        </w:rPr>
-        <w:t>crypted</w:t>
-      </w:r>
-      <w:r>
-        <w:t>.</w:t>
-      </w:r>
-      <w:r>
-        <w:rPr>
-          <w:lang w:val="en-US"/>
-        </w:rPr>
-        <w:t>txt</w:t>
-      </w:r>
-    </w:p>
-    <w:p>
-      <w:r>
-        <w:t xml:space="preserve">Расшифрование методом множественной перестановки также выполняется с использованием того же объединённого ключа, который применялся при шифровании. Каждый символ </w:t>
-      </w:r>
-      <w:proofErr w:type="spellStart"/>
-      <w:r>
-        <w:t>шифротекста</w:t>
+        <w:t>i</w:t>
       </w:r>
       <w:proofErr w:type="spellEnd"/>
       <w:r>
-        <w:t xml:space="preserve"> сдвигается на обратное значение, определяемое соответствующим символом ключа, при этом символы, отсутствующие в алфавите, остаются без изменений. Результат сохраняется в файле multi_decrypted.txt</w:t>
-      </w:r>
-      <w:r>
-        <w:t>.</w:t>
-      </w:r>
-    </w:p>
-    <w:p>
-      <w:pPr>
-        <w:rPr>
-          <w:spacing w:val="-4"/>
-        </w:rPr>
-      </w:pPr>
-      <w:r>
-        <w:rPr>
-          <w:spacing w:val="-4"/>
-        </w:rPr>
-        <w:t xml:space="preserve">Часть содержимого файла </w:t>
-      </w:r>
-      <w:proofErr w:type="spellStart"/>
-      <w:r>
-        <w:t>multi</w:t>
-      </w:r>
-      <w:proofErr w:type="spellEnd"/>
-      <w:r>
-        <w:rPr>
-          <w:spacing w:val="-4"/>
-        </w:rPr>
-        <w:t>_</w:t>
-      </w:r>
-      <w:r>
-        <w:rPr>
-          <w:spacing w:val="-4"/>
-          <w:lang w:val="en-US"/>
-        </w:rPr>
-        <w:t>de</w:t>
-      </w:r>
-      <w:r>
-        <w:rPr>
-          <w:spacing w:val="-4"/>
-        </w:rPr>
-        <w:t>crypted.txt представлена на рисунке 3.</w:t>
-      </w:r>
-      <w:r>
-        <w:rPr>
-          <w:spacing w:val="-4"/>
-        </w:rPr>
-        <w:t>5</w:t>
-      </w:r>
-      <w:r>
-        <w:rPr>
-          <w:spacing w:val="-4"/>
-        </w:rPr>
-        <w:t>.</w:t>
-      </w:r>
-    </w:p>
-    <w:p>
-      <w:pPr>
-        <w:pStyle w:val="a3"/>
-      </w:pPr>
-      <w:r>
-        <w:drawing>
-          <wp:inline distT="0" distB="0" distL="0" distR="0" wp14:anchorId="45922567" wp14:editId="16D5D234">
-            <wp:extent cx="5768975" cy="942035"/>
-            <wp:effectExtent l="19050" t="19050" r="22225" b="10795"/>
-            <wp:docPr id="22" name="Рисунок 22"/>
-            <wp:cNvGraphicFramePr>
-              <a:graphicFrameLocks xmlns:a="http://schemas.openxmlformats.org/drawingml/2006/main" noChangeAspect="1"/>
-            </wp:cNvGraphicFramePr>
-            <a:graphic xmlns:a="http://schemas.openxmlformats.org/drawingml/2006/main">
-              <a:graphicData uri="http://schemas.openxmlformats.org/drawingml/2006/picture">
-                <pic:pic xmlns:pic="http://schemas.openxmlformats.org/drawingml/2006/picture">
-                  <pic:nvPicPr>
-                    <pic:cNvPr id="1" name=""/>
-                    <pic:cNvPicPr/>
-                  </pic:nvPicPr>
-                  <pic:blipFill rotWithShape="1">
-                    <a:blip r:embed="rId12"/>
-                    <a:srcRect r="4622"/>
-                    <a:stretch/>
-                  </pic:blipFill>
-                  <pic:spPr bwMode="auto">
-                    <a:xfrm>
-                      <a:off x="0" y="0"/>
-                      <a:ext cx="5798252" cy="946816"/>
-                    </a:xfrm>
-                    <a:prstGeom prst="rect">
-                      <a:avLst/>
-                    </a:prstGeom>
-                    <a:ln>
-                      <a:solidFill>
-                        <a:schemeClr val="tx1"/>
-                      </a:solidFill>
-                    </a:ln>
-                    <a:extLst>
-                      <a:ext uri="{53640926-AAD7-44D8-BBD7-CCE9431645EC}">
-                        <a14:shadowObscured xmlns:a14="http://schemas.microsoft.com/office/drawing/2010/main"/>
-                      </a:ext>
-                    </a:extLst>
-                  </pic:spPr>
-                </pic:pic>
-              </a:graphicData>
-            </a:graphic>
-          </wp:inline>
-        </w:drawing>
-      </w:r>
-    </w:p>
-    <w:p>
-      <w:pPr>
-        <w:pStyle w:val="a5"/>
-      </w:pPr>
-      <w:r>
-        <w:t>Рисунок 3.</w:t>
-      </w:r>
-      <w:r>
-        <w:t>5</w:t>
-      </w:r>
-      <w:r>
-        <w:t xml:space="preserve"> – </w:t>
-      </w:r>
-      <w:r>
-        <w:rPr>
-          <w:lang w:val="en-US"/>
-        </w:rPr>
-        <w:t>C</w:t>
-      </w:r>
-      <w:r>
-        <w:t>одержимо</w:t>
-      </w:r>
-      <w:r>
-        <w:t>е</w:t>
-      </w:r>
-      <w:r>
-        <w:t xml:space="preserve"> файла </w:t>
-      </w:r>
-      <w:r>
-        <w:t>multi</w:t>
-      </w:r>
-      <w:r>
-        <w:rPr>
-          <w:spacing w:val="-4"/>
-        </w:rPr>
-        <w:t xml:space="preserve"> </w:t>
-      </w:r>
-      <w:r>
-        <w:rPr>
-          <w:spacing w:val="-4"/>
-        </w:rPr>
-        <w:t>_</w:t>
-      </w:r>
-      <w:r>
-        <w:rPr>
-          <w:spacing w:val="-4"/>
-          <w:lang w:val="en-US"/>
-        </w:rPr>
-        <w:t>de</w:t>
-      </w:r>
-      <w:r>
-        <w:rPr>
-          <w:spacing w:val="-4"/>
-        </w:rPr>
-        <w:t>crypted.txt</w:t>
-      </w:r>
-    </w:p>
-    <w:p>
-      <w:r>
-        <w:lastRenderedPageBreak/>
-        <w:t xml:space="preserve">В процессе расшифрования также производится измерение времени, необходимого для восстановления исходного текста каждым из методов. Результаты замеров позволяют оценить эффективность работы программы и убедиться в корректности реализации алгоритмов. После выполнения расшифрования тексты полностью совпадают с исходным, что подтверждает правильность реализованных алгоритмов. </w:t>
-      </w:r>
-    </w:p>
-    <w:p>
-      <w:pPr>
-        <w:pStyle w:val="110"/>
-      </w:pPr>
-      <w:bookmarkStart w:id="14" w:name="_Toc225553908"/>
-      <w:r>
-        <w:t>3.</w:t>
-      </w:r>
-      <w:r>
-        <w:t>4</w:t>
-      </w:r>
-      <w:r>
-        <w:t xml:space="preserve"> Время выполнения операций</w:t>
-      </w:r>
-      <w:bookmarkEnd w:id="14"/>
-    </w:p>
-    <w:p>
-      <w:r>
-        <w:t>Также, в процессе выполнения операций шифрования и расшифрования происходит замер времени, необходимого для шифрования и расшифрования каждым из представленных способов. На рисунке 3.</w:t>
-      </w:r>
-      <w:r>
-        <w:t>6</w:t>
-      </w:r>
-      <w:r>
-        <w:t xml:space="preserve"> представлен график, который отражает время выполнения действий по шифрованию и расшифрованию для каждого используемого метода. </w:t>
-      </w:r>
-    </w:p>
-    <w:p>
-      <w:pPr>
-        <w:pStyle w:val="a3"/>
-      </w:pPr>
-      <w:r>
-        <w:drawing>
-          <wp:inline distT="0" distB="0" distL="0" distR="0" wp14:anchorId="2C532685" wp14:editId="03B34EC1">
-            <wp:extent cx="4092575" cy="2344864"/>
-            <wp:effectExtent l="19050" t="19050" r="22225" b="17780"/>
-            <wp:docPr id="12" name="Рисунок 12"/>
-            <wp:cNvGraphicFramePr>
-              <a:graphicFrameLocks xmlns:a="http://schemas.openxmlformats.org/drawingml/2006/main" noChangeAspect="1"/>
-            </wp:cNvGraphicFramePr>
-            <a:graphic xmlns:a="http://schemas.openxmlformats.org/drawingml/2006/main">
-              <a:graphicData uri="http://schemas.openxmlformats.org/drawingml/2006/picture">
-                <pic:pic xmlns:pic="http://schemas.openxmlformats.org/drawingml/2006/picture">
-                  <pic:nvPicPr>
-                    <pic:cNvPr id="1" name=""/>
-                    <pic:cNvPicPr/>
-                  </pic:nvPicPr>
-                  <pic:blipFill>
-                    <a:blip r:embed="rId13"/>
-                    <a:stretch>
-                      <a:fillRect/>
-                    </a:stretch>
-                  </pic:blipFill>
-                  <pic:spPr>
-                    <a:xfrm>
-                      <a:off x="0" y="0"/>
-                      <a:ext cx="4099664" cy="2348926"/>
-                    </a:xfrm>
-                    <a:prstGeom prst="rect">
-                      <a:avLst/>
-                    </a:prstGeom>
-                    <a:ln>
-                      <a:solidFill>
-                        <a:schemeClr val="tx1"/>
-                      </a:solidFill>
-                    </a:ln>
-                  </pic:spPr>
-                </pic:pic>
-              </a:graphicData>
-            </a:graphic>
-          </wp:inline>
-        </w:drawing>
-      </w:r>
-    </w:p>
-    <w:p>
-      <w:pPr>
-        <w:pStyle w:val="a5"/>
-        <w:rPr>
-          <w:spacing w:val="-2"/>
-        </w:rPr>
-      </w:pPr>
-      <w:r>
-        <w:t>Рисунок 3.</w:t>
-      </w:r>
-      <w:r>
-        <w:t>6</w:t>
-      </w:r>
-      <w:r>
-        <w:t xml:space="preserve"> – Время выполнения</w:t>
-      </w:r>
-    </w:p>
-    <w:p>
-      <w:r>
-        <w:t>Анализ представленных данных показывает, что операции шифрования и расшифрования с использованием маршрутной перестановки выполняются быстрее и с минимальными колебаниями времени. Множественная перестановка требует немного больше времени на шифрование</w:t>
-      </w:r>
-      <w:r>
-        <w:t xml:space="preserve">, </w:t>
-      </w:r>
-      <w:r>
-        <w:t>тогда как расшифрование выполняется сопоставимо с маршрутной перестановкой</w:t>
-      </w:r>
-      <w:r>
-        <w:t xml:space="preserve">. </w:t>
-      </w:r>
-      <w:r>
-        <w:t>В целом, маршрутная перестановка демонстрирует более высокую скорость выполнения операций.</w:t>
-      </w:r>
-    </w:p>
-    <w:p>
-      <w:pPr>
-        <w:pStyle w:val="110"/>
-      </w:pPr>
-      <w:bookmarkStart w:id="15" w:name="_Toc225553909"/>
-      <w:r>
-        <w:t>3.</w:t>
-      </w:r>
-      <w:r>
-        <w:t>4</w:t>
-      </w:r>
-      <w:r>
-        <w:t xml:space="preserve"> </w:t>
-      </w:r>
-      <w:r>
-        <w:t>Гистограммы</w:t>
-      </w:r>
-      <w:bookmarkEnd w:id="15"/>
-    </w:p>
-    <w:p>
-      <w:pPr>
-        <w:rPr>
-          <w:lang w:eastAsia="ru-RU"/>
-        </w:rPr>
-      </w:pPr>
-      <w:r>
-        <w:rPr>
-          <w:lang w:eastAsia="ru-RU"/>
-        </w:rPr>
-        <w:t>В программе реализован подсчёт вероятностей появления символов в тексте, что позволяет проводить базовый частотный анализ. Анализ выполняется для исходного текста, а также для текстов, зашифрованных с использованием маршрутной и множественной перестановки.</w:t>
-      </w:r>
-    </w:p>
-    <w:p>
-      <w:pPr>
-        <w:rPr>
-          <w:lang w:eastAsia="ru-RU"/>
-        </w:rPr>
-      </w:pPr>
-      <w:r>
-        <w:rPr>
-          <w:lang w:eastAsia="ru-RU"/>
-        </w:rPr>
-        <w:t xml:space="preserve">Подсчёт вероятностей производится путём определения количества вхождений каждого символа алфавита в тексте с последующим делением на </w:t>
-      </w:r>
-      <w:r>
-        <w:rPr>
-          <w:lang w:eastAsia="ru-RU"/>
-        </w:rPr>
-        <w:lastRenderedPageBreak/>
-        <w:t>общее число учитываемых символов. При этом учитываются только символы, входящие в заданный алфавит, а все остальные игнорируются. Полученные значения представляют собой относительные частоты появления символов.</w:t>
-      </w:r>
-    </w:p>
-    <w:p>
-      <w:pPr>
-        <w:rPr>
-          <w:lang w:eastAsia="ru-RU"/>
-        </w:rPr>
-      </w:pPr>
-      <w:r>
-        <w:rPr>
-          <w:lang w:eastAsia="ru-RU"/>
-        </w:rPr>
-        <w:t>Результаты вычислений выводятся в консоль в виде таблицы с указанием вероятностей для каждого символа. Такой анализ позволяет оценить эффективность алгоритмов шифрования в плане скрытия статистических закономерностей исходного текста.</w:t>
-      </w:r>
-    </w:p>
-    <w:p>
-      <w:pPr>
-        <w:rPr>
-          <w:lang w:eastAsia="ru-RU"/>
-        </w:rPr>
-      </w:pPr>
-      <w:r>
-        <w:rPr>
-          <w:lang w:eastAsia="ru-RU"/>
-        </w:rPr>
-        <w:t>На основе этих данных составлена диаграмма,</w:t>
-      </w:r>
-      <w:r>
-        <w:rPr>
-          <w:lang w:eastAsia="ru-RU"/>
-        </w:rPr>
-        <w:t xml:space="preserve"> представлен</w:t>
-      </w:r>
-      <w:r>
-        <w:rPr>
-          <w:lang w:eastAsia="ru-RU"/>
-        </w:rPr>
-        <w:t>ная</w:t>
-      </w:r>
-      <w:r>
-        <w:rPr>
-          <w:lang w:eastAsia="ru-RU"/>
-        </w:rPr>
-        <w:t xml:space="preserve"> на рисунке 3.</w:t>
-      </w:r>
-      <w:r>
-        <w:rPr>
-          <w:lang w:eastAsia="ru-RU"/>
-        </w:rPr>
-        <w:t>7</w:t>
-      </w:r>
-      <w:r>
-        <w:rPr>
-          <w:lang w:eastAsia="ru-RU"/>
-        </w:rPr>
-        <w:t>.</w:t>
-      </w:r>
-    </w:p>
-    <w:p>
-      <w:pPr>
-        <w:pStyle w:val="a3"/>
-        <w:rPr>
-          <w:lang w:eastAsia="ru-RU"/>
-        </w:rPr>
-      </w:pPr>
-      <w:r>
-        <w:rPr>
-          <w:lang w:eastAsia="ru-RU"/>
-        </w:rPr>
-        <w:drawing>
-          <wp:inline distT="0" distB="0" distL="0" distR="0" wp14:anchorId="734B011D" wp14:editId="7F7A9146">
-            <wp:extent cx="4641038" cy="2451242"/>
-            <wp:effectExtent l="19050" t="19050" r="26670" b="25400"/>
-            <wp:docPr id="24" name="Рисунок 24"/>
-            <wp:cNvGraphicFramePr>
-              <a:graphicFrameLocks xmlns:a="http://schemas.openxmlformats.org/drawingml/2006/main" noChangeAspect="1"/>
-            </wp:cNvGraphicFramePr>
-            <a:graphic xmlns:a="http://schemas.openxmlformats.org/drawingml/2006/main">
-              <a:graphicData uri="http://schemas.openxmlformats.org/drawingml/2006/picture">
-                <pic:pic xmlns:pic="http://schemas.openxmlformats.org/drawingml/2006/picture">
-                  <pic:nvPicPr>
-                    <pic:cNvPr id="1" name=""/>
-                    <pic:cNvPicPr/>
-                  </pic:nvPicPr>
-                  <pic:blipFill>
-                    <a:blip r:embed="rId14"/>
-                    <a:stretch>
-                      <a:fillRect/>
-                    </a:stretch>
-                  </pic:blipFill>
-                  <pic:spPr>
-                    <a:xfrm>
-                      <a:off x="0" y="0"/>
-                      <a:ext cx="4645190" cy="2453435"/>
-                    </a:xfrm>
-                    <a:prstGeom prst="rect">
-                      <a:avLst/>
-                    </a:prstGeom>
-                    <a:ln>
-                      <a:solidFill>
-                        <a:schemeClr val="tx1"/>
-                      </a:solidFill>
-                    </a:ln>
-                  </pic:spPr>
-                </pic:pic>
-              </a:graphicData>
-            </a:graphic>
-          </wp:inline>
-        </w:drawing>
-      </w:r>
-    </w:p>
-    <w:p>
-      <w:pPr>
-        <w:pStyle w:val="a5"/>
-        <w:rPr>
-          <w:lang w:eastAsia="ru-RU"/>
-        </w:rPr>
-      </w:pPr>
-      <w:r>
-        <w:rPr>
-          <w:lang w:eastAsia="ru-RU"/>
-        </w:rPr>
-        <w:t>Рисунок 3.</w:t>
-      </w:r>
-      <w:r>
-        <w:rPr>
-          <w:lang w:eastAsia="ru-RU"/>
-        </w:rPr>
-        <w:t>7</w:t>
-      </w:r>
-      <w:r>
-        <w:rPr>
-          <w:lang w:eastAsia="ru-RU"/>
-        </w:rPr>
-        <w:t xml:space="preserve"> – Вероятности символов исходного текста</w:t>
-      </w:r>
-    </w:p>
-    <w:p>
-      <w:pPr>
-        <w:rPr>
-          <w:lang w:eastAsia="ru-RU"/>
-        </w:rPr>
-      </w:pPr>
-      <w:r>
-        <w:rPr>
-          <w:lang w:eastAsia="ru-RU"/>
-        </w:rPr>
-        <w:t>Аналогично рассчитываются и выводятся вероятности для текста, зашифрованного шифром</w:t>
-      </w:r>
-      <w:r>
-        <w:rPr>
-          <w:lang w:eastAsia="ru-RU"/>
-        </w:rPr>
-        <w:t xml:space="preserve"> маршрутной перестановки</w:t>
-      </w:r>
-      <w:r>
-        <w:rPr>
-          <w:lang w:eastAsia="ru-RU"/>
-        </w:rPr>
-        <w:t>. Результаты представлены на рисунке 3.</w:t>
-      </w:r>
-      <w:r>
-        <w:rPr>
-          <w:lang w:eastAsia="ru-RU"/>
-        </w:rPr>
-        <w:t>8</w:t>
-      </w:r>
-      <w:r>
-        <w:rPr>
-          <w:lang w:eastAsia="ru-RU"/>
-        </w:rPr>
-        <w:t>.</w:t>
-      </w:r>
-    </w:p>
-    <w:p>
-      <w:pPr>
-        <w:pStyle w:val="a3"/>
-        <w:rPr>
-          <w:lang w:val="en-US" w:eastAsia="ru-RU"/>
-        </w:rPr>
-      </w:pPr>
-      <w:r>
-        <w:rPr>
-          <w:lang w:val="en-US" w:eastAsia="ru-RU"/>
-        </w:rPr>
-        <w:drawing>
-          <wp:inline distT="0" distB="0" distL="0" distR="0" wp14:anchorId="69FF7599" wp14:editId="56EDB080">
-            <wp:extent cx="4651670" cy="2456857"/>
-            <wp:effectExtent l="19050" t="19050" r="15875" b="19685"/>
-            <wp:docPr id="25" name="Рисунок 25"/>
-            <wp:cNvGraphicFramePr>
-              <a:graphicFrameLocks xmlns:a="http://schemas.openxmlformats.org/drawingml/2006/main" noChangeAspect="1"/>
-            </wp:cNvGraphicFramePr>
-            <a:graphic xmlns:a="http://schemas.openxmlformats.org/drawingml/2006/main">
-              <a:graphicData uri="http://schemas.openxmlformats.org/drawingml/2006/picture">
-                <pic:pic xmlns:pic="http://schemas.openxmlformats.org/drawingml/2006/picture">
-                  <pic:nvPicPr>
-                    <pic:cNvPr id="1" name=""/>
-                    <pic:cNvPicPr/>
-                  </pic:nvPicPr>
-                  <pic:blipFill>
-                    <a:blip r:embed="rId14"/>
-                    <a:stretch>
-                      <a:fillRect/>
-                    </a:stretch>
-                  </pic:blipFill>
-                  <pic:spPr>
-                    <a:xfrm>
-                      <a:off x="0" y="0"/>
-                      <a:ext cx="4659677" cy="2461086"/>
-                    </a:xfrm>
-                    <a:prstGeom prst="rect">
-                      <a:avLst/>
-                    </a:prstGeom>
-                    <a:ln>
-                      <a:solidFill>
-                        <a:schemeClr val="tx1"/>
-                      </a:solidFill>
-                    </a:ln>
-                  </pic:spPr>
-                </pic:pic>
-              </a:graphicData>
-            </a:graphic>
-          </wp:inline>
-        </w:drawing>
-      </w:r>
-    </w:p>
-    <w:p>
-      <w:pPr>
-        <w:pStyle w:val="a5"/>
-        <w:rPr>
-          <w:lang w:eastAsia="ru-RU"/>
-        </w:rPr>
-      </w:pPr>
-      <w:r>
-        <w:rPr>
-          <w:lang w:eastAsia="ru-RU"/>
-        </w:rPr>
-        <w:t>Рисунок 3.</w:t>
-      </w:r>
-      <w:r>
-        <w:rPr>
-          <w:lang w:eastAsia="ru-RU"/>
-        </w:rPr>
-        <w:t>8</w:t>
-      </w:r>
-      <w:r>
-        <w:rPr>
-          <w:lang w:eastAsia="ru-RU"/>
-        </w:rPr>
-        <w:t xml:space="preserve"> – Вероятности символов после шифрования</w:t>
-      </w:r>
-      <w:r>
-        <w:rPr>
-          <w:lang w:eastAsia="ru-RU"/>
-        </w:rPr>
-        <w:t xml:space="preserve"> (</w:t>
-      </w:r>
-      <w:r>
-        <w:rPr>
-          <w:lang w:val="en-US" w:eastAsia="ru-RU"/>
-        </w:rPr>
-        <w:t>Route</w:t>
-      </w:r>
-      <w:r>
-        <w:rPr>
-          <w:lang w:eastAsia="ru-RU"/>
-        </w:rPr>
-        <w:t>)</w:t>
-      </w:r>
-    </w:p>
-    <w:p>
-      <w:pPr>
-        <w:rPr>
-          <w:lang w:eastAsia="ru-RU"/>
-        </w:rPr>
-      </w:pPr>
-      <w:r>
-        <w:rPr>
-          <w:lang w:eastAsia="ru-RU"/>
-        </w:rPr>
-        <w:lastRenderedPageBreak/>
-        <w:t xml:space="preserve">Аналогично рассчитываются и выводятся вероятности для текста, зашифрованного шифром </w:t>
-      </w:r>
-      <w:r>
-        <w:rPr>
-          <w:lang w:eastAsia="ru-RU"/>
-        </w:rPr>
-        <w:t>множественной перестановки</w:t>
-      </w:r>
-      <w:r>
-        <w:rPr>
-          <w:lang w:eastAsia="ru-RU"/>
-        </w:rPr>
-        <w:t>. Результаты представлены на рисунке 3.</w:t>
-      </w:r>
-      <w:r>
-        <w:rPr>
-          <w:lang w:eastAsia="ru-RU"/>
-        </w:rPr>
-        <w:t>9</w:t>
-      </w:r>
-      <w:r>
-        <w:rPr>
-          <w:lang w:eastAsia="ru-RU"/>
-        </w:rPr>
-        <w:t>.</w:t>
-      </w:r>
-    </w:p>
-    <w:p>
-      <w:pPr>
-        <w:pStyle w:val="a3"/>
-        <w:rPr>
-          <w:lang w:eastAsia="ru-RU"/>
-        </w:rPr>
-      </w:pPr>
-      <w:r>
-        <w:rPr>
-          <w:lang w:eastAsia="ru-RU"/>
-        </w:rPr>
-        <w:drawing>
-          <wp:inline distT="0" distB="0" distL="0" distR="0" wp14:anchorId="5FED07DB" wp14:editId="233BB06C">
-            <wp:extent cx="4742173" cy="2487930"/>
-            <wp:effectExtent l="19050" t="19050" r="20955" b="26670"/>
-            <wp:docPr id="23" name="Рисунок 23"/>
-            <wp:cNvGraphicFramePr>
-              <a:graphicFrameLocks xmlns:a="http://schemas.openxmlformats.org/drawingml/2006/main" noChangeAspect="1"/>
-            </wp:cNvGraphicFramePr>
-            <a:graphic xmlns:a="http://schemas.openxmlformats.org/drawingml/2006/main">
-              <a:graphicData uri="http://schemas.openxmlformats.org/drawingml/2006/picture">
-                <pic:pic xmlns:pic="http://schemas.openxmlformats.org/drawingml/2006/picture">
-                  <pic:nvPicPr>
-                    <pic:cNvPr id="1" name=""/>
-                    <pic:cNvPicPr/>
-                  </pic:nvPicPr>
-                  <pic:blipFill>
-                    <a:blip r:embed="rId15"/>
-                    <a:stretch>
-                      <a:fillRect/>
-                    </a:stretch>
-                  </pic:blipFill>
-                  <pic:spPr>
-                    <a:xfrm>
-                      <a:off x="0" y="0"/>
-                      <a:ext cx="4749097" cy="2491563"/>
-                    </a:xfrm>
-                    <a:prstGeom prst="rect">
-                      <a:avLst/>
-                    </a:prstGeom>
-                    <a:ln>
-                      <a:solidFill>
-                        <a:schemeClr val="tx1"/>
-                      </a:solidFill>
-                    </a:ln>
-                  </pic:spPr>
-                </pic:pic>
-              </a:graphicData>
-            </a:graphic>
-          </wp:inline>
-        </w:drawing>
-      </w:r>
-    </w:p>
-    <w:p>
-      <w:pPr>
-        <w:pStyle w:val="a5"/>
-        <w:rPr>
-          <w:lang w:eastAsia="ru-RU"/>
-        </w:rPr>
-      </w:pPr>
-      <w:r>
-        <w:rPr>
-          <w:lang w:eastAsia="ru-RU"/>
-        </w:rPr>
-        <w:t>Рисунок 3.</w:t>
-      </w:r>
-      <w:r>
-        <w:rPr>
-          <w:lang w:eastAsia="ru-RU"/>
-        </w:rPr>
-        <w:t>9</w:t>
-      </w:r>
-      <w:r>
-        <w:rPr>
-          <w:lang w:eastAsia="ru-RU"/>
-        </w:rPr>
-        <w:t xml:space="preserve"> – Вероятности символов после шифрования</w:t>
-      </w:r>
-      <w:r>
-        <w:rPr>
-          <w:lang w:eastAsia="ru-RU"/>
-        </w:rPr>
-        <w:t xml:space="preserve"> (</w:t>
-      </w:r>
-      <w:r>
-        <w:rPr>
-          <w:lang w:val="en-US" w:eastAsia="ru-RU"/>
-        </w:rPr>
-        <w:t>Multi</w:t>
-      </w:r>
-      <w:r>
-        <w:rPr>
-          <w:lang w:eastAsia="ru-RU"/>
-        </w:rPr>
-        <w:t>)</w:t>
-      </w:r>
-    </w:p>
-    <w:p>
-      <w:pPr>
-        <w:rPr>
-          <w:lang w:eastAsia="ru-RU"/>
-        </w:rPr>
-      </w:pPr>
-      <w:r>
-        <w:rPr>
-          <w:lang w:eastAsia="ru-RU"/>
-        </w:rPr>
-        <w:t>Вероятности встречаемости символов в исходном тексте и в тексте, зашифрованном методом маршрутной перестановки, остаются практически одинаковыми. Это объясняется тем, что маршрутная перестановка изменяет только порядок символов, не затрагивая их частотное распределение. В то же время при использовании множественной перестановки частоты появления символов заметно изменяются, поскольку этот метод включает сдвиги по алфавиту на основе ключа, что фактически модифицирует сами символы. Таким образом, маршрутная перестановка сохраняет статистические характеристики исходного текста, тогда как множественная перестановка нет.</w:t>
-      </w:r>
-    </w:p>
-    <w:p>
-      <w:pPr>
-        <w:rPr>
-          <w:lang w:eastAsia="ru-RU"/>
-        </w:rPr>
-      </w:pPr>
-      <w:r>
-        <w:rPr>
-          <w:lang w:eastAsia="ru-RU"/>
-        </w:rPr>
-        <w:br w:type="page"/>
+        <w:t xml:space="preserve"> = 4</w:t>
+      </w:r>
+      <w:r>
+        <w:t>): Использование шага в 4 позиции вместо стандартной единицы ускоряет смену алфавитов подстановки «скачками». Это вносит дополнительную неочевидность в работу механизма и затрудняет криптоанализ, основанный на анализе близкорасположенных состояний дисков.</w:t>
+      </w:r>
+    </w:p>
+    <w:p>
+      <w:pPr>
+        <w:numPr>
+          <w:ilvl w:val="0"/>
+          <w:numId w:val="11"/>
+        </w:numPr>
+        <w:ind w:left="0" w:firstLine="709"/>
+      </w:pPr>
+      <w:r>
+        <w:t>Сложность периода повторения: Иерархическая система вращения (движение среднего ротора только при полном обороте правого) обеспечивает длительный период неповторяемости шифрующей последовательности. Это гарантирует, что на протяжении коротких и средних сообщений алфавит подстановки не повторится дважды.</w:t>
+      </w:r>
+    </w:p>
+    <w:p>
+      <w:r>
+        <w:t>Высокая криптостойкость данной модели объясняется тем, что она преобразует закономерности естественного языка в последовательность, близкую к белому шуму. Единственной теоретической уязвимостью остается свойство рефлектора, из-за которого буква никогда не может быть зашифрована сама в себя, однако при большом количестве настроек роторов эта особенность не позволяет провести быстрый взлом системы без знания ключа.</w:t>
       </w:r>
     </w:p>
     <w:p>
@@ -4976,12 +4690,92 @@
         <w:ind w:firstLine="0"/>
         <w:jc w:val="center"/>
       </w:pPr>
-      <w:bookmarkStart w:id="16" w:name="_Toc225553910"/>
+      <w:bookmarkStart w:id="14" w:name="_Toc226184670"/>
       <w:r>
         <w:lastRenderedPageBreak/>
         <w:t>Вывод</w:t>
       </w:r>
-      <w:bookmarkEnd w:id="16"/>
+      <w:bookmarkEnd w:id="14"/>
+    </w:p>
+    <w:p>
+      <w:pPr>
+        <w:rPr>
+          <w:lang w:eastAsia="ru-RU"/>
+        </w:rPr>
+      </w:pPr>
+      <w:r>
+        <w:rPr>
+          <w:lang w:eastAsia="ru-RU"/>
+        </w:rPr>
+        <w:t>В ходе выполнения данной работы была разработана программная модель шифровальной машины «Энигма», позволяющая на практике изучить принципы работы роторных криптографических систем. В процессе выполнения проекта были рассмотрены исторические аспекты создания и применения «Энигмы», а также подробно изучены её конструктивные особенности и алгоритмы шифрования.</w:t>
+      </w:r>
+    </w:p>
+    <w:p>
+      <w:pPr>
+        <w:rPr>
+          <w:lang w:eastAsia="ru-RU"/>
+        </w:rPr>
+      </w:pPr>
+      <w:r>
+        <w:rPr>
+          <w:lang w:eastAsia="ru-RU"/>
+        </w:rPr>
+        <w:t xml:space="preserve">Реализованное приложение демонстрирует процесс последовательного преобразования символов с использованием системы роторов и рефлектора, а также механизм изменения состояния ключа после обработки каждого символа. Это позволило наглядно показать принцип </w:t>
+      </w:r>
+      <w:proofErr w:type="spellStart"/>
+      <w:r>
+        <w:rPr>
+          <w:lang w:eastAsia="ru-RU"/>
+        </w:rPr>
+        <w:t>полиалфавитного</w:t>
+      </w:r>
+      <w:proofErr w:type="spellEnd"/>
+      <w:r>
+        <w:rPr>
+          <w:lang w:eastAsia="ru-RU"/>
+        </w:rPr>
+        <w:t xml:space="preserve"> шифрования, при котором одинаковые символы исходного текста преобразуются в различные символы </w:t>
+      </w:r>
+      <w:proofErr w:type="spellStart"/>
+      <w:r>
+        <w:rPr>
+          <w:lang w:eastAsia="ru-RU"/>
+        </w:rPr>
+        <w:t>шифротекста</w:t>
+      </w:r>
+      <w:proofErr w:type="spellEnd"/>
+      <w:r>
+        <w:rPr>
+          <w:lang w:eastAsia="ru-RU"/>
+        </w:rPr>
+        <w:t>.</w:t>
+      </w:r>
+    </w:p>
+    <w:p>
+      <w:pPr>
+        <w:rPr>
+          <w:lang w:eastAsia="ru-RU"/>
+        </w:rPr>
+      </w:pPr>
+      <w:r>
+        <w:rPr>
+          <w:lang w:eastAsia="ru-RU"/>
+        </w:rPr>
+        <w:t>В ходе анализа криптостойкости было установлено, что даже упрощённая модель «Энигмы» обладает значительным пространством ключей и высокой устойчивостью к простым методам криптоанализа, таким как частотный анализ. Динамическое изменение подстановок и большое количество возможных настроек делают данный подход эффективным для защиты информации.</w:t>
+      </w:r>
+    </w:p>
+    <w:p>
+      <w:pPr>
+        <w:rPr>
+          <w:lang w:eastAsia="ru-RU"/>
+        </w:rPr>
+      </w:pPr>
+      <w:r>
+        <w:rPr>
+          <w:lang w:eastAsia="ru-RU"/>
+        </w:rPr>
+        <w:t>Таким образом, поставленная цель работы была достигнута: разработан симулятор шифровальной машины и изучены основные принципы её функционирования. Полученные результаты могут быть использованы в образовательных целях для демонстрации основ криптографии и принципов работы шифровальных устройств.</w:t>
+      </w:r>
     </w:p>
     <w:p>
       <w:pPr>
@@ -5002,12 +4796,12 @@
         <w:ind w:firstLine="0"/>
         <w:jc w:val="center"/>
       </w:pPr>
-      <w:bookmarkStart w:id="17" w:name="_Toc225553911"/>
+      <w:bookmarkStart w:id="15" w:name="_Toc226184671"/>
       <w:r>
         <w:lastRenderedPageBreak/>
         <w:t>Список используемых источников</w:t>
       </w:r>
-      <w:bookmarkEnd w:id="17"/>
+      <w:bookmarkEnd w:id="15"/>
     </w:p>
     <w:p>
       <w:pPr>
@@ -5037,7 +4831,7 @@
       </w:r>
     </w:p>
     <w:sectPr>
-      <w:headerReference w:type="default" r:id="rId16"/>
+      <w:headerReference w:type="default" r:id="rId11"/>
       <w:pgSz w:w="11906" w:h="16838"/>
       <w:pgMar w:top="1134" w:right="850" w:bottom="1134" w:left="1701" w:header="708" w:footer="708" w:gutter="0"/>
       <w:cols w:space="708"/>
@@ -5136,6 +4930,257 @@
 <file path=word/numbering.xml><?xml version="1.0" encoding="utf-8"?>
 <w:numbering xmlns:wpc="http://schemas.microsoft.com/office/word/2010/wordprocessingCanvas" xmlns:cx="http://schemas.microsoft.com/office/drawing/2014/chartex" xmlns:cx1="http://schemas.microsoft.com/office/drawing/2015/9/8/chartex" xmlns:cx2="http://schemas.microsoft.com/office/drawing/2015/10/21/chartex" xmlns:cx3="http://schemas.microsoft.com/office/drawing/2016/5/9/chartex" xmlns:cx4="http://schemas.microsoft.com/office/drawing/2016/5/10/chartex" xmlns:cx5="http://schemas.microsoft.com/office/drawing/2016/5/11/chartex" xmlns:cx6="http://schemas.microsoft.com/office/drawing/2016/5/12/chartex" xmlns:cx7="http://schemas.microsoft.com/office/drawing/2016/5/13/chartex" xmlns:cx8="http://schemas.microsoft.com/office/drawing/2016/5/14/chartex" xmlns:mc="http://schemas.openxmlformats.org/markup-compatibility/2006" xmlns:aink="http://schemas.microsoft.com/office/drawing/2016/ink" xmlns:am3d="http://schemas.microsoft.com/office/drawing/2017/model3d" xmlns:o="urn:schemas-microsoft-com:office:office" xmlns:oel="http://schemas.microsoft.com/office/2019/extlst" xmlns:r="http://schemas.openxmlformats.org/officeDocument/2006/relationships" xmlns:m="http://schemas.openxmlformats.org/officeDocument/2006/math" xmlns:v="urn:schemas-microsoft-com:vml" xmlns:wp14="http://schemas.microsoft.com/office/word/2010/wordprocessingDrawing" xmlns:wp="http://schemas.openxmlformats.org/drawingml/2006/wordprocessingDrawing" xmlns:w10="urn:schemas-microsoft-com:office:word" xmlns:w="http://schemas.openxmlformats.org/wordprocessingml/2006/main" xmlns:w14="http://schemas.microsoft.com/office/word/2010/wordml" xmlns:w15="http://schemas.microsoft.com/office/word/2012/wordml" xmlns:w16cex="http://schemas.microsoft.com/office/word/2018/wordml/cex" xmlns:w16cid="http://schemas.microsoft.com/office/word/2016/wordml/cid" xmlns:w16="http://schemas.microsoft.com/office/word/2018/wordml" xmlns:w16sdtdh="http://schemas.microsoft.com/office/word/2020/wordml/sdtdatahash" xmlns:w16se="http://schemas.microsoft.com/office/word/2015/wordml/symex" xmlns:wpg="http://schemas.microsoft.com/office/word/2010/wordprocessingGroup" xmlns:wpi="http://schemas.microsoft.com/office/word/2010/wordprocessingInk" xmlns:wne="http://schemas.microsoft.com/office/word/2006/wordml" xmlns:wps="http://schemas.microsoft.com/office/word/2010/wordprocessingShape" mc:Ignorable="w14 w15 w16se w16cid w16 w16cex w16sdtdh wp14">
   <w:abstractNum w:abstractNumId="0" w15:restartNumberingAfterBreak="0">
+    <w:nsid w:val="022C78B8"/>
+    <w:multiLevelType w:val="multilevel"/>
+    <w:tmpl w:val="65D4F67E"/>
+    <w:lvl w:ilvl="0">
+      <w:start w:val="1"/>
+      <w:numFmt w:val="bullet"/>
+      <w:suff w:val="space"/>
+      <w:lvlText w:val="–"/>
+      <w:lvlJc w:val="left"/>
+      <w:pPr>
+        <w:ind w:left="720" w:hanging="360"/>
+      </w:pPr>
+      <w:rPr>
+        <w:rFonts w:ascii="Times New Roman" w:hAnsi="Times New Roman" w:cs="Times New Roman" w:hint="default"/>
+      </w:rPr>
+    </w:lvl>
+    <w:lvl w:ilvl="1">
+      <w:start w:val="1"/>
+      <w:numFmt w:val="decimal"/>
+      <w:lvlText w:val="%2."/>
+      <w:lvlJc w:val="left"/>
+      <w:pPr>
+        <w:tabs>
+          <w:tab w:val="num" w:pos="1440"/>
+        </w:tabs>
+        <w:ind w:left="1440" w:hanging="360"/>
+      </w:pPr>
+      <w:rPr>
+        <w:rFonts w:hint="default"/>
+      </w:rPr>
+    </w:lvl>
+    <w:lvl w:ilvl="2">
+      <w:start w:val="1"/>
+      <w:numFmt w:val="decimal"/>
+      <w:lvlText w:val="%3."/>
+      <w:lvlJc w:val="left"/>
+      <w:pPr>
+        <w:tabs>
+          <w:tab w:val="num" w:pos="2160"/>
+        </w:tabs>
+        <w:ind w:left="2160" w:hanging="360"/>
+      </w:pPr>
+      <w:rPr>
+        <w:rFonts w:hint="default"/>
+      </w:rPr>
+    </w:lvl>
+    <w:lvl w:ilvl="3">
+      <w:start w:val="1"/>
+      <w:numFmt w:val="decimal"/>
+      <w:lvlText w:val="%4."/>
+      <w:lvlJc w:val="left"/>
+      <w:pPr>
+        <w:tabs>
+          <w:tab w:val="num" w:pos="2880"/>
+        </w:tabs>
+        <w:ind w:left="2880" w:hanging="360"/>
+      </w:pPr>
+      <w:rPr>
+        <w:rFonts w:hint="default"/>
+      </w:rPr>
+    </w:lvl>
+    <w:lvl w:ilvl="4">
+      <w:start w:val="1"/>
+      <w:numFmt w:val="decimal"/>
+      <w:lvlText w:val="%5."/>
+      <w:lvlJc w:val="left"/>
+      <w:pPr>
+        <w:tabs>
+          <w:tab w:val="num" w:pos="3600"/>
+        </w:tabs>
+        <w:ind w:left="3600" w:hanging="360"/>
+      </w:pPr>
+      <w:rPr>
+        <w:rFonts w:hint="default"/>
+      </w:rPr>
+    </w:lvl>
+    <w:lvl w:ilvl="5">
+      <w:start w:val="1"/>
+      <w:numFmt w:val="decimal"/>
+      <w:lvlText w:val="%6."/>
+      <w:lvlJc w:val="left"/>
+      <w:pPr>
+        <w:tabs>
+          <w:tab w:val="num" w:pos="4320"/>
+        </w:tabs>
+        <w:ind w:left="4320" w:hanging="360"/>
+      </w:pPr>
+      <w:rPr>
+        <w:rFonts w:hint="default"/>
+      </w:rPr>
+    </w:lvl>
+    <w:lvl w:ilvl="6">
+      <w:start w:val="1"/>
+      <w:numFmt w:val="decimal"/>
+      <w:lvlText w:val="%7."/>
+      <w:lvlJc w:val="left"/>
+      <w:pPr>
+        <w:tabs>
+          <w:tab w:val="num" w:pos="5040"/>
+        </w:tabs>
+        <w:ind w:left="5040" w:hanging="360"/>
+      </w:pPr>
+      <w:rPr>
+        <w:rFonts w:hint="default"/>
+      </w:rPr>
+    </w:lvl>
+    <w:lvl w:ilvl="7">
+      <w:start w:val="1"/>
+      <w:numFmt w:val="decimal"/>
+      <w:lvlText w:val="%8."/>
+      <w:lvlJc w:val="left"/>
+      <w:pPr>
+        <w:tabs>
+          <w:tab w:val="num" w:pos="5760"/>
+        </w:tabs>
+        <w:ind w:left="5760" w:hanging="360"/>
+      </w:pPr>
+      <w:rPr>
+        <w:rFonts w:hint="default"/>
+      </w:rPr>
+    </w:lvl>
+    <w:lvl w:ilvl="8">
+      <w:start w:val="1"/>
+      <w:numFmt w:val="decimal"/>
+      <w:lvlText w:val="%9."/>
+      <w:lvlJc w:val="left"/>
+      <w:pPr>
+        <w:tabs>
+          <w:tab w:val="num" w:pos="6480"/>
+        </w:tabs>
+        <w:ind w:left="6480" w:hanging="360"/>
+      </w:pPr>
+      <w:rPr>
+        <w:rFonts w:hint="default"/>
+      </w:rPr>
+    </w:lvl>
+  </w:abstractNum>
+  <w:abstractNum w:abstractNumId="1" w15:restartNumberingAfterBreak="0">
+    <w:nsid w:val="18662B43"/>
+    <w:multiLevelType w:val="multilevel"/>
+    <w:tmpl w:val="B3008428"/>
+    <w:lvl w:ilvl="0">
+      <w:start w:val="1"/>
+      <w:numFmt w:val="decimal"/>
+      <w:lvlText w:val="%1."/>
+      <w:lvlJc w:val="left"/>
+      <w:pPr>
+        <w:tabs>
+          <w:tab w:val="num" w:pos="720"/>
+        </w:tabs>
+        <w:ind w:left="720" w:hanging="360"/>
+      </w:pPr>
+    </w:lvl>
+    <w:lvl w:ilvl="1" w:tentative="1">
+      <w:start w:val="1"/>
+      <w:numFmt w:val="decimal"/>
+      <w:lvlText w:val="%2."/>
+      <w:lvlJc w:val="left"/>
+      <w:pPr>
+        <w:tabs>
+          <w:tab w:val="num" w:pos="1440"/>
+        </w:tabs>
+        <w:ind w:left="1440" w:hanging="360"/>
+      </w:pPr>
+    </w:lvl>
+    <w:lvl w:ilvl="2" w:tentative="1">
+      <w:start w:val="1"/>
+      <w:numFmt w:val="decimal"/>
+      <w:lvlText w:val="%3."/>
+      <w:lvlJc w:val="left"/>
+      <w:pPr>
+        <w:tabs>
+          <w:tab w:val="num" w:pos="2160"/>
+        </w:tabs>
+        <w:ind w:left="2160" w:hanging="360"/>
+      </w:pPr>
+    </w:lvl>
+    <w:lvl w:ilvl="3" w:tentative="1">
+      <w:start w:val="1"/>
+      <w:numFmt w:val="decimal"/>
+      <w:lvlText w:val="%4."/>
+      <w:lvlJc w:val="left"/>
+      <w:pPr>
+        <w:tabs>
+          <w:tab w:val="num" w:pos="2880"/>
+        </w:tabs>
+        <w:ind w:left="2880" w:hanging="360"/>
+      </w:pPr>
+    </w:lvl>
+    <w:lvl w:ilvl="4" w:tentative="1">
+      <w:start w:val="1"/>
+      <w:numFmt w:val="decimal"/>
+      <w:lvlText w:val="%5."/>
+      <w:lvlJc w:val="left"/>
+      <w:pPr>
+        <w:tabs>
+          <w:tab w:val="num" w:pos="3600"/>
+        </w:tabs>
+        <w:ind w:left="3600" w:hanging="360"/>
+      </w:pPr>
+    </w:lvl>
+    <w:lvl w:ilvl="5" w:tentative="1">
+      <w:start w:val="1"/>
+      <w:numFmt w:val="decimal"/>
+      <w:lvlText w:val="%6."/>
+      <w:lvlJc w:val="left"/>
+      <w:pPr>
+        <w:tabs>
+          <w:tab w:val="num" w:pos="4320"/>
+        </w:tabs>
+        <w:ind w:left="4320" w:hanging="360"/>
+      </w:pPr>
+    </w:lvl>
+    <w:lvl w:ilvl="6" w:tentative="1">
+      <w:start w:val="1"/>
+      <w:numFmt w:val="decimal"/>
+      <w:lvlText w:val="%7."/>
+      <w:lvlJc w:val="left"/>
+      <w:pPr>
+        <w:tabs>
+          <w:tab w:val="num" w:pos="5040"/>
+        </w:tabs>
+        <w:ind w:left="5040" w:hanging="360"/>
+      </w:pPr>
+    </w:lvl>
+    <w:lvl w:ilvl="7" w:tentative="1">
+      <w:start w:val="1"/>
+      <w:numFmt w:val="decimal"/>
+      <w:lvlText w:val="%8."/>
+      <w:lvlJc w:val="left"/>
+      <w:pPr>
+        <w:tabs>
+          <w:tab w:val="num" w:pos="5760"/>
+        </w:tabs>
+        <w:ind w:left="5760" w:hanging="360"/>
+      </w:pPr>
+    </w:lvl>
+    <w:lvl w:ilvl="8" w:tentative="1">
+      <w:start w:val="1"/>
+      <w:numFmt w:val="decimal"/>
+      <w:lvlText w:val="%9."/>
+      <w:lvlJc w:val="left"/>
+      <w:pPr>
+        <w:tabs>
+          <w:tab w:val="num" w:pos="6480"/>
+        </w:tabs>
+        <w:ind w:left="6480" w:hanging="360"/>
+      </w:pPr>
+    </w:lvl>
+  </w:abstractNum>
+  <w:abstractNum w:abstractNumId="2" w15:restartNumberingAfterBreak="0">
     <w:nsid w:val="253D3E41"/>
     <w:multiLevelType w:val="hybridMultilevel"/>
     <w:tmpl w:val="FC96B83A"/>
@@ -5248,7 +5293,7 @@
       </w:rPr>
     </w:lvl>
   </w:abstractNum>
-  <w:abstractNum w:abstractNumId="1" w15:restartNumberingAfterBreak="0">
+  <w:abstractNum w:abstractNumId="3" w15:restartNumberingAfterBreak="0">
     <w:nsid w:val="30FF70A3"/>
     <w:multiLevelType w:val="hybridMultilevel"/>
     <w:tmpl w:val="1A92A3F2"/>
@@ -5362,7 +5407,7 @@
       </w:rPr>
     </w:lvl>
   </w:abstractNum>
-  <w:abstractNum w:abstractNumId="2" w15:restartNumberingAfterBreak="0">
+  <w:abstractNum w:abstractNumId="4" w15:restartNumberingAfterBreak="0">
     <w:nsid w:val="41D26160"/>
     <w:multiLevelType w:val="multilevel"/>
     <w:tmpl w:val="786C5E8E"/>
@@ -5484,7 +5529,7 @@
       </w:rPr>
     </w:lvl>
   </w:abstractNum>
-  <w:abstractNum w:abstractNumId="3" w15:restartNumberingAfterBreak="0">
+  <w:abstractNum w:abstractNumId="5" w15:restartNumberingAfterBreak="0">
     <w:nsid w:val="55E2049B"/>
     <w:multiLevelType w:val="multilevel"/>
     <w:tmpl w:val="B8901F40"/>
@@ -5598,7 +5643,7 @@
       </w:rPr>
     </w:lvl>
   </w:abstractNum>
-  <w:abstractNum w:abstractNumId="4" w15:restartNumberingAfterBreak="0">
+  <w:abstractNum w:abstractNumId="6" w15:restartNumberingAfterBreak="0">
     <w:nsid w:val="5F6031FF"/>
     <w:multiLevelType w:val="hybridMultilevel"/>
     <w:tmpl w:val="1472D036"/>
@@ -5711,7 +5756,7 @@
       </w:rPr>
     </w:lvl>
   </w:abstractNum>
-  <w:abstractNum w:abstractNumId="5" w15:restartNumberingAfterBreak="0">
+  <w:abstractNum w:abstractNumId="7" w15:restartNumberingAfterBreak="0">
     <w:nsid w:val="701C42DA"/>
     <w:multiLevelType w:val="multilevel"/>
     <w:tmpl w:val="849005EE"/>
@@ -5825,7 +5870,7 @@
       </w:rPr>
     </w:lvl>
   </w:abstractNum>
-  <w:abstractNum w:abstractNumId="6" w15:restartNumberingAfterBreak="0">
+  <w:abstractNum w:abstractNumId="8" w15:restartNumberingAfterBreak="0">
     <w:nsid w:val="72F44A2E"/>
     <w:multiLevelType w:val="multilevel"/>
     <w:tmpl w:val="0060AF9E"/>
@@ -5975,10 +6020,10 @@
     </w:lvl>
   </w:abstractNum>
   <w:num w:numId="1" w16cid:durableId="1053968728">
-    <w:abstractNumId w:val="2"/>
+    <w:abstractNumId w:val="4"/>
   </w:num>
   <w:num w:numId="2" w16cid:durableId="1977680292">
-    <w:abstractNumId w:val="2"/>
+    <w:abstractNumId w:val="4"/>
     <w:lvlOverride w:ilvl="0">
       <w:lvl w:ilvl="0">
         <w:start w:val="2"/>
@@ -6117,7 +6162,7 @@
     </w:lvlOverride>
   </w:num>
   <w:num w:numId="3" w16cid:durableId="547189078">
-    <w:abstractNumId w:val="2"/>
+    <w:abstractNumId w:val="4"/>
     <w:lvlOverride w:ilvl="0">
       <w:lvl w:ilvl="0">
         <w:start w:val="2"/>
@@ -6256,22 +6301,28 @@
     </w:lvlOverride>
   </w:num>
   <w:num w:numId="4" w16cid:durableId="1232278478">
+    <w:abstractNumId w:val="7"/>
+  </w:num>
+  <w:num w:numId="5" w16cid:durableId="1218130958">
     <w:abstractNumId w:val="5"/>
   </w:num>
-  <w:num w:numId="5" w16cid:durableId="1218130958">
+  <w:num w:numId="6" w16cid:durableId="1686440772">
+    <w:abstractNumId w:val="8"/>
+  </w:num>
+  <w:num w:numId="7" w16cid:durableId="877661722">
+    <w:abstractNumId w:val="2"/>
+  </w:num>
+  <w:num w:numId="8" w16cid:durableId="1321497007">
+    <w:abstractNumId w:val="6"/>
+  </w:num>
+  <w:num w:numId="9" w16cid:durableId="1692023701">
     <w:abstractNumId w:val="3"/>
   </w:num>
-  <w:num w:numId="6" w16cid:durableId="1686440772">
-    <w:abstractNumId w:val="6"/>
+  <w:num w:numId="10" w16cid:durableId="975182244">
+    <w:abstractNumId w:val="1"/>
   </w:num>
-  <w:num w:numId="7" w16cid:durableId="877661722">
+  <w:num w:numId="11" w16cid:durableId="140319471">
     <w:abstractNumId w:val="0"/>
-  </w:num>
-  <w:num w:numId="8" w16cid:durableId="1321497007">
-    <w:abstractNumId w:val="4"/>
-  </w:num>
-  <w:num w:numId="9" w16cid:durableId="1692023701">
-    <w:abstractNumId w:val="1"/>
   </w:num>
   <w:numIdMacAtCleanup w:val="4"/>
 </w:numbering>
